--- a/docs/Memoria - PaulaIzurrateguiDAM.pdf.docx
+++ b/docs/Memoria - PaulaIzurrateguiDAM.pdf.docx
@@ -153,7 +153,7 @@
             </w:rPr>
             <w:fldChar w:fldCharType="separate"/>
           </w:r>
-          <w:hyperlink w:anchor="_Toc230894472" w:history="1">
+          <w:hyperlink w:anchor="_Toc231322281" w:history="1">
             <w:r>
               <w:rPr>
                 <w:rStyle w:val="Hipervnculo"/>
@@ -180,7 +180,7 @@
                 <w:noProof/>
                 <w:webHidden/>
               </w:rPr>
-              <w:instrText xml:space="preserve"> PAGEREF _Toc230894472 \h </w:instrText>
+              <w:instrText xml:space="preserve"> PAGEREF _Toc231322281 \h </w:instrText>
             </w:r>
             <w:r>
               <w:rPr>
@@ -225,7 +225,7 @@
               <w14:ligatures w14:val="standardContextual"/>
             </w:rPr>
           </w:pPr>
-          <w:hyperlink w:anchor="_Toc230894473" w:history="1">
+          <w:hyperlink w:anchor="_Toc231322282" w:history="1">
             <w:r>
               <w:rPr>
                 <w:rStyle w:val="Hipervnculo"/>
@@ -252,7 +252,7 @@
                 <w:noProof/>
                 <w:webHidden/>
               </w:rPr>
-              <w:instrText xml:space="preserve"> PAGEREF _Toc230894473 \h </w:instrText>
+              <w:instrText xml:space="preserve"> PAGEREF _Toc231322282 \h </w:instrText>
             </w:r>
             <w:r>
               <w:rPr>
@@ -297,7 +297,7 @@
               <w14:ligatures w14:val="standardContextual"/>
             </w:rPr>
           </w:pPr>
-          <w:hyperlink w:anchor="_Toc230894474" w:history="1">
+          <w:hyperlink w:anchor="_Toc231322283" w:history="1">
             <w:r>
               <w:rPr>
                 <w:rStyle w:val="Hipervnculo"/>
@@ -324,7 +324,7 @@
                 <w:noProof/>
                 <w:webHidden/>
               </w:rPr>
-              <w:instrText xml:space="preserve"> PAGEREF _Toc230894474 \h </w:instrText>
+              <w:instrText xml:space="preserve"> PAGEREF _Toc231322283 \h </w:instrText>
             </w:r>
             <w:r>
               <w:rPr>
@@ -369,7 +369,7 @@
               <w14:ligatures w14:val="standardContextual"/>
             </w:rPr>
           </w:pPr>
-          <w:hyperlink w:anchor="_Toc230894475" w:history="1">
+          <w:hyperlink w:anchor="_Toc231322284" w:history="1">
             <w:r>
               <w:rPr>
                 <w:rStyle w:val="Hipervnculo"/>
@@ -396,7 +396,7 @@
                 <w:noProof/>
                 <w:webHidden/>
               </w:rPr>
-              <w:instrText xml:space="preserve"> PAGEREF _Toc230894475 \h </w:instrText>
+              <w:instrText xml:space="preserve"> PAGEREF _Toc231322284 \h </w:instrText>
             </w:r>
             <w:r>
               <w:rPr>
@@ -441,7 +441,7 @@
               <w14:ligatures w14:val="standardContextual"/>
             </w:rPr>
           </w:pPr>
-          <w:hyperlink w:anchor="_Toc230894476" w:history="1">
+          <w:hyperlink w:anchor="_Toc231322285" w:history="1">
             <w:r>
               <w:rPr>
                 <w:rStyle w:val="Hipervnculo"/>
@@ -468,7 +468,7 @@
                 <w:noProof/>
                 <w:webHidden/>
               </w:rPr>
-              <w:instrText xml:space="preserve"> PAGEREF _Toc230894476 \h </w:instrText>
+              <w:instrText xml:space="preserve"> PAGEREF _Toc231322285 \h </w:instrText>
             </w:r>
             <w:r>
               <w:rPr>
@@ -513,7 +513,7 @@
               <w14:ligatures w14:val="standardContextual"/>
             </w:rPr>
           </w:pPr>
-          <w:hyperlink w:anchor="_Toc230894477" w:history="1">
+          <w:hyperlink w:anchor="_Toc231322286" w:history="1">
             <w:r>
               <w:rPr>
                 <w:rStyle w:val="Hipervnculo"/>
@@ -540,7 +540,7 @@
                 <w:noProof/>
                 <w:webHidden/>
               </w:rPr>
-              <w:instrText xml:space="preserve"> PAGEREF _Toc230894477 \h </w:instrText>
+              <w:instrText xml:space="preserve"> PAGEREF _Toc231322286 \h </w:instrText>
             </w:r>
             <w:r>
               <w:rPr>
@@ -585,7 +585,7 @@
               <w14:ligatures w14:val="standardContextual"/>
             </w:rPr>
           </w:pPr>
-          <w:hyperlink w:anchor="_Toc230894478" w:history="1">
+          <w:hyperlink w:anchor="_Toc231322287" w:history="1">
             <w:r>
               <w:rPr>
                 <w:rStyle w:val="Hipervnculo"/>
@@ -612,7 +612,7 @@
                 <w:noProof/>
                 <w:webHidden/>
               </w:rPr>
-              <w:instrText xml:space="preserve"> PAGEREF _Toc230894478 \h </w:instrText>
+              <w:instrText xml:space="preserve"> PAGEREF _Toc231322287 \h </w:instrText>
             </w:r>
             <w:r>
               <w:rPr>
@@ -657,7 +657,7 @@
               <w14:ligatures w14:val="standardContextual"/>
             </w:rPr>
           </w:pPr>
-          <w:hyperlink w:anchor="_Toc230894479" w:history="1">
+          <w:hyperlink w:anchor="_Toc231322288" w:history="1">
             <w:r>
               <w:rPr>
                 <w:rStyle w:val="Hipervnculo"/>
@@ -684,7 +684,7 @@
                 <w:noProof/>
                 <w:webHidden/>
               </w:rPr>
-              <w:instrText xml:space="preserve"> PAGEREF _Toc230894479 \h </w:instrText>
+              <w:instrText xml:space="preserve"> PAGEREF _Toc231322288 \h </w:instrText>
             </w:r>
             <w:r>
               <w:rPr>
@@ -729,7 +729,7 @@
               <w14:ligatures w14:val="standardContextual"/>
             </w:rPr>
           </w:pPr>
-          <w:hyperlink w:anchor="_Toc230894480" w:history="1">
+          <w:hyperlink w:anchor="_Toc231322289" w:history="1">
             <w:r>
               <w:rPr>
                 <w:rStyle w:val="Hipervnculo"/>
@@ -756,7 +756,7 @@
                 <w:noProof/>
                 <w:webHidden/>
               </w:rPr>
-              <w:instrText xml:space="preserve"> PAGEREF _Toc230894480 \h </w:instrText>
+              <w:instrText xml:space="preserve"> PAGEREF _Toc231322289 \h </w:instrText>
             </w:r>
             <w:r>
               <w:rPr>
@@ -801,7 +801,7 @@
               <w14:ligatures w14:val="standardContextual"/>
             </w:rPr>
           </w:pPr>
-          <w:hyperlink w:anchor="_Toc230894481" w:history="1">
+          <w:hyperlink w:anchor="_Toc231322290" w:history="1">
             <w:r>
               <w:rPr>
                 <w:rStyle w:val="Hipervnculo"/>
@@ -828,7 +828,7 @@
                 <w:noProof/>
                 <w:webHidden/>
               </w:rPr>
-              <w:instrText xml:space="preserve"> PAGEREF _Toc230894481 \h </w:instrText>
+              <w:instrText xml:space="preserve"> PAGEREF _Toc231322290 \h </w:instrText>
             </w:r>
             <w:r>
               <w:rPr>
@@ -873,7 +873,7 @@
               <w14:ligatures w14:val="standardContextual"/>
             </w:rPr>
           </w:pPr>
-          <w:hyperlink w:anchor="_Toc230894482" w:history="1">
+          <w:hyperlink w:anchor="_Toc231322291" w:history="1">
             <w:r>
               <w:rPr>
                 <w:rStyle w:val="Hipervnculo"/>
@@ -900,7 +900,7 @@
                 <w:noProof/>
                 <w:webHidden/>
               </w:rPr>
-              <w:instrText xml:space="preserve"> PAGEREF _Toc230894482 \h </w:instrText>
+              <w:instrText xml:space="preserve"> PAGEREF _Toc231322291 \h </w:instrText>
             </w:r>
             <w:r>
               <w:rPr>
@@ -945,7 +945,7 @@
               <w14:ligatures w14:val="standardContextual"/>
             </w:rPr>
           </w:pPr>
-          <w:hyperlink w:anchor="_Toc230894483" w:history="1">
+          <w:hyperlink w:anchor="_Toc231322292" w:history="1">
             <w:r>
               <w:rPr>
                 <w:rStyle w:val="Hipervnculo"/>
@@ -972,7 +972,7 @@
                 <w:noProof/>
                 <w:webHidden/>
               </w:rPr>
-              <w:instrText xml:space="preserve"> PAGEREF _Toc230894483 \h </w:instrText>
+              <w:instrText xml:space="preserve"> PAGEREF _Toc231322292 \h </w:instrText>
             </w:r>
             <w:r>
               <w:rPr>
@@ -1017,7 +1017,7 @@
               <w14:ligatures w14:val="standardContextual"/>
             </w:rPr>
           </w:pPr>
-          <w:hyperlink w:anchor="_Toc230894484" w:history="1">
+          <w:hyperlink w:anchor="_Toc231322293" w:history="1">
             <w:r>
               <w:rPr>
                 <w:rStyle w:val="Hipervnculo"/>
@@ -1044,7 +1044,7 @@
                 <w:noProof/>
                 <w:webHidden/>
               </w:rPr>
-              <w:instrText xml:space="preserve"> PAGEREF _Toc230894484 \h </w:instrText>
+              <w:instrText xml:space="preserve"> PAGEREF _Toc231322293 \h </w:instrText>
             </w:r>
             <w:r>
               <w:rPr>
@@ -1089,7 +1089,7 @@
               <w14:ligatures w14:val="standardContextual"/>
             </w:rPr>
           </w:pPr>
-          <w:hyperlink w:anchor="_Toc230894485" w:history="1">
+          <w:hyperlink w:anchor="_Toc231322294" w:history="1">
             <w:r>
               <w:rPr>
                 <w:rStyle w:val="Hipervnculo"/>
@@ -1116,7 +1116,7 @@
                 <w:noProof/>
                 <w:webHidden/>
               </w:rPr>
-              <w:instrText xml:space="preserve"> PAGEREF _Toc230894485 \h </w:instrText>
+              <w:instrText xml:space="preserve"> PAGEREF _Toc231322294 \h </w:instrText>
             </w:r>
             <w:r>
               <w:rPr>
@@ -1161,7 +1161,7 @@
               <w14:ligatures w14:val="standardContextual"/>
             </w:rPr>
           </w:pPr>
-          <w:hyperlink w:anchor="_Toc230894486" w:history="1">
+          <w:hyperlink w:anchor="_Toc231322295" w:history="1">
             <w:r>
               <w:rPr>
                 <w:rStyle w:val="Hipervnculo"/>
@@ -1188,7 +1188,7 @@
                 <w:noProof/>
                 <w:webHidden/>
               </w:rPr>
-              <w:instrText xml:space="preserve"> PAGEREF _Toc230894486 \h </w:instrText>
+              <w:instrText xml:space="preserve"> PAGEREF _Toc231322295 \h </w:instrText>
             </w:r>
             <w:r>
               <w:rPr>
@@ -1233,7 +1233,7 @@
               <w14:ligatures w14:val="standardContextual"/>
             </w:rPr>
           </w:pPr>
-          <w:hyperlink w:anchor="_Toc230894487" w:history="1">
+          <w:hyperlink w:anchor="_Toc231322296" w:history="1">
             <w:r>
               <w:rPr>
                 <w:rStyle w:val="Hipervnculo"/>
@@ -1260,7 +1260,7 @@
                 <w:noProof/>
                 <w:webHidden/>
               </w:rPr>
-              <w:instrText xml:space="preserve"> PAGEREF _Toc230894487 \h </w:instrText>
+              <w:instrText xml:space="preserve"> PAGEREF _Toc231322296 \h </w:instrText>
             </w:r>
             <w:r>
               <w:rPr>
@@ -1305,7 +1305,7 @@
               <w14:ligatures w14:val="standardContextual"/>
             </w:rPr>
           </w:pPr>
-          <w:hyperlink w:anchor="_Toc230894488" w:history="1">
+          <w:hyperlink w:anchor="_Toc231322297" w:history="1">
             <w:r>
               <w:rPr>
                 <w:rStyle w:val="Hipervnculo"/>
@@ -1332,7 +1332,7 @@
                 <w:noProof/>
                 <w:webHidden/>
               </w:rPr>
-              <w:instrText xml:space="preserve"> PAGEREF _Toc230894488 \h </w:instrText>
+              <w:instrText xml:space="preserve"> PAGEREF _Toc231322297 \h </w:instrText>
             </w:r>
             <w:r>
               <w:rPr>
@@ -1377,7 +1377,7 @@
               <w14:ligatures w14:val="standardContextual"/>
             </w:rPr>
           </w:pPr>
-          <w:hyperlink w:anchor="_Toc230894489" w:history="1">
+          <w:hyperlink w:anchor="_Toc231322298" w:history="1">
             <w:r>
               <w:rPr>
                 <w:rStyle w:val="Hipervnculo"/>
@@ -1404,7 +1404,7 @@
                 <w:noProof/>
                 <w:webHidden/>
               </w:rPr>
-              <w:instrText xml:space="preserve"> PAGEREF _Toc230894489 \h </w:instrText>
+              <w:instrText xml:space="preserve"> PAGEREF _Toc231322298 \h </w:instrText>
             </w:r>
             <w:r>
               <w:rPr>
@@ -1424,7 +1424,7 @@
                 <w:noProof/>
                 <w:webHidden/>
               </w:rPr>
-              <w:t>13</w:t>
+              <w:t>14</w:t>
             </w:r>
             <w:r>
               <w:rPr>
@@ -1449,7 +1449,7 @@
               <w14:ligatures w14:val="standardContextual"/>
             </w:rPr>
           </w:pPr>
-          <w:hyperlink w:anchor="_Toc230894490" w:history="1">
+          <w:hyperlink w:anchor="_Toc231322299" w:history="1">
             <w:r>
               <w:rPr>
                 <w:rStyle w:val="Hipervnculo"/>
@@ -1476,7 +1476,7 @@
                 <w:noProof/>
                 <w:webHidden/>
               </w:rPr>
-              <w:instrText xml:space="preserve"> PAGEREF _Toc230894490 \h </w:instrText>
+              <w:instrText xml:space="preserve"> PAGEREF _Toc231322299 \h </w:instrText>
             </w:r>
             <w:r>
               <w:rPr>
@@ -1496,7 +1496,7 @@
                 <w:noProof/>
                 <w:webHidden/>
               </w:rPr>
-              <w:t>15</w:t>
+              <w:t>14</w:t>
             </w:r>
             <w:r>
               <w:rPr>
@@ -1521,7 +1521,7 @@
               <w14:ligatures w14:val="standardContextual"/>
             </w:rPr>
           </w:pPr>
-          <w:hyperlink w:anchor="_Toc230894491" w:history="1">
+          <w:hyperlink w:anchor="_Toc231322300" w:history="1">
             <w:r>
               <w:rPr>
                 <w:rStyle w:val="Hipervnculo"/>
@@ -1548,7 +1548,7 @@
                 <w:noProof/>
                 <w:webHidden/>
               </w:rPr>
-              <w:instrText xml:space="preserve"> PAGEREF _Toc230894491 \h </w:instrText>
+              <w:instrText xml:space="preserve"> PAGEREF _Toc231322300 \h </w:instrText>
             </w:r>
             <w:r>
               <w:rPr>
@@ -1568,7 +1568,7 @@
                 <w:noProof/>
                 <w:webHidden/>
               </w:rPr>
-              <w:t>15</w:t>
+              <w:t>14</w:t>
             </w:r>
             <w:r>
               <w:rPr>
@@ -1593,7 +1593,7 @@
               <w14:ligatures w14:val="standardContextual"/>
             </w:rPr>
           </w:pPr>
-          <w:hyperlink w:anchor="_Toc230894492" w:history="1">
+          <w:hyperlink w:anchor="_Toc231322301" w:history="1">
             <w:r>
               <w:rPr>
                 <w:rStyle w:val="Hipervnculo"/>
@@ -1620,7 +1620,7 @@
                 <w:noProof/>
                 <w:webHidden/>
               </w:rPr>
-              <w:instrText xml:space="preserve"> PAGEREF _Toc230894492 \h </w:instrText>
+              <w:instrText xml:space="preserve"> PAGEREF _Toc231322301 \h </w:instrText>
             </w:r>
             <w:r>
               <w:rPr>
@@ -1640,7 +1640,7 @@
                 <w:noProof/>
                 <w:webHidden/>
               </w:rPr>
-              <w:t>15</w:t>
+              <w:t>14</w:t>
             </w:r>
             <w:r>
               <w:rPr>
@@ -1665,7 +1665,7 @@
               <w14:ligatures w14:val="standardContextual"/>
             </w:rPr>
           </w:pPr>
-          <w:hyperlink w:anchor="_Toc230894493" w:history="1">
+          <w:hyperlink w:anchor="_Toc231322302" w:history="1">
             <w:r>
               <w:rPr>
                 <w:rStyle w:val="Hipervnculo"/>
@@ -1692,7 +1692,7 @@
                 <w:noProof/>
                 <w:webHidden/>
               </w:rPr>
-              <w:instrText xml:space="preserve"> PAGEREF _Toc230894493 \h </w:instrText>
+              <w:instrText xml:space="preserve"> PAGEREF _Toc231322302 \h </w:instrText>
             </w:r>
             <w:r>
               <w:rPr>
@@ -1737,7 +1737,7 @@
               <w14:ligatures w14:val="standardContextual"/>
             </w:rPr>
           </w:pPr>
-          <w:hyperlink w:anchor="_Toc230894494" w:history="1">
+          <w:hyperlink w:anchor="_Toc231322303" w:history="1">
             <w:r>
               <w:rPr>
                 <w:rStyle w:val="Hipervnculo"/>
@@ -1764,7 +1764,7 @@
                 <w:noProof/>
                 <w:webHidden/>
               </w:rPr>
-              <w:instrText xml:space="preserve"> PAGEREF _Toc230894494 \h </w:instrText>
+              <w:instrText xml:space="preserve"> PAGEREF _Toc231322303 \h </w:instrText>
             </w:r>
             <w:r>
               <w:rPr>
@@ -1809,7 +1809,7 @@
               <w14:ligatures w14:val="standardContextual"/>
             </w:rPr>
           </w:pPr>
-          <w:hyperlink w:anchor="_Toc230894495" w:history="1">
+          <w:hyperlink w:anchor="_Toc231322304" w:history="1">
             <w:r>
               <w:rPr>
                 <w:rStyle w:val="Hipervnculo"/>
@@ -1836,7 +1836,7 @@
                 <w:noProof/>
                 <w:webHidden/>
               </w:rPr>
-              <w:instrText xml:space="preserve"> PAGEREF _Toc230894495 \h </w:instrText>
+              <w:instrText xml:space="preserve"> PAGEREF _Toc231322304 \h </w:instrText>
             </w:r>
             <w:r>
               <w:rPr>
@@ -1856,7 +1856,7 @@
                 <w:noProof/>
                 <w:webHidden/>
               </w:rPr>
-              <w:t>17</w:t>
+              <w:t>16</w:t>
             </w:r>
             <w:r>
               <w:rPr>
@@ -1881,7 +1881,7 @@
               <w14:ligatures w14:val="standardContextual"/>
             </w:rPr>
           </w:pPr>
-          <w:hyperlink w:anchor="_Toc230894496" w:history="1">
+          <w:hyperlink w:anchor="_Toc231322305" w:history="1">
             <w:r>
               <w:rPr>
                 <w:rStyle w:val="Hipervnculo"/>
@@ -1908,7 +1908,7 @@
                 <w:noProof/>
                 <w:webHidden/>
               </w:rPr>
-              <w:instrText xml:space="preserve"> PAGEREF _Toc230894496 \h </w:instrText>
+              <w:instrText xml:space="preserve"> PAGEREF _Toc231322305 \h </w:instrText>
             </w:r>
             <w:r>
               <w:rPr>
@@ -1928,7 +1928,7 @@
                 <w:noProof/>
                 <w:webHidden/>
               </w:rPr>
-              <w:t>17</w:t>
+              <w:t>16</w:t>
             </w:r>
             <w:r>
               <w:rPr>
@@ -1953,7 +1953,7 @@
               <w14:ligatures w14:val="standardContextual"/>
             </w:rPr>
           </w:pPr>
-          <w:hyperlink w:anchor="_Toc230894497" w:history="1">
+          <w:hyperlink w:anchor="_Toc231322306" w:history="1">
             <w:r>
               <w:rPr>
                 <w:rStyle w:val="Hipervnculo"/>
@@ -1980,7 +1980,7 @@
                 <w:noProof/>
                 <w:webHidden/>
               </w:rPr>
-              <w:instrText xml:space="preserve"> PAGEREF _Toc230894497 \h </w:instrText>
+              <w:instrText xml:space="preserve"> PAGEREF _Toc231322306 \h </w:instrText>
             </w:r>
             <w:r>
               <w:rPr>
@@ -2000,7 +2000,7 @@
                 <w:noProof/>
                 <w:webHidden/>
               </w:rPr>
-              <w:t>18</w:t>
+              <w:t>17</w:t>
             </w:r>
             <w:r>
               <w:rPr>
@@ -2025,7 +2025,7 @@
               <w14:ligatures w14:val="standardContextual"/>
             </w:rPr>
           </w:pPr>
-          <w:hyperlink w:anchor="_Toc230894498" w:history="1">
+          <w:hyperlink w:anchor="_Toc231322307" w:history="1">
             <w:r>
               <w:rPr>
                 <w:rStyle w:val="Hipervnculo"/>
@@ -2052,7 +2052,7 @@
                 <w:noProof/>
                 <w:webHidden/>
               </w:rPr>
-              <w:instrText xml:space="preserve"> PAGEREF _Toc230894498 \h </w:instrText>
+              <w:instrText xml:space="preserve"> PAGEREF _Toc231322307 \h </w:instrText>
             </w:r>
             <w:r>
               <w:rPr>
@@ -2072,7 +2072,7 @@
                 <w:noProof/>
                 <w:webHidden/>
               </w:rPr>
-              <w:t>19</w:t>
+              <w:t>18</w:t>
             </w:r>
             <w:r>
               <w:rPr>
@@ -2097,7 +2097,7 @@
               <w14:ligatures w14:val="standardContextual"/>
             </w:rPr>
           </w:pPr>
-          <w:hyperlink w:anchor="_Toc230894499" w:history="1">
+          <w:hyperlink w:anchor="_Toc231322308" w:history="1">
             <w:r>
               <w:rPr>
                 <w:rStyle w:val="Hipervnculo"/>
@@ -2124,7 +2124,7 @@
                 <w:noProof/>
                 <w:webHidden/>
               </w:rPr>
-              <w:instrText xml:space="preserve"> PAGEREF _Toc230894499 \h </w:instrText>
+              <w:instrText xml:space="preserve"> PAGEREF _Toc231322308 \h </w:instrText>
             </w:r>
             <w:r>
               <w:rPr>
@@ -2169,7 +2169,7 @@
               <w14:ligatures w14:val="standardContextual"/>
             </w:rPr>
           </w:pPr>
-          <w:hyperlink w:anchor="_Toc230894500" w:history="1">
+          <w:hyperlink w:anchor="_Toc231322309" w:history="1">
             <w:r>
               <w:rPr>
                 <w:rStyle w:val="Hipervnculo"/>
@@ -2196,7 +2196,7 @@
                 <w:noProof/>
                 <w:webHidden/>
               </w:rPr>
-              <w:instrText xml:space="preserve"> PAGEREF _Toc230894500 \h </w:instrText>
+              <w:instrText xml:space="preserve"> PAGEREF _Toc231322309 \h </w:instrText>
             </w:r>
             <w:r>
               <w:rPr>
@@ -2216,7 +2216,7 @@
                 <w:noProof/>
                 <w:webHidden/>
               </w:rPr>
-              <w:t>20</w:t>
+              <w:t>19</w:t>
             </w:r>
             <w:r>
               <w:rPr>
@@ -2241,7 +2241,7 @@
               <w14:ligatures w14:val="standardContextual"/>
             </w:rPr>
           </w:pPr>
-          <w:hyperlink w:anchor="_Toc230894501" w:history="1">
+          <w:hyperlink w:anchor="_Toc231322310" w:history="1">
             <w:r>
               <w:rPr>
                 <w:rStyle w:val="Hipervnculo"/>
@@ -2268,7 +2268,7 @@
                 <w:noProof/>
                 <w:webHidden/>
               </w:rPr>
-              <w:instrText xml:space="preserve"> PAGEREF _Toc230894501 \h </w:instrText>
+              <w:instrText xml:space="preserve"> PAGEREF _Toc231322310 \h </w:instrText>
             </w:r>
             <w:r>
               <w:rPr>
@@ -2288,7 +2288,7 @@
                 <w:noProof/>
                 <w:webHidden/>
               </w:rPr>
-              <w:t>21</w:t>
+              <w:t>20</w:t>
             </w:r>
             <w:r>
               <w:rPr>
@@ -2313,7 +2313,7 @@
               <w14:ligatures w14:val="standardContextual"/>
             </w:rPr>
           </w:pPr>
-          <w:hyperlink w:anchor="_Toc230894502" w:history="1">
+          <w:hyperlink w:anchor="_Toc231322311" w:history="1">
             <w:r>
               <w:rPr>
                 <w:rStyle w:val="Hipervnculo"/>
@@ -2340,7 +2340,7 @@
                 <w:noProof/>
                 <w:webHidden/>
               </w:rPr>
-              <w:instrText xml:space="preserve"> PAGEREF _Toc230894502 \h </w:instrText>
+              <w:instrText xml:space="preserve"> PAGEREF _Toc231322311 \h </w:instrText>
             </w:r>
             <w:r>
               <w:rPr>
@@ -2360,7 +2360,7 @@
                 <w:noProof/>
                 <w:webHidden/>
               </w:rPr>
-              <w:t>21</w:t>
+              <w:t>20</w:t>
             </w:r>
             <w:r>
               <w:rPr>
@@ -2385,7 +2385,7 @@
               <w14:ligatures w14:val="standardContextual"/>
             </w:rPr>
           </w:pPr>
-          <w:hyperlink w:anchor="_Toc230894503" w:history="1">
+          <w:hyperlink w:anchor="_Toc231322312" w:history="1">
             <w:r>
               <w:rPr>
                 <w:rStyle w:val="Hipervnculo"/>
@@ -2412,7 +2412,7 @@
                 <w:noProof/>
                 <w:webHidden/>
               </w:rPr>
-              <w:instrText xml:space="preserve"> PAGEREF _Toc230894503 \h </w:instrText>
+              <w:instrText xml:space="preserve"> PAGEREF _Toc231322312 \h </w:instrText>
             </w:r>
             <w:r>
               <w:rPr>
@@ -2432,7 +2432,7 @@
                 <w:noProof/>
                 <w:webHidden/>
               </w:rPr>
-              <w:t>21</w:t>
+              <w:t>20</w:t>
             </w:r>
             <w:r>
               <w:rPr>
@@ -2457,7 +2457,7 @@
               <w14:ligatures w14:val="standardContextual"/>
             </w:rPr>
           </w:pPr>
-          <w:hyperlink w:anchor="_Toc230894504" w:history="1">
+          <w:hyperlink w:anchor="_Toc231322313" w:history="1">
             <w:r>
               <w:rPr>
                 <w:rStyle w:val="Hipervnculo"/>
@@ -2484,7 +2484,7 @@
                 <w:noProof/>
                 <w:webHidden/>
               </w:rPr>
-              <w:instrText xml:space="preserve"> PAGEREF _Toc230894504 \h </w:instrText>
+              <w:instrText xml:space="preserve"> PAGEREF _Toc231322313 \h </w:instrText>
             </w:r>
             <w:r>
               <w:rPr>
@@ -2529,7 +2529,7 @@
               <w14:ligatures w14:val="standardContextual"/>
             </w:rPr>
           </w:pPr>
-          <w:hyperlink w:anchor="_Toc230894505" w:history="1">
+          <w:hyperlink w:anchor="_Toc231322314" w:history="1">
             <w:r>
               <w:rPr>
                 <w:rStyle w:val="Hipervnculo"/>
@@ -2556,7 +2556,7 @@
                 <w:noProof/>
                 <w:webHidden/>
               </w:rPr>
-              <w:instrText xml:space="preserve"> PAGEREF _Toc230894505 \h </w:instrText>
+              <w:instrText xml:space="preserve"> PAGEREF _Toc231322314 \h </w:instrText>
             </w:r>
             <w:r>
               <w:rPr>
@@ -2576,7 +2576,7 @@
                 <w:noProof/>
                 <w:webHidden/>
               </w:rPr>
-              <w:t>22</w:t>
+              <w:t>21</w:t>
             </w:r>
             <w:r>
               <w:rPr>
@@ -2601,7 +2601,7 @@
               <w14:ligatures w14:val="standardContextual"/>
             </w:rPr>
           </w:pPr>
-          <w:hyperlink w:anchor="_Toc230894506" w:history="1">
+          <w:hyperlink w:anchor="_Toc231322315" w:history="1">
             <w:r>
               <w:rPr>
                 <w:rStyle w:val="Hipervnculo"/>
@@ -2628,7 +2628,7 @@
                 <w:noProof/>
                 <w:webHidden/>
               </w:rPr>
-              <w:instrText xml:space="preserve"> PAGEREF _Toc230894506 \h </w:instrText>
+              <w:instrText xml:space="preserve"> PAGEREF _Toc231322315 \h </w:instrText>
             </w:r>
             <w:r>
               <w:rPr>
@@ -2648,7 +2648,7 @@
                 <w:noProof/>
                 <w:webHidden/>
               </w:rPr>
-              <w:t>22</w:t>
+              <w:t>21</w:t>
             </w:r>
             <w:r>
               <w:rPr>
@@ -2673,7 +2673,7 @@
               <w14:ligatures w14:val="standardContextual"/>
             </w:rPr>
           </w:pPr>
-          <w:hyperlink w:anchor="_Toc230894507" w:history="1">
+          <w:hyperlink w:anchor="_Toc231322316" w:history="1">
             <w:r>
               <w:rPr>
                 <w:rStyle w:val="Hipervnculo"/>
@@ -2700,7 +2700,7 @@
                 <w:noProof/>
                 <w:webHidden/>
               </w:rPr>
-              <w:instrText xml:space="preserve"> PAGEREF _Toc230894507 \h </w:instrText>
+              <w:instrText xml:space="preserve"> PAGEREF _Toc231322316 \h </w:instrText>
             </w:r>
             <w:r>
               <w:rPr>
@@ -2720,7 +2720,7 @@
                 <w:noProof/>
                 <w:webHidden/>
               </w:rPr>
-              <w:t>22</w:t>
+              <w:t>21</w:t>
             </w:r>
             <w:r>
               <w:rPr>
@@ -2745,7 +2745,7 @@
               <w14:ligatures w14:val="standardContextual"/>
             </w:rPr>
           </w:pPr>
-          <w:hyperlink w:anchor="_Toc230894508" w:history="1">
+          <w:hyperlink w:anchor="_Toc231322317" w:history="1">
             <w:r>
               <w:rPr>
                 <w:rStyle w:val="Hipervnculo"/>
@@ -2772,7 +2772,7 @@
                 <w:noProof/>
                 <w:webHidden/>
               </w:rPr>
-              <w:instrText xml:space="preserve"> PAGEREF _Toc230894508 \h </w:instrText>
+              <w:instrText xml:space="preserve"> PAGEREF _Toc231322317 \h </w:instrText>
             </w:r>
             <w:r>
               <w:rPr>
@@ -2792,7 +2792,7 @@
                 <w:noProof/>
                 <w:webHidden/>
               </w:rPr>
-              <w:t>23</w:t>
+              <w:t>22</w:t>
             </w:r>
             <w:r>
               <w:rPr>
@@ -2817,7 +2817,7 @@
               <w14:ligatures w14:val="standardContextual"/>
             </w:rPr>
           </w:pPr>
-          <w:hyperlink w:anchor="_Toc230894509" w:history="1">
+          <w:hyperlink w:anchor="_Toc231322318" w:history="1">
             <w:r>
               <w:rPr>
                 <w:rStyle w:val="Hipervnculo"/>
@@ -2844,7 +2844,7 @@
                 <w:noProof/>
                 <w:webHidden/>
               </w:rPr>
-              <w:instrText xml:space="preserve"> PAGEREF _Toc230894509 \h </w:instrText>
+              <w:instrText xml:space="preserve"> PAGEREF _Toc231322318 \h </w:instrText>
             </w:r>
             <w:r>
               <w:rPr>
@@ -2864,7 +2864,7 @@
                 <w:noProof/>
                 <w:webHidden/>
               </w:rPr>
-              <w:t>23</w:t>
+              <w:t>22</w:t>
             </w:r>
             <w:r>
               <w:rPr>
@@ -2889,7 +2889,7 @@
               <w14:ligatures w14:val="standardContextual"/>
             </w:rPr>
           </w:pPr>
-          <w:hyperlink w:anchor="_Toc230894510" w:history="1">
+          <w:hyperlink w:anchor="_Toc231322319" w:history="1">
             <w:r>
               <w:rPr>
                 <w:rStyle w:val="Hipervnculo"/>
@@ -2916,7 +2916,7 @@
                 <w:noProof/>
                 <w:webHidden/>
               </w:rPr>
-              <w:instrText xml:space="preserve"> PAGEREF _Toc230894510 \h </w:instrText>
+              <w:instrText xml:space="preserve"> PAGEREF _Toc231322319 \h </w:instrText>
             </w:r>
             <w:r>
               <w:rPr>
@@ -2936,7 +2936,7 @@
                 <w:noProof/>
                 <w:webHidden/>
               </w:rPr>
-              <w:t>24</w:t>
+              <w:t>23</w:t>
             </w:r>
             <w:r>
               <w:rPr>
@@ -2961,7 +2961,7 @@
               <w14:ligatures w14:val="standardContextual"/>
             </w:rPr>
           </w:pPr>
-          <w:hyperlink w:anchor="_Toc230894511" w:history="1">
+          <w:hyperlink w:anchor="_Toc231322320" w:history="1">
             <w:r>
               <w:rPr>
                 <w:rStyle w:val="Hipervnculo"/>
@@ -2988,7 +2988,7 @@
                 <w:noProof/>
                 <w:webHidden/>
               </w:rPr>
-              <w:instrText xml:space="preserve"> PAGEREF _Toc230894511 \h </w:instrText>
+              <w:instrText xml:space="preserve"> PAGEREF _Toc231322320 \h </w:instrText>
             </w:r>
             <w:r>
               <w:rPr>
@@ -3008,7 +3008,7 @@
                 <w:noProof/>
                 <w:webHidden/>
               </w:rPr>
-              <w:t>24</w:t>
+              <w:t>23</w:t>
             </w:r>
             <w:r>
               <w:rPr>
@@ -3033,13 +3033,13 @@
               <w14:ligatures w14:val="standardContextual"/>
             </w:rPr>
           </w:pPr>
-          <w:hyperlink w:anchor="_Toc230894512" w:history="1">
+          <w:hyperlink w:anchor="_Toc231322321" w:history="1">
             <w:r>
               <w:rPr>
                 <w:rStyle w:val="Hipervnculo"/>
                 <w:noProof/>
               </w:rPr>
-              <w:t>Anexo D: Notas sobre Uso de IA</w:t>
+              <w:t>Anexo D: Guía de uso de la aplicación</w:t>
             </w:r>
             <w:r>
               <w:rPr>
@@ -3060,7 +3060,7 @@
                 <w:noProof/>
                 <w:webHidden/>
               </w:rPr>
-              <w:instrText xml:space="preserve"> PAGEREF _Toc230894512 \h </w:instrText>
+              <w:instrText xml:space="preserve"> PAGEREF _Toc231322321 \h </w:instrText>
             </w:r>
             <w:r>
               <w:rPr>
@@ -3080,7 +3080,79 @@
                 <w:noProof/>
                 <w:webHidden/>
               </w:rPr>
-              <w:t>24</w:t>
+              <w:t>23</w:t>
+            </w:r>
+            <w:r>
+              <w:rPr>
+                <w:noProof/>
+                <w:webHidden/>
+              </w:rPr>
+              <w:fldChar w:fldCharType="end"/>
+            </w:r>
+          </w:hyperlink>
+        </w:p>
+        <w:p>
+          <w:pPr>
+            <w:pStyle w:val="TDC3"/>
+            <w:tabs>
+              <w:tab w:val="right" w:leader="dot" w:pos="9736"/>
+            </w:tabs>
+            <w:rPr>
+              <w:rFonts w:asciiTheme="minorHAnsi" w:eastAsiaTheme="minorEastAsia" w:hAnsiTheme="minorHAnsi" w:cstheme="minorBidi"/>
+              <w:noProof/>
+              <w:color w:val="auto"/>
+              <w:kern w:val="2"/>
+              <w14:ligatures w14:val="standardContextual"/>
+            </w:rPr>
+          </w:pPr>
+          <w:hyperlink w:anchor="_Toc231322322" w:history="1">
+            <w:r>
+              <w:rPr>
+                <w:rStyle w:val="Hipervnculo"/>
+                <w:noProof/>
+              </w:rPr>
+              <w:t>Anexo E: Notas sobre Uso de IA</w:t>
+            </w:r>
+            <w:r>
+              <w:rPr>
+                <w:noProof/>
+                <w:webHidden/>
+              </w:rPr>
+              <w:tab/>
+            </w:r>
+            <w:r>
+              <w:rPr>
+                <w:noProof/>
+                <w:webHidden/>
+              </w:rPr>
+              <w:fldChar w:fldCharType="begin"/>
+            </w:r>
+            <w:r>
+              <w:rPr>
+                <w:noProof/>
+                <w:webHidden/>
+              </w:rPr>
+              <w:instrText xml:space="preserve"> PAGEREF _Toc231322322 \h </w:instrText>
+            </w:r>
+            <w:r>
+              <w:rPr>
+                <w:noProof/>
+                <w:webHidden/>
+              </w:rPr>
+            </w:r>
+            <w:r>
+              <w:rPr>
+                <w:noProof/>
+                <w:webHidden/>
+              </w:rPr>
+              <w:fldChar w:fldCharType="separate"/>
+            </w:r>
+            <w:r>
+              <w:rPr>
+                <w:noProof/>
+                <w:webHidden/>
+              </w:rPr>
+              <w:t>25</w:t>
             </w:r>
             <w:r>
               <w:rPr>
@@ -3116,7 +3188,7 @@
       <w:pPr>
         <w:pStyle w:val="Ttulo2"/>
       </w:pPr>
-      <w:bookmarkStart w:id="0" w:name="_Toc230894472"/>
+      <w:bookmarkStart w:id="0" w:name="_Toc231322281"/>
       <w:r>
         <w:lastRenderedPageBreak/>
         <w:t>1. FUNDAMENTACIÓN</w:t>
@@ -3127,7 +3199,7 @@
       <w:pPr>
         <w:pStyle w:val="Ttulo3"/>
       </w:pPr>
-      <w:bookmarkStart w:id="1" w:name="_Toc230894473"/>
+      <w:bookmarkStart w:id="1" w:name="_Toc231322282"/>
       <w:r>
         <w:t>1.1. Descripción del Proyecto</w:t>
       </w:r>
@@ -3261,7 +3333,7 @@
       <w:pPr>
         <w:pStyle w:val="Ttulo3"/>
       </w:pPr>
-      <w:bookmarkStart w:id="2" w:name="_Toc230894474"/>
+      <w:bookmarkStart w:id="2" w:name="_Toc231322283"/>
       <w:r>
         <w:t>1.2. Justificación de la Necesidad</w:t>
       </w:r>
@@ -3452,7 +3524,7 @@
       <w:pPr>
         <w:pStyle w:val="Ttulo3"/>
       </w:pPr>
-      <w:bookmarkStart w:id="3" w:name="_Toc230894475"/>
+      <w:bookmarkStart w:id="3" w:name="_Toc231322284"/>
       <w:r>
         <w:lastRenderedPageBreak/>
         <w:t>1.3. Propuesta de Valor Diferencial</w:t>
@@ -3630,7 +3702,7 @@
       <w:pPr>
         <w:pStyle w:val="Ttulo2"/>
       </w:pPr>
-      <w:bookmarkStart w:id="4" w:name="_Toc230894476"/>
+      <w:bookmarkStart w:id="4" w:name="_Toc231322285"/>
       <w:r>
         <w:t>2. DESTINATARIOS</w:t>
       </w:r>
@@ -3640,7 +3712,7 @@
       <w:pPr>
         <w:pStyle w:val="Ttulo3"/>
       </w:pPr>
-      <w:bookmarkStart w:id="5" w:name="_Toc230894477"/>
+      <w:bookmarkStart w:id="5" w:name="_Toc231322286"/>
       <w:r>
         <w:t>2.1. Público Objetivo Primario</w:t>
       </w:r>
@@ -3878,7 +3950,7 @@
       <w:pPr>
         <w:pStyle w:val="Ttulo3"/>
       </w:pPr>
-      <w:bookmarkStart w:id="6" w:name="_Toc230894478"/>
+      <w:bookmarkStart w:id="6" w:name="_Toc231322287"/>
       <w:r>
         <w:t>2.2. Características Relevantes</w:t>
       </w:r>
@@ -3977,7 +4049,7 @@
       <w:pPr>
         <w:pStyle w:val="Ttulo3"/>
       </w:pPr>
-      <w:bookmarkStart w:id="7" w:name="_Toc230894479"/>
+      <w:bookmarkStart w:id="7" w:name="_Toc231322288"/>
       <w:r>
         <w:t>2.3. Necesidades Que Cubre</w:t>
       </w:r>
@@ -4132,7 +4204,7 @@
       <w:pPr>
         <w:pStyle w:val="Ttulo2"/>
       </w:pPr>
-      <w:bookmarkStart w:id="8" w:name="_Toc230894480"/>
+      <w:bookmarkStart w:id="8" w:name="_Toc231322289"/>
       <w:r>
         <w:t>3. OBJETIVOS</w:t>
       </w:r>
@@ -4142,7 +4214,7 @@
       <w:pPr>
         <w:pStyle w:val="Ttulo3"/>
       </w:pPr>
-      <w:bookmarkStart w:id="9" w:name="_Toc230894481"/>
+      <w:bookmarkStart w:id="9" w:name="_Toc231322290"/>
       <w:r>
         <w:t>3.1. Objetivo General</w:t>
       </w:r>
@@ -4166,7 +4238,7 @@
       <w:pPr>
         <w:pStyle w:val="Ttulo3"/>
       </w:pPr>
-      <w:bookmarkStart w:id="10" w:name="_Toc230894482"/>
+      <w:bookmarkStart w:id="10" w:name="_Toc231322291"/>
       <w:r>
         <w:t>3.2. Objetivos Específicos</w:t>
       </w:r>
@@ -4999,7 +5071,7 @@
       <w:pPr>
         <w:pStyle w:val="Ttulo2"/>
       </w:pPr>
-      <w:bookmarkStart w:id="11" w:name="_Toc230894483"/>
+      <w:bookmarkStart w:id="11" w:name="_Toc231322292"/>
       <w:r>
         <w:lastRenderedPageBreak/>
         <w:t>4. METODOLOGÍA</w:t>
@@ -5010,7 +5082,7 @@
       <w:pPr>
         <w:pStyle w:val="Ttulo3"/>
       </w:pPr>
-      <w:bookmarkStart w:id="12" w:name="_Toc230894484"/>
+      <w:bookmarkStart w:id="12" w:name="_Toc231322293"/>
       <w:r>
         <w:t>4.1. Tecnologías Principales</w:t>
       </w:r>
@@ -6576,7 +6648,7 @@
       <w:pPr>
         <w:pStyle w:val="Ttulo3"/>
       </w:pPr>
-      <w:bookmarkStart w:id="13" w:name="_Toc230894485"/>
+      <w:bookmarkStart w:id="13" w:name="_Toc231322294"/>
       <w:r>
         <w:t>4.2. Aspectos Técnicos Relevantes</w:t>
       </w:r>
@@ -7401,7 +7473,7 @@
       <w:pPr>
         <w:pStyle w:val="Ttulo3"/>
       </w:pPr>
-      <w:bookmarkStart w:id="14" w:name="_Toc230894486"/>
+      <w:bookmarkStart w:id="14" w:name="_Toc231322295"/>
       <w:r>
         <w:lastRenderedPageBreak/>
         <w:t>4.3. Librerías Principales</w:t>
@@ -7435,13 +7507,7 @@
         <w:rPr>
           <w:rFonts w:ascii="Calibri" w:hAnsi="Calibri" w:cs="Calibri"/>
         </w:rPr>
-        <w:t>com. squareup. retrofit</w:t>
-      </w:r>
-      <w:r>
-        <w:rPr>
-          <w:rFonts w:ascii="Calibri" w:hAnsi="Calibri" w:cs="Calibri"/>
-        </w:rPr>
-        <w:t>2:retrofit:2.11.0</w:t>
+        <w:t>com. squareup. retrofit2:retrofit:2.11.0</w:t>
       </w:r>
     </w:p>
     <w:p>
@@ -7695,7 +7761,7 @@
       <w:pPr>
         <w:pStyle w:val="Ttulo2"/>
       </w:pPr>
-      <w:bookmarkStart w:id="15" w:name="_Toc230894487"/>
+      <w:bookmarkStart w:id="15" w:name="_Toc231322296"/>
       <w:r>
         <w:t>5. TEMPORALIZACIÓN</w:t>
       </w:r>
@@ -7705,7 +7771,7 @@
       <w:pPr>
         <w:pStyle w:val="Ttulo3"/>
       </w:pPr>
-      <w:bookmarkStart w:id="16" w:name="_Toc230894488"/>
+      <w:bookmarkStart w:id="16" w:name="_Toc231322297"/>
       <w:r>
         <w:t>5.1. Períodos de Desarrollo</w:t>
       </w:r>
@@ -7730,43 +7796,31 @@
         <w:rPr>
           <w:rFonts w:ascii="Calibri" w:hAnsi="Calibri" w:cs="Calibri"/>
         </w:rPr>
-        <w:t xml:space="preserve">: 17 de marzo - </w:t>
-      </w:r>
-      <w:r>
-        <w:rPr>
-          <w:rFonts w:ascii="Calibri" w:hAnsi="Calibri" w:cs="Calibri"/>
-        </w:rPr>
-        <w:t>27</w:t>
-      </w:r>
-      <w:r>
-        <w:rPr>
-          <w:rFonts w:ascii="Calibri" w:hAnsi="Calibri" w:cs="Calibri"/>
-        </w:rPr>
-        <w:t xml:space="preserve"> de mayo de 2026 (</w:t>
-      </w:r>
-      <w:r>
-        <w:rPr>
-          <w:rFonts w:ascii="Calibri" w:hAnsi="Calibri" w:cs="Calibri"/>
-        </w:rPr>
-        <w:t>72</w:t>
-      </w:r>
-      <w:r>
-        <w:rPr>
-          <w:rFonts w:ascii="Calibri" w:hAnsi="Calibri" w:cs="Calibri"/>
-        </w:rPr>
-        <w:t xml:space="preserve"> días</w:t>
-      </w:r>
-      <w:r>
-        <w:rPr>
-          <w:rFonts w:ascii="Calibri" w:hAnsi="Calibri" w:cs="Calibri"/>
-        </w:rPr>
-        <w:t xml:space="preserve"> calendario</w:t>
-      </w:r>
-      <w:r>
-        <w:rPr>
-          <w:rFonts w:ascii="Calibri" w:hAnsi="Calibri" w:cs="Calibri"/>
-        </w:rPr>
-        <w:t>)</w:t>
+        <w:t xml:space="preserve">: 17 de marzo </w:t>
+      </w:r>
+      <w:r>
+        <w:rPr>
+          <w:rFonts w:ascii="Calibri" w:hAnsi="Calibri" w:cs="Calibri"/>
+        </w:rPr>
+        <w:t>–</w:t>
+      </w:r>
+      <w:r>
+        <w:rPr>
+          <w:rFonts w:ascii="Calibri" w:hAnsi="Calibri" w:cs="Calibri"/>
+        </w:rPr>
+        <w:t xml:space="preserve"> </w:t>
+      </w:r>
+      <w:r>
+        <w:rPr>
+          <w:rFonts w:ascii="Calibri" w:hAnsi="Calibri" w:cs="Calibri"/>
+        </w:rPr>
+        <w:t>4 de juni</w:t>
+      </w:r>
+      <w:r>
+        <w:rPr>
+          <w:rFonts w:ascii="Calibri" w:hAnsi="Calibri" w:cs="Calibri"/>
+        </w:rPr>
+        <w:t xml:space="preserve">o de 2026 </w:t>
       </w:r>
     </w:p>
     <w:p>
@@ -7810,31 +7864,25 @@
         <w:rPr>
           <w:rFonts w:ascii="Calibri" w:hAnsi="Calibri" w:cs="Calibri"/>
         </w:rPr>
-        <w:t>: 5</w:t>
-      </w:r>
-      <w:r>
-        <w:rPr>
-          <w:rFonts w:ascii="Calibri" w:hAnsi="Calibri" w:cs="Calibri"/>
-        </w:rPr>
-        <w:t>7</w:t>
-      </w:r>
-      <w:r>
-        <w:rPr>
-          <w:rFonts w:ascii="Calibri" w:hAnsi="Calibri" w:cs="Calibri"/>
-        </w:rPr>
-        <w:t xml:space="preserve"> días de trabajo efectivo × 4 horas/día = **2</w:t>
-      </w:r>
-      <w:r>
-        <w:rPr>
-          <w:rFonts w:ascii="Calibri" w:hAnsi="Calibri" w:cs="Calibri"/>
-        </w:rPr>
-        <w:t>28</w:t>
-      </w:r>
-      <w:r>
-        <w:rPr>
-          <w:rFonts w:ascii="Calibri" w:hAnsi="Calibri" w:cs="Calibri"/>
-        </w:rPr>
-        <w:t xml:space="preserve"> horas totales aproximadamente**</w:t>
+        <w:t xml:space="preserve">: </w:t>
+      </w:r>
+      <w:r>
+        <w:rPr>
+          <w:rFonts w:ascii="Calibri" w:hAnsi="Calibri" w:cs="Calibri"/>
+        </w:rPr>
+        <w:t>2</w:t>
+      </w:r>
+      <w:r>
+        <w:rPr>
+          <w:rFonts w:ascii="Calibri" w:hAnsi="Calibri" w:cs="Calibri"/>
+        </w:rPr>
+        <w:t>35</w:t>
+      </w:r>
+      <w:r>
+        <w:rPr>
+          <w:rFonts w:ascii="Calibri" w:hAnsi="Calibri" w:cs="Calibri"/>
+        </w:rPr>
+        <w:t xml:space="preserve"> horas totales aproximadamente</w:t>
       </w:r>
     </w:p>
     <w:p>
@@ -7976,6 +8024,35 @@
           <w:rFonts w:ascii="Calibri" w:hAnsi="Calibri" w:cs="Calibri"/>
         </w:rPr>
         <w:t>• Configuración inicial de proyecto Android</w:t>
+      </w:r>
+    </w:p>
+    <w:p>
+      <w:pPr>
+        <w:spacing w:after="120"/>
+        <w:ind w:left="720" w:hanging="360"/>
+        <w:rPr>
+          <w:rFonts w:ascii="Calibri" w:hAnsi="Calibri" w:cs="Calibri"/>
+        </w:rPr>
+      </w:pPr>
+      <w:r>
+        <w:rPr>
+          <w:rFonts w:ascii="Calibri" w:hAnsi="Calibri" w:cs="Calibri"/>
+        </w:rPr>
+        <w:t xml:space="preserve">• </w:t>
+      </w:r>
+      <w:r>
+        <w:rPr>
+          <w:rFonts w:ascii="Calibri" w:hAnsi="Calibri" w:cs="Calibri"/>
+          <w:b/>
+          <w:bCs/>
+        </w:rPr>
+        <w:t>Commits</w:t>
+      </w:r>
+      <w:r>
+        <w:rPr>
+          <w:rFonts w:ascii="Calibri" w:hAnsi="Calibri" w:cs="Calibri"/>
+        </w:rPr>
+        <w:t>: 8</w:t>
       </w:r>
     </w:p>
     <w:p>
@@ -7999,6 +8076,176 @@
           <w:b/>
           <w:bCs/>
         </w:rPr>
+        <w:t>Horas Dedicadas</w:t>
+      </w:r>
+      <w:r>
+        <w:rPr>
+          <w:rFonts w:ascii="Calibri" w:hAnsi="Calibri" w:cs="Calibri"/>
+        </w:rPr>
+        <w:t>: 16h (4 días × 4h/día)</w:t>
+      </w:r>
+    </w:p>
+    <w:p>
+      <w:pPr>
+        <w:pStyle w:val="Ttulo4"/>
+      </w:pPr>
+      <w:r>
+        <w:t>Fase 2: MVP - Backend y Autenticación (1 abr - 15 abr)</w:t>
+      </w:r>
+    </w:p>
+    <w:p>
+      <w:pPr>
+        <w:spacing w:after="120"/>
+        <w:ind w:left="720" w:hanging="360"/>
+        <w:rPr>
+          <w:rFonts w:ascii="Calibri" w:hAnsi="Calibri" w:cs="Calibri"/>
+        </w:rPr>
+      </w:pPr>
+      <w:r>
+        <w:rPr>
+          <w:rFonts w:ascii="Calibri" w:hAnsi="Calibri" w:cs="Calibri"/>
+        </w:rPr>
+        <w:t xml:space="preserve">• </w:t>
+      </w:r>
+      <w:r>
+        <w:rPr>
+          <w:rFonts w:ascii="Calibri" w:hAnsi="Calibri" w:cs="Calibri"/>
+          <w:b/>
+          <w:bCs/>
+        </w:rPr>
+        <w:t>Duración</w:t>
+      </w:r>
+      <w:r>
+        <w:rPr>
+          <w:rFonts w:ascii="Calibri" w:hAnsi="Calibri" w:cs="Calibri"/>
+        </w:rPr>
+        <w:t>: 2 semanas</w:t>
+      </w:r>
+    </w:p>
+    <w:p>
+      <w:pPr>
+        <w:spacing w:after="120"/>
+        <w:ind w:left="720" w:hanging="360"/>
+        <w:rPr>
+          <w:rFonts w:ascii="Calibri" w:hAnsi="Calibri" w:cs="Calibri"/>
+        </w:rPr>
+      </w:pPr>
+      <w:r>
+        <w:rPr>
+          <w:rFonts w:ascii="Calibri" w:hAnsi="Calibri" w:cs="Calibri"/>
+        </w:rPr>
+        <w:t xml:space="preserve">• </w:t>
+      </w:r>
+      <w:r>
+        <w:rPr>
+          <w:rFonts w:ascii="Calibri" w:hAnsi="Calibri" w:cs="Calibri"/>
+          <w:b/>
+          <w:bCs/>
+        </w:rPr>
+        <w:t>Actividades</w:t>
+      </w:r>
+      <w:r>
+        <w:rPr>
+          <w:rFonts w:ascii="Calibri" w:hAnsi="Calibri" w:cs="Calibri"/>
+        </w:rPr>
+        <w:t>:</w:t>
+      </w:r>
+    </w:p>
+    <w:p>
+      <w:pPr>
+        <w:spacing w:after="120"/>
+        <w:ind w:left="1080" w:hanging="360"/>
+        <w:rPr>
+          <w:rFonts w:ascii="Calibri" w:hAnsi="Calibri" w:cs="Calibri"/>
+        </w:rPr>
+      </w:pPr>
+      <w:r>
+        <w:rPr>
+          <w:rFonts w:ascii="Calibri" w:hAnsi="Calibri" w:cs="Calibri"/>
+        </w:rPr>
+        <w:t>• Configuración de Firebase (Auth, Firestore)</w:t>
+      </w:r>
+    </w:p>
+    <w:p>
+      <w:pPr>
+        <w:spacing w:after="120"/>
+        <w:ind w:left="1080" w:hanging="360"/>
+        <w:rPr>
+          <w:rFonts w:ascii="Calibri" w:hAnsi="Calibri" w:cs="Calibri"/>
+        </w:rPr>
+      </w:pPr>
+      <w:r>
+        <w:rPr>
+          <w:rFonts w:ascii="Calibri" w:hAnsi="Calibri" w:cs="Calibri"/>
+        </w:rPr>
+        <w:t>• Implementación de auth (login/register/logout)</w:t>
+      </w:r>
+    </w:p>
+    <w:p>
+      <w:pPr>
+        <w:spacing w:after="120"/>
+        <w:ind w:left="1080" w:hanging="360"/>
+        <w:rPr>
+          <w:rFonts w:ascii="Calibri" w:hAnsi="Calibri" w:cs="Calibri"/>
+        </w:rPr>
+      </w:pPr>
+      <w:r>
+        <w:rPr>
+          <w:rFonts w:ascii="Calibri" w:hAnsi="Calibri" w:cs="Calibri"/>
+        </w:rPr>
+        <w:t>• Verificación de edad +13</w:t>
+      </w:r>
+    </w:p>
+    <w:p>
+      <w:pPr>
+        <w:spacing w:after="120"/>
+        <w:ind w:left="1080" w:hanging="360"/>
+        <w:rPr>
+          <w:rFonts w:ascii="Calibri" w:hAnsi="Calibri" w:cs="Calibri"/>
+        </w:rPr>
+      </w:pPr>
+      <w:r>
+        <w:rPr>
+          <w:rFonts w:ascii="Calibri" w:hAnsi="Calibri" w:cs="Calibri"/>
+        </w:rPr>
+        <w:t>• Estructura de base de datos</w:t>
+      </w:r>
+    </w:p>
+    <w:p>
+      <w:pPr>
+        <w:spacing w:after="120"/>
+        <w:ind w:left="1080" w:hanging="360"/>
+        <w:rPr>
+          <w:rFonts w:ascii="Calibri" w:hAnsi="Calibri" w:cs="Calibri"/>
+        </w:rPr>
+      </w:pPr>
+      <w:r>
+        <w:rPr>
+          <w:rFonts w:ascii="Calibri" w:hAnsi="Calibri" w:cs="Calibri"/>
+        </w:rPr>
+        <w:t>• ViewModels básicos</w:t>
+      </w:r>
+    </w:p>
+    <w:p>
+      <w:pPr>
+        <w:spacing w:after="120"/>
+        <w:ind w:left="720" w:hanging="360"/>
+        <w:rPr>
+          <w:rFonts w:ascii="Calibri" w:hAnsi="Calibri" w:cs="Calibri"/>
+        </w:rPr>
+      </w:pPr>
+      <w:r>
+        <w:rPr>
+          <w:rFonts w:ascii="Calibri" w:hAnsi="Calibri" w:cs="Calibri"/>
+        </w:rPr>
+        <w:t xml:space="preserve">• </w:t>
+      </w:r>
+      <w:r>
+        <w:rPr>
+          <w:rFonts w:ascii="Calibri" w:hAnsi="Calibri" w:cs="Calibri"/>
+          <w:b/>
+          <w:bCs/>
+        </w:rPr>
         <w:t>Commits</w:t>
       </w:r>
       <w:r>
@@ -8034,7 +8281,7 @@
         <w:rPr>
           <w:rFonts w:ascii="Calibri" w:hAnsi="Calibri" w:cs="Calibri"/>
         </w:rPr>
-        <w:t>: 16h (4 días × 4h/día)</w:t>
+        <w:t>: 20h (5 días × 4h/día)</w:t>
       </w:r>
     </w:p>
     <w:p>
@@ -8042,7 +8289,7 @@
         <w:pStyle w:val="Ttulo4"/>
       </w:pPr>
       <w:r>
-        <w:t>Fase 2: MVP - Backend y Autenticación (1 abr - 15 abr)</w:t>
+        <w:t>Fase 3: Generador de Viajes (16 abr - 25 abr)</w:t>
       </w:r>
     </w:p>
     <w:p>
@@ -8071,7 +8318,7 @@
         <w:rPr>
           <w:rFonts w:ascii="Calibri" w:hAnsi="Calibri" w:cs="Calibri"/>
         </w:rPr>
-        <w:t>: 2 semanas</w:t>
+        <w:t>: 1.5 semanas</w:t>
       </w:r>
     </w:p>
     <w:p>
@@ -8115,7 +8362,7 @@
         <w:rPr>
           <w:rFonts w:ascii="Calibri" w:hAnsi="Calibri" w:cs="Calibri"/>
         </w:rPr>
-        <w:t>• Configuración de Firebase (Auth, Firestore)</w:t>
+        <w:t>• Pantalla de formulario de planificación</w:t>
       </w:r>
     </w:p>
     <w:p>
@@ -8130,7 +8377,7 @@
         <w:rPr>
           <w:rFonts w:ascii="Calibri" w:hAnsi="Calibri" w:cs="Calibri"/>
         </w:rPr>
-        <w:t>• Implementación de auth (login/register/logout)</w:t>
+        <w:t>• Integración con API de vuelos (TravelPayouts)</w:t>
       </w:r>
     </w:p>
     <w:p>
@@ -8145,7 +8392,7 @@
         <w:rPr>
           <w:rFonts w:ascii="Calibri" w:hAnsi="Calibri" w:cs="Calibri"/>
         </w:rPr>
-        <w:t>• Verificación de edad +13</w:t>
+        <w:t>• Integración con API de hoteles (Overpass)</w:t>
       </w:r>
     </w:p>
     <w:p>
@@ -8160,7 +8407,7 @@
         <w:rPr>
           <w:rFonts w:ascii="Calibri" w:hAnsi="Calibri" w:cs="Calibri"/>
         </w:rPr>
-        <w:t>• Estructura de base de datos</w:t>
+        <w:t>• Integración con API de actividades (Wikipedia + Overpass)</w:t>
       </w:r>
     </w:p>
     <w:p>
@@ -8175,7 +8422,22 @@
         <w:rPr>
           <w:rFonts w:ascii="Calibri" w:hAnsi="Calibri" w:cs="Calibri"/>
         </w:rPr>
-        <w:t>• ViewModels básicos</w:t>
+        <w:t>• Cálculo de presupuesto y distribución</w:t>
+      </w:r>
+    </w:p>
+    <w:p>
+      <w:pPr>
+        <w:spacing w:after="120"/>
+        <w:ind w:left="1080" w:hanging="360"/>
+        <w:rPr>
+          <w:rFonts w:ascii="Calibri" w:hAnsi="Calibri" w:cs="Calibri"/>
+        </w:rPr>
+      </w:pPr>
+      <w:r>
+        <w:rPr>
+          <w:rFonts w:ascii="Calibri" w:hAnsi="Calibri" w:cs="Calibri"/>
+        </w:rPr>
+        <w:t>• Generación de itinerario</w:t>
       </w:r>
     </w:p>
     <w:p>
@@ -8204,7 +8466,7 @@
         <w:rPr>
           <w:rFonts w:ascii="Calibri" w:hAnsi="Calibri" w:cs="Calibri"/>
         </w:rPr>
-        <w:t>: 8</w:t>
+        <w:t>: 12</w:t>
       </w:r>
     </w:p>
     <w:p>
@@ -8233,7 +8495,31 @@
         <w:rPr>
           <w:rFonts w:ascii="Calibri" w:hAnsi="Calibri" w:cs="Calibri"/>
         </w:rPr>
-        <w:t>: 20h (5 días × 4h/día)</w:t>
+        <w:t>: 4</w:t>
+      </w:r>
+      <w:r>
+        <w:rPr>
+          <w:rFonts w:ascii="Calibri" w:hAnsi="Calibri" w:cs="Calibri"/>
+        </w:rPr>
+        <w:t>4</w:t>
+      </w:r>
+      <w:r>
+        <w:rPr>
+          <w:rFonts w:ascii="Calibri" w:hAnsi="Calibri" w:cs="Calibri"/>
+        </w:rPr>
+        <w:t>h (1</w:t>
+      </w:r>
+      <w:r>
+        <w:rPr>
+          <w:rFonts w:ascii="Calibri" w:hAnsi="Calibri" w:cs="Calibri"/>
+        </w:rPr>
+        <w:t>1</w:t>
+      </w:r>
+      <w:r>
+        <w:rPr>
+          <w:rFonts w:ascii="Calibri" w:hAnsi="Calibri" w:cs="Calibri"/>
+        </w:rPr>
+        <w:t xml:space="preserve"> días × 4h/día)</w:t>
       </w:r>
     </w:p>
     <w:p>
@@ -8241,7 +8527,7 @@
         <w:pStyle w:val="Ttulo4"/>
       </w:pPr>
       <w:r>
-        <w:t>Fase 3: Generador de Viajes (16 abr - 25 abr)</w:t>
+        <w:t>Fase 4: Comunidad Social (26 abr - 7 may)</w:t>
       </w:r>
     </w:p>
     <w:p>
@@ -8314,7 +8600,7 @@
         <w:rPr>
           <w:rFonts w:ascii="Calibri" w:hAnsi="Calibri" w:cs="Calibri"/>
         </w:rPr>
-        <w:t>• Pantalla de formulario de planificación</w:t>
+        <w:t>• Pantalla de feed de viajes</w:t>
       </w:r>
     </w:p>
     <w:p>
@@ -8329,7 +8615,7 @@
         <w:rPr>
           <w:rFonts w:ascii="Calibri" w:hAnsi="Calibri" w:cs="Calibri"/>
         </w:rPr>
-        <w:t>• Integración con API de vuelos (TravelPayouts)</w:t>
+        <w:t>• Sistema de likes y favoritos</w:t>
       </w:r>
     </w:p>
     <w:p>
@@ -8344,7 +8630,7 @@
         <w:rPr>
           <w:rFonts w:ascii="Calibri" w:hAnsi="Calibri" w:cs="Calibri"/>
         </w:rPr>
-        <w:t>• Integración con API de hoteles (Overpass)</w:t>
+        <w:t>• Comentarios en publicaciones</w:t>
       </w:r>
     </w:p>
     <w:p>
@@ -8359,7 +8645,7 @@
         <w:rPr>
           <w:rFonts w:ascii="Calibri" w:hAnsi="Calibri" w:cs="Calibri"/>
         </w:rPr>
-        <w:t>• Integración con API de actividades (Wikipedia + Overpass)</w:t>
+        <w:t>• Sistema de reportes</w:t>
       </w:r>
     </w:p>
     <w:p>
@@ -8374,7 +8660,7 @@
         <w:rPr>
           <w:rFonts w:ascii="Calibri" w:hAnsi="Calibri" w:cs="Calibri"/>
         </w:rPr>
-        <w:t>• Cálculo de presupuesto y distribución</w:t>
+        <w:t>• Panel de moderación admin</w:t>
       </w:r>
     </w:p>
     <w:p>
@@ -8389,7 +8675,8 @@
         <w:rPr>
           <w:rFonts w:ascii="Calibri" w:hAnsi="Calibri" w:cs="Calibri"/>
         </w:rPr>
-        <w:t>• Generación de itinerario</w:t>
+        <w:lastRenderedPageBreak/>
+        <w:t>• Búsqueda de amigos</w:t>
       </w:r>
     </w:p>
     <w:p>
@@ -8418,7 +8705,7 @@
         <w:rPr>
           <w:rFonts w:ascii="Calibri" w:hAnsi="Calibri" w:cs="Calibri"/>
         </w:rPr>
-        <w:t>: 12</w:t>
+        <w:t>: 14</w:t>
       </w:r>
     </w:p>
     <w:p>
@@ -8447,7 +8734,39 @@
         <w:rPr>
           <w:rFonts w:ascii="Calibri" w:hAnsi="Calibri" w:cs="Calibri"/>
         </w:rPr>
-        <w:t>: 40h (10 días × 4h/día)</w:t>
+        <w:t xml:space="preserve">: </w:t>
+      </w:r>
+      <w:r>
+        <w:rPr>
+          <w:rFonts w:ascii="Calibri" w:hAnsi="Calibri" w:cs="Calibri"/>
+        </w:rPr>
+        <w:t>60</w:t>
+      </w:r>
+      <w:r>
+        <w:rPr>
+          <w:rFonts w:ascii="Calibri" w:hAnsi="Calibri" w:cs="Calibri"/>
+        </w:rPr>
+        <w:t>h (</w:t>
+      </w:r>
+      <w:proofErr w:type="spellStart"/>
+      <w:r>
+        <w:rPr>
+          <w:rFonts w:ascii="Calibri" w:hAnsi="Calibri" w:cs="Calibri"/>
+        </w:rPr>
+        <w:t>aprox</w:t>
+      </w:r>
+      <w:proofErr w:type="spellEnd"/>
+      <w:r>
+        <w:rPr>
+          <w:rFonts w:ascii="Calibri" w:hAnsi="Calibri" w:cs="Calibri"/>
+        </w:rPr>
+        <w:t xml:space="preserve"> 15</w:t>
+      </w:r>
+      <w:r>
+        <w:rPr>
+          <w:rFonts w:ascii="Calibri" w:hAnsi="Calibri" w:cs="Calibri"/>
+        </w:rPr>
+        <w:t xml:space="preserve"> días × 4h/día)</w:t>
       </w:r>
     </w:p>
     <w:p>
@@ -8455,7 +8774,7 @@
         <w:pStyle w:val="Ttulo4"/>
       </w:pPr>
       <w:r>
-        <w:t>Fase 4: Comunidad Social (26 abr - 7 may)</w:t>
+        <w:t>Fase 5: Pulido y Correcciones (8 may - 13 may)</w:t>
       </w:r>
     </w:p>
     <w:p>
@@ -8484,7 +8803,7 @@
         <w:rPr>
           <w:rFonts w:ascii="Calibri" w:hAnsi="Calibri" w:cs="Calibri"/>
         </w:rPr>
-        <w:t>: 1.5 semanas</w:t>
+        <w:t>: 1 semana</w:t>
       </w:r>
     </w:p>
     <w:p>
@@ -8528,7 +8847,7 @@
         <w:rPr>
           <w:rFonts w:ascii="Calibri" w:hAnsi="Calibri" w:cs="Calibri"/>
         </w:rPr>
-        <w:t>• Pantalla de feed de viajes</w:t>
+        <w:t>• Fix de bugs identificados</w:t>
       </w:r>
     </w:p>
     <w:p>
@@ -8543,7 +8862,7 @@
         <w:rPr>
           <w:rFonts w:ascii="Calibri" w:hAnsi="Calibri" w:cs="Calibri"/>
         </w:rPr>
-        <w:t>• Sistema de likes y favoritos</w:t>
+        <w:t>• Dark mode implementación</w:t>
       </w:r>
     </w:p>
     <w:p>
@@ -8558,7 +8877,7 @@
         <w:rPr>
           <w:rFonts w:ascii="Calibri" w:hAnsi="Calibri" w:cs="Calibri"/>
         </w:rPr>
-        <w:t>• Comentarios en publicaciones</w:t>
+        <w:t>• Traducción al inglés completa</w:t>
       </w:r>
     </w:p>
     <w:p>
@@ -8573,7 +8892,7 @@
         <w:rPr>
           <w:rFonts w:ascii="Calibri" w:hAnsi="Calibri" w:cs="Calibri"/>
         </w:rPr>
-        <w:t>• Sistema de reportes</w:t>
+        <w:t>• Mejoras UI/UX</w:t>
       </w:r>
     </w:p>
     <w:p>
@@ -8588,8 +8907,7 @@
         <w:rPr>
           <w:rFonts w:ascii="Calibri" w:hAnsi="Calibri" w:cs="Calibri"/>
         </w:rPr>
-        <w:lastRenderedPageBreak/>
-        <w:t>• Panel de moderación admin</w:t>
+        <w:t>• Testing</w:t>
       </w:r>
     </w:p>
     <w:p>
@@ -8604,7 +8922,7 @@
         <w:rPr>
           <w:rFonts w:ascii="Calibri" w:hAnsi="Calibri" w:cs="Calibri"/>
         </w:rPr>
-        <w:t>• Búsqueda de amigos</w:t>
+        <w:t>• Documentación y memoria</w:t>
       </w:r>
     </w:p>
     <w:p>
@@ -8633,7 +8951,7 @@
         <w:rPr>
           <w:rFonts w:ascii="Calibri" w:hAnsi="Calibri" w:cs="Calibri"/>
         </w:rPr>
-        <w:t>: 14</w:t>
+        <w:t>: 9</w:t>
       </w:r>
     </w:p>
     <w:p>
@@ -8662,7 +8980,7 @@
         <w:rPr>
           <w:rFonts w:ascii="Calibri" w:hAnsi="Calibri" w:cs="Calibri"/>
         </w:rPr>
-        <w:t>: 56h (14 días × 4h/día)</w:t>
+        <w:t>: 24h (6 días × 4h/día)</w:t>
       </w:r>
     </w:p>
     <w:p>
@@ -8670,7 +8988,21 @@
         <w:pStyle w:val="Ttulo4"/>
       </w:pPr>
       <w:r>
-        <w:t>Fase 5: Pulido y Correcciones (8 may - 13 may)</w:t>
+        <w:t xml:space="preserve">Fase 6: Correcciones y pulido final (14 </w:t>
+      </w:r>
+      <w:proofErr w:type="spellStart"/>
+      <w:r>
+        <w:t>may</w:t>
+      </w:r>
+      <w:proofErr w:type="spellEnd"/>
+      <w:r>
+        <w:t xml:space="preserve"> – </w:t>
+      </w:r>
+      <w:r>
+        <w:t>4 jun</w:t>
+      </w:r>
+      <w:r>
+        <w:t>)</w:t>
       </w:r>
     </w:p>
     <w:p>
@@ -8699,7 +9031,13 @@
         <w:rPr>
           <w:rFonts w:ascii="Calibri" w:hAnsi="Calibri" w:cs="Calibri"/>
         </w:rPr>
-        <w:t>: 1 semana</w:t>
+        <w:t xml:space="preserve">: </w:t>
+      </w:r>
+      <w:r>
+        <w:rPr>
+          <w:rFonts w:ascii="Calibri" w:hAnsi="Calibri" w:cs="Calibri"/>
+        </w:rPr>
+        <w:t>2 semanas</w:t>
       </w:r>
     </w:p>
     <w:p>
@@ -8743,7 +9081,13 @@
         <w:rPr>
           <w:rFonts w:ascii="Calibri" w:hAnsi="Calibri" w:cs="Calibri"/>
         </w:rPr>
-        <w:t>• Fix de bugs identificados</w:t>
+        <w:t xml:space="preserve">• </w:t>
+      </w:r>
+      <w:r>
+        <w:rPr>
+          <w:rFonts w:ascii="Calibri" w:hAnsi="Calibri" w:cs="Calibri"/>
+        </w:rPr>
+        <w:t>Retoques finales de UI y mejora de pantallas</w:t>
       </w:r>
     </w:p>
     <w:p>
@@ -8758,7 +9102,13 @@
         <w:rPr>
           <w:rFonts w:ascii="Calibri" w:hAnsi="Calibri" w:cs="Calibri"/>
         </w:rPr>
-        <w:t>• Dark mode implementación</w:t>
+        <w:t xml:space="preserve">• </w:t>
+      </w:r>
+      <w:r>
+        <w:rPr>
+          <w:rFonts w:ascii="Calibri" w:hAnsi="Calibri" w:cs="Calibri"/>
+        </w:rPr>
+        <w:t>Optimización de tiempos de generación y ajuste del botón compartir</w:t>
       </w:r>
     </w:p>
     <w:p>
@@ -8773,7 +9123,13 @@
         <w:rPr>
           <w:rFonts w:ascii="Calibri" w:hAnsi="Calibri" w:cs="Calibri"/>
         </w:rPr>
-        <w:t>• Traducción al inglés completa</w:t>
+        <w:t xml:space="preserve">• </w:t>
+      </w:r>
+      <w:r>
+        <w:rPr>
+          <w:rFonts w:ascii="Calibri" w:hAnsi="Calibri" w:cs="Calibri"/>
+        </w:rPr>
+        <w:t>Correcciones menores y actualización de recursos (logo, textos)</w:t>
       </w:r>
     </w:p>
     <w:p>
@@ -8788,56 +9144,32 @@
         <w:rPr>
           <w:rFonts w:ascii="Calibri" w:hAnsi="Calibri" w:cs="Calibri"/>
         </w:rPr>
-        <w:t>• Mejoras UI/UX</w:t>
-      </w:r>
-    </w:p>
-    <w:p>
-      <w:pPr>
-        <w:spacing w:after="120"/>
-        <w:ind w:left="1080" w:hanging="360"/>
-        <w:rPr>
-          <w:rFonts w:ascii="Calibri" w:hAnsi="Calibri" w:cs="Calibri"/>
-        </w:rPr>
-      </w:pPr>
-      <w:r>
-        <w:rPr>
-          <w:rFonts w:ascii="Calibri" w:hAnsi="Calibri" w:cs="Calibri"/>
-        </w:rPr>
-        <w:t>• Testing</w:t>
-      </w:r>
-    </w:p>
-    <w:p>
-      <w:pPr>
-        <w:spacing w:after="120"/>
-        <w:ind w:left="1080" w:hanging="360"/>
-        <w:rPr>
-          <w:rFonts w:ascii="Calibri" w:hAnsi="Calibri" w:cs="Calibri"/>
-        </w:rPr>
-      </w:pPr>
-      <w:r>
-        <w:rPr>
-          <w:rFonts w:ascii="Calibri" w:hAnsi="Calibri" w:cs="Calibri"/>
-        </w:rPr>
-        <w:t>• Documentación y memoria</w:t>
-      </w:r>
-    </w:p>
-    <w:p>
-      <w:pPr>
-        <w:spacing w:after="120"/>
-        <w:ind w:left="720" w:hanging="360"/>
-        <w:rPr>
-          <w:rFonts w:ascii="Calibri" w:hAnsi="Calibri" w:cs="Calibri"/>
-        </w:rPr>
-      </w:pPr>
-      <w:r>
-        <w:rPr>
-          <w:rFonts w:ascii="Calibri" w:hAnsi="Calibri" w:cs="Calibri"/>
-        </w:rPr>
         <w:t xml:space="preserve">• </w:t>
       </w:r>
       <w:r>
         <w:rPr>
           <w:rFonts w:ascii="Calibri" w:hAnsi="Calibri" w:cs="Calibri"/>
+        </w:rPr>
+        <w:t>Actualización de la memoria y documentación tras la entrega</w:t>
+      </w:r>
+    </w:p>
+    <w:p>
+      <w:pPr>
+        <w:spacing w:after="120"/>
+        <w:ind w:left="720" w:hanging="360"/>
+        <w:rPr>
+          <w:rFonts w:ascii="Calibri" w:hAnsi="Calibri" w:cs="Calibri"/>
+        </w:rPr>
+      </w:pPr>
+      <w:r>
+        <w:rPr>
+          <w:rFonts w:ascii="Calibri" w:hAnsi="Calibri" w:cs="Calibri"/>
+        </w:rPr>
+        <w:t xml:space="preserve">• </w:t>
+      </w:r>
+      <w:r>
+        <w:rPr>
+          <w:rFonts w:ascii="Calibri" w:hAnsi="Calibri" w:cs="Calibri"/>
           <w:b/>
           <w:bCs/>
         </w:rPr>
@@ -8847,7 +9179,13 @@
         <w:rPr>
           <w:rFonts w:ascii="Calibri" w:hAnsi="Calibri" w:cs="Calibri"/>
         </w:rPr>
-        <w:t>: 9</w:t>
+        <w:t xml:space="preserve">: </w:t>
+      </w:r>
+      <w:r>
+        <w:rPr>
+          <w:rFonts w:ascii="Calibri" w:hAnsi="Calibri" w:cs="Calibri"/>
+        </w:rPr>
+        <w:t>8</w:t>
       </w:r>
     </w:p>
     <w:p>
@@ -8876,248 +9214,13 @@
         <w:rPr>
           <w:rFonts w:ascii="Calibri" w:hAnsi="Calibri" w:cs="Calibri"/>
         </w:rPr>
-        <w:t>: 24h (6 días × 4h/día)</w:t>
-      </w:r>
-    </w:p>
-    <w:p>
-      <w:pPr>
-        <w:pStyle w:val="Ttulo4"/>
-      </w:pPr>
-      <w:r>
-        <w:t xml:space="preserve">Fase </w:t>
-      </w:r>
-      <w:r>
-        <w:t>6</w:t>
-      </w:r>
-      <w:r>
         <w:t xml:space="preserve">: </w:t>
       </w:r>
       <w:r>
-        <w:t>Correcciones y pulido final (14 may – 26 may)</w:t>
-      </w:r>
-    </w:p>
-    <w:p>
-      <w:pPr>
-        <w:spacing w:after="120"/>
-        <w:ind w:left="720" w:hanging="360"/>
-        <w:rPr>
-          <w:rFonts w:ascii="Calibri" w:hAnsi="Calibri" w:cs="Calibri"/>
-        </w:rPr>
-      </w:pPr>
-      <w:r>
-        <w:rPr>
-          <w:rFonts w:ascii="Calibri" w:hAnsi="Calibri" w:cs="Calibri"/>
-        </w:rPr>
-        <w:t xml:space="preserve">• </w:t>
-      </w:r>
-      <w:r>
-        <w:rPr>
-          <w:rFonts w:ascii="Calibri" w:hAnsi="Calibri" w:cs="Calibri"/>
-          <w:b/>
-          <w:bCs/>
-        </w:rPr>
-        <w:t>Duración</w:t>
-      </w:r>
-      <w:r>
-        <w:rPr>
-          <w:rFonts w:ascii="Calibri" w:hAnsi="Calibri" w:cs="Calibri"/>
-        </w:rPr>
-        <w:t xml:space="preserve">: </w:t>
-      </w:r>
-      <w:r>
-        <w:rPr>
-          <w:rFonts w:ascii="Calibri" w:hAnsi="Calibri" w:cs="Calibri"/>
-        </w:rPr>
-        <w:t>2</w:t>
-      </w:r>
-      <w:r>
-        <w:rPr>
-          <w:rFonts w:ascii="Calibri" w:hAnsi="Calibri" w:cs="Calibri"/>
-        </w:rPr>
-        <w:t xml:space="preserve"> semana</w:t>
-      </w:r>
-    </w:p>
-    <w:p>
-      <w:pPr>
-        <w:spacing w:after="120"/>
-        <w:ind w:left="720" w:hanging="360"/>
-        <w:rPr>
-          <w:rFonts w:ascii="Calibri" w:hAnsi="Calibri" w:cs="Calibri"/>
-        </w:rPr>
-      </w:pPr>
-      <w:r>
-        <w:rPr>
-          <w:rFonts w:ascii="Calibri" w:hAnsi="Calibri" w:cs="Calibri"/>
-        </w:rPr>
-        <w:t xml:space="preserve">• </w:t>
-      </w:r>
-      <w:r>
-        <w:rPr>
-          <w:rFonts w:ascii="Calibri" w:hAnsi="Calibri" w:cs="Calibri"/>
-          <w:b/>
-          <w:bCs/>
-        </w:rPr>
-        <w:t>Actividades</w:t>
-      </w:r>
-      <w:r>
-        <w:rPr>
-          <w:rFonts w:ascii="Calibri" w:hAnsi="Calibri" w:cs="Calibri"/>
-        </w:rPr>
-        <w:t>:</w:t>
-      </w:r>
-    </w:p>
-    <w:p>
-      <w:pPr>
-        <w:spacing w:after="120"/>
-        <w:ind w:left="1080" w:hanging="360"/>
-        <w:rPr>
-          <w:rFonts w:ascii="Calibri" w:hAnsi="Calibri" w:cs="Calibri"/>
-        </w:rPr>
-      </w:pPr>
-      <w:r>
-        <w:rPr>
-          <w:rFonts w:ascii="Calibri" w:hAnsi="Calibri" w:cs="Calibri"/>
-        </w:rPr>
-        <w:t xml:space="preserve">• </w:t>
-      </w:r>
-      <w:r>
-        <w:rPr>
-          <w:rFonts w:ascii="Calibri" w:hAnsi="Calibri" w:cs="Calibri"/>
-        </w:rPr>
-        <w:t>Retoques finales de UI y mejora de pantallas</w:t>
-      </w:r>
-    </w:p>
-    <w:p>
-      <w:pPr>
-        <w:spacing w:after="120"/>
-        <w:ind w:left="1080" w:hanging="360"/>
-        <w:rPr>
-          <w:rFonts w:ascii="Calibri" w:hAnsi="Calibri" w:cs="Calibri"/>
-        </w:rPr>
-      </w:pPr>
-      <w:r>
-        <w:rPr>
-          <w:rFonts w:ascii="Calibri" w:hAnsi="Calibri" w:cs="Calibri"/>
-        </w:rPr>
-        <w:t xml:space="preserve">• </w:t>
-      </w:r>
-      <w:r>
-        <w:rPr>
-          <w:rFonts w:ascii="Calibri" w:hAnsi="Calibri" w:cs="Calibri"/>
-        </w:rPr>
-        <w:t>Optimización de tiempos de generación y ajuste del botón compartir</w:t>
-      </w:r>
-    </w:p>
-    <w:p>
-      <w:pPr>
-        <w:spacing w:after="120"/>
-        <w:ind w:left="1080" w:hanging="360"/>
-        <w:rPr>
-          <w:rFonts w:ascii="Calibri" w:hAnsi="Calibri" w:cs="Calibri"/>
-        </w:rPr>
-      </w:pPr>
-      <w:r>
-        <w:rPr>
-          <w:rFonts w:ascii="Calibri" w:hAnsi="Calibri" w:cs="Calibri"/>
-        </w:rPr>
-        <w:t xml:space="preserve">• </w:t>
-      </w:r>
-      <w:r>
-        <w:rPr>
-          <w:rFonts w:ascii="Calibri" w:hAnsi="Calibri" w:cs="Calibri"/>
-        </w:rPr>
-        <w:t>Correcciones menores y actualización de recursos (logo, textos)</w:t>
-      </w:r>
-    </w:p>
-    <w:p>
-      <w:pPr>
-        <w:spacing w:after="120"/>
-        <w:ind w:left="1080" w:hanging="360"/>
-        <w:rPr>
-          <w:rFonts w:ascii="Calibri" w:hAnsi="Calibri" w:cs="Calibri"/>
-        </w:rPr>
-      </w:pPr>
-      <w:r>
-        <w:rPr>
-          <w:rFonts w:ascii="Calibri" w:hAnsi="Calibri" w:cs="Calibri"/>
-        </w:rPr>
-        <w:t xml:space="preserve">• </w:t>
-      </w:r>
-      <w:r>
-        <w:rPr>
-          <w:rFonts w:ascii="Calibri" w:hAnsi="Calibri" w:cs="Calibri"/>
-        </w:rPr>
-        <w:t>Actualización de la memoria y documentación tras la entrega</w:t>
-      </w:r>
-    </w:p>
-    <w:p>
-      <w:pPr>
-        <w:spacing w:after="120"/>
-        <w:ind w:left="720" w:hanging="360"/>
-        <w:rPr>
-          <w:rFonts w:ascii="Calibri" w:hAnsi="Calibri" w:cs="Calibri"/>
-        </w:rPr>
-      </w:pPr>
-      <w:r>
-        <w:rPr>
-          <w:rFonts w:ascii="Calibri" w:hAnsi="Calibri" w:cs="Calibri"/>
-        </w:rPr>
-        <w:t xml:space="preserve">• </w:t>
-      </w:r>
-      <w:r>
-        <w:rPr>
-          <w:rFonts w:ascii="Calibri" w:hAnsi="Calibri" w:cs="Calibri"/>
-          <w:b/>
-          <w:bCs/>
-        </w:rPr>
-        <w:t>Commits</w:t>
-      </w:r>
-      <w:r>
-        <w:rPr>
-          <w:rFonts w:ascii="Calibri" w:hAnsi="Calibri" w:cs="Calibri"/>
-        </w:rPr>
-        <w:t xml:space="preserve">: </w:t>
-      </w:r>
-      <w:r>
-        <w:rPr>
-          <w:rFonts w:ascii="Calibri" w:hAnsi="Calibri" w:cs="Calibri"/>
-        </w:rPr>
-        <w:t>8</w:t>
-      </w:r>
-    </w:p>
-    <w:p>
-      <w:pPr>
-        <w:spacing w:after="120"/>
-        <w:ind w:left="720" w:hanging="360"/>
-        <w:rPr>
-          <w:rFonts w:ascii="Calibri" w:hAnsi="Calibri" w:cs="Calibri"/>
-        </w:rPr>
-      </w:pPr>
-      <w:r>
-        <w:rPr>
-          <w:rFonts w:ascii="Calibri" w:hAnsi="Calibri" w:cs="Calibri"/>
-        </w:rPr>
-        <w:t xml:space="preserve">• </w:t>
-      </w:r>
-      <w:r>
-        <w:rPr>
-          <w:rFonts w:ascii="Calibri" w:hAnsi="Calibri" w:cs="Calibri"/>
-          <w:b/>
-          <w:bCs/>
-        </w:rPr>
-        <w:t>Horas Dedicadas</w:t>
-      </w:r>
-      <w:r>
-        <w:rPr>
-          <w:rFonts w:ascii="Calibri" w:hAnsi="Calibri" w:cs="Calibri"/>
-        </w:rPr>
-        <w:t>: 2</w:t>
-      </w:r>
-      <w:r>
-        <w:rPr>
-          <w:rFonts w:ascii="Calibri" w:hAnsi="Calibri" w:cs="Calibri"/>
-        </w:rPr>
-        <w:t>8</w:t>
+        <w:rPr>
+          <w:rFonts w:ascii="Calibri" w:hAnsi="Calibri" w:cs="Calibri"/>
+        </w:rPr>
+        <w:t>71</w:t>
       </w:r>
       <w:r>
         <w:rPr>
@@ -9125,11 +9228,19 @@
         </w:rPr>
         <w:t>h (</w:t>
       </w:r>
-      <w:r>
-        <w:rPr>
-          <w:rFonts w:ascii="Calibri" w:hAnsi="Calibri" w:cs="Calibri"/>
-        </w:rPr>
-        <w:t>7</w:t>
+      <w:proofErr w:type="spellStart"/>
+      <w:r>
+        <w:rPr>
+          <w:rFonts w:ascii="Calibri" w:hAnsi="Calibri" w:cs="Calibri"/>
+        </w:rPr>
+        <w:t>aprox</w:t>
+      </w:r>
+      <w:proofErr w:type="spellEnd"/>
+      <w:r>
+        <w:rPr>
+          <w:rFonts w:ascii="Calibri" w:hAnsi="Calibri" w:cs="Calibri"/>
+        </w:rPr>
+        <w:t xml:space="preserve"> 18</w:t>
       </w:r>
       <w:r>
         <w:rPr>
@@ -9189,18 +9300,23 @@
     </w:p>
     <w:p>
       <w:pPr>
-        <w:spacing w:after="120"/>
-        <w:ind w:left="720" w:hanging="360"/>
-        <w:rPr>
-          <w:rFonts w:ascii="Calibri" w:hAnsi="Calibri" w:cs="Calibri"/>
-        </w:rPr>
-      </w:pPr>
+        <w:spacing w:line="240" w:lineRule="auto"/>
+        <w:rPr>
+          <w:rFonts w:ascii="Calibri" w:hAnsi="Calibri" w:cs="Calibri"/>
+        </w:rPr>
+      </w:pPr>
+      <w:r>
+        <w:rPr>
+          <w:rFonts w:ascii="Calibri" w:hAnsi="Calibri" w:cs="Calibri"/>
+        </w:rPr>
+        <w:br w:type="page"/>
+      </w:r>
     </w:p>
     <w:p>
       <w:pPr>
         <w:pStyle w:val="Ttulo3"/>
       </w:pPr>
-      <w:bookmarkStart w:id="17" w:name="_Toc230894489"/>
+      <w:bookmarkStart w:id="17" w:name="_Toc231322298"/>
       <w:r>
         <w:lastRenderedPageBreak/>
         <w:t>5.2. Horas por Categoría</w:t>
@@ -9430,7 +9546,19 @@
               <w:rPr>
                 <w:rFonts w:ascii="Calibri" w:hAnsi="Calibri" w:cs="Calibri"/>
               </w:rPr>
-              <w:t>8%</w:t>
+              <w:t>6.</w:t>
+            </w:r>
+            <w:r>
+              <w:rPr>
+                <w:rFonts w:ascii="Calibri" w:hAnsi="Calibri" w:cs="Calibri"/>
+              </w:rPr>
+              <w:t>8</w:t>
+            </w:r>
+            <w:r>
+              <w:rPr>
+                <w:rFonts w:ascii="Calibri" w:hAnsi="Calibri" w:cs="Calibri"/>
+              </w:rPr>
+              <w:t>%</w:t>
             </w:r>
           </w:p>
         </w:tc>
@@ -9530,7 +9658,13 @@
               <w:rPr>
                 <w:rFonts w:ascii="Calibri" w:hAnsi="Calibri" w:cs="Calibri"/>
               </w:rPr>
-              <w:t>10</w:t>
+              <w:t>8.</w:t>
+            </w:r>
+            <w:r>
+              <w:rPr>
+                <w:rFonts w:ascii="Calibri" w:hAnsi="Calibri" w:cs="Calibri"/>
+              </w:rPr>
+              <w:t>5</w:t>
             </w:r>
             <w:r>
               <w:rPr>
@@ -9636,13 +9770,7 @@
               <w:rPr>
                 <w:rFonts w:ascii="Calibri" w:hAnsi="Calibri" w:cs="Calibri"/>
               </w:rPr>
-              <w:t>2</w:t>
-            </w:r>
-            <w:r>
-              <w:rPr>
-                <w:rFonts w:ascii="Calibri" w:hAnsi="Calibri" w:cs="Calibri"/>
-              </w:rPr>
-              <w:t>2</w:t>
+              <w:t>18.7</w:t>
             </w:r>
             <w:r>
               <w:rPr>
@@ -9716,7 +9844,7 @@
               <w:rPr>
                 <w:rFonts w:ascii="Calibri" w:hAnsi="Calibri" w:cs="Calibri"/>
               </w:rPr>
-              <w:t>56</w:t>
+              <w:t>60</w:t>
             </w:r>
           </w:p>
         </w:tc>
@@ -9748,7 +9876,25 @@
               <w:rPr>
                 <w:rFonts w:ascii="Calibri" w:hAnsi="Calibri" w:cs="Calibri"/>
               </w:rPr>
-              <w:t>28%</w:t>
+              <w:t>2</w:t>
+            </w:r>
+            <w:r>
+              <w:rPr>
+                <w:rFonts w:ascii="Calibri" w:hAnsi="Calibri" w:cs="Calibri"/>
+              </w:rPr>
+              <w:t>5</w:t>
+            </w:r>
+            <w:r>
+              <w:rPr>
+                <w:rFonts w:ascii="Calibri" w:hAnsi="Calibri" w:cs="Calibri"/>
+              </w:rPr>
+              <w:t>.5</w:t>
+            </w:r>
+            <w:r>
+              <w:rPr>
+                <w:rFonts w:ascii="Calibri" w:hAnsi="Calibri" w:cs="Calibri"/>
+              </w:rPr>
+              <w:t>%</w:t>
             </w:r>
           </w:p>
         </w:tc>
@@ -9816,7 +9962,7 @@
               <w:rPr>
                 <w:rFonts w:ascii="Calibri" w:hAnsi="Calibri" w:cs="Calibri"/>
               </w:rPr>
-              <w:t>28</w:t>
+              <w:t>36</w:t>
             </w:r>
           </w:p>
         </w:tc>
@@ -9854,7 +10000,13 @@
               <w:rPr>
                 <w:rFonts w:ascii="Calibri" w:hAnsi="Calibri" w:cs="Calibri"/>
               </w:rPr>
-              <w:t>4</w:t>
+              <w:t>5</w:t>
+            </w:r>
+            <w:r>
+              <w:rPr>
+                <w:rFonts w:ascii="Calibri" w:hAnsi="Calibri" w:cs="Calibri"/>
+              </w:rPr>
+              <w:t>.3</w:t>
             </w:r>
             <w:r>
               <w:rPr>
@@ -9928,7 +10080,13 @@
               <w:rPr>
                 <w:rFonts w:ascii="Calibri" w:hAnsi="Calibri" w:cs="Calibri"/>
               </w:rPr>
-              <w:t>20</w:t>
+              <w:t>2</w:t>
+            </w:r>
+            <w:r>
+              <w:rPr>
+                <w:rFonts w:ascii="Calibri" w:hAnsi="Calibri" w:cs="Calibri"/>
+              </w:rPr>
+              <w:t>4</w:t>
             </w:r>
           </w:p>
         </w:tc>
@@ -9967,6 +10125,12 @@
                 <w:rFonts w:ascii="Calibri" w:hAnsi="Calibri" w:cs="Calibri"/>
               </w:rPr>
               <w:t>0</w:t>
+            </w:r>
+            <w:r>
+              <w:rPr>
+                <w:rFonts w:ascii="Calibri" w:hAnsi="Calibri" w:cs="Calibri"/>
+              </w:rPr>
+              <w:t>.2</w:t>
             </w:r>
             <w:r>
               <w:rPr>
@@ -10072,6 +10236,12 @@
               <w:rPr>
                 <w:rFonts w:ascii="Calibri" w:hAnsi="Calibri" w:cs="Calibri"/>
               </w:rPr>
+              <w:t>3.</w:t>
+            </w:r>
+            <w:r>
+              <w:rPr>
+                <w:rFonts w:ascii="Calibri" w:hAnsi="Calibri" w:cs="Calibri"/>
+              </w:rPr>
               <w:t>4</w:t>
             </w:r>
             <w:r>
@@ -10178,7 +10348,19 @@
               <w:rPr>
                 <w:rFonts w:ascii="Calibri" w:hAnsi="Calibri" w:cs="Calibri"/>
               </w:rPr>
-              <w:t>4%</w:t>
+              <w:t>3.</w:t>
+            </w:r>
+            <w:r>
+              <w:rPr>
+                <w:rFonts w:ascii="Calibri" w:hAnsi="Calibri" w:cs="Calibri"/>
+              </w:rPr>
+              <w:t>4</w:t>
+            </w:r>
+            <w:r>
+              <w:rPr>
+                <w:rFonts w:ascii="Calibri" w:hAnsi="Calibri" w:cs="Calibri"/>
+              </w:rPr>
+              <w:t>%</w:t>
             </w:r>
           </w:p>
         </w:tc>
@@ -10249,7 +10431,7 @@
               <w:rPr>
                 <w:rFonts w:ascii="Calibri" w:hAnsi="Calibri" w:cs="Calibri"/>
               </w:rPr>
-              <w:t>28</w:t>
+              <w:t>19</w:t>
             </w:r>
           </w:p>
         </w:tc>
@@ -10280,7 +10462,19 @@
               <w:rPr>
                 <w:rFonts w:ascii="Calibri" w:hAnsi="Calibri" w:cs="Calibri"/>
               </w:rPr>
-              <w:t>12%</w:t>
+              <w:t>8.</w:t>
+            </w:r>
+            <w:r>
+              <w:rPr>
+                <w:rFonts w:ascii="Calibri" w:hAnsi="Calibri" w:cs="Calibri"/>
+              </w:rPr>
+              <w:t>1</w:t>
+            </w:r>
+            <w:r>
+              <w:rPr>
+                <w:rFonts w:ascii="Calibri" w:hAnsi="Calibri" w:cs="Calibri"/>
+              </w:rPr>
+              <w:t>%</w:t>
             </w:r>
           </w:p>
         </w:tc>
@@ -10350,7 +10544,15 @@
                 <w:b/>
                 <w:bCs/>
               </w:rPr>
-              <w:t>228</w:t>
+              <w:t>2</w:t>
+            </w:r>
+            <w:r>
+              <w:rPr>
+                <w:rFonts w:ascii="Calibri" w:hAnsi="Calibri" w:cs="Calibri"/>
+                <w:b/>
+                <w:bCs/>
+              </w:rPr>
+              <w:t>35</w:t>
             </w:r>
             <w:r>
               <w:rPr>
@@ -10578,7 +10780,7 @@
         <w:pStyle w:val="Ttulo2"/>
         <w:ind w:left="708" w:hanging="708"/>
       </w:pPr>
-      <w:bookmarkStart w:id="18" w:name="_Toc230894490"/>
+      <w:bookmarkStart w:id="18" w:name="_Toc231322299"/>
       <w:r>
         <w:t>6. RECURSOS</w:t>
       </w:r>
@@ -10588,7 +10790,7 @@
       <w:pPr>
         <w:pStyle w:val="Ttulo3"/>
       </w:pPr>
-      <w:bookmarkStart w:id="19" w:name="_Toc230894491"/>
+      <w:bookmarkStart w:id="19" w:name="_Toc231322300"/>
       <w:r>
         <w:t>6.1. Recursos Humanos</w:t>
       </w:r>
@@ -10726,7 +10928,7 @@
       <w:pPr>
         <w:pStyle w:val="Ttulo3"/>
       </w:pPr>
-      <w:bookmarkStart w:id="20" w:name="_Toc230894492"/>
+      <w:bookmarkStart w:id="20" w:name="_Toc231322301"/>
       <w:r>
         <w:t>6.2. Recursos Espaciales</w:t>
       </w:r>
@@ -10814,7 +11016,7 @@
       <w:pPr>
         <w:pStyle w:val="Ttulo3"/>
       </w:pPr>
-      <w:bookmarkStart w:id="21" w:name="_Toc230894493"/>
+      <w:bookmarkStart w:id="21" w:name="_Toc231322302"/>
       <w:r>
         <w:lastRenderedPageBreak/>
         <w:t>6.3. Recursos Materiales y Tecnológicos</w:t>
@@ -12499,7 +12701,7 @@
       <w:pPr>
         <w:pStyle w:val="Ttulo3"/>
       </w:pPr>
-      <w:bookmarkStart w:id="22" w:name="_Toc230894494"/>
+      <w:bookmarkStart w:id="22" w:name="_Toc231322303"/>
       <w:r>
         <w:lastRenderedPageBreak/>
         <w:t>6.4. Licencias y Cumplimiento</w:t>
@@ -12655,7 +12857,7 @@
       <w:pPr>
         <w:pStyle w:val="Ttulo2"/>
       </w:pPr>
-      <w:bookmarkStart w:id="23" w:name="_Toc230894495"/>
+      <w:bookmarkStart w:id="23" w:name="_Toc231322304"/>
       <w:r>
         <w:t>7. CONCLUSIONES</w:t>
       </w:r>
@@ -12665,7 +12867,7 @@
       <w:pPr>
         <w:pStyle w:val="Ttulo3"/>
       </w:pPr>
-      <w:bookmarkStart w:id="24" w:name="_Toc230894496"/>
+      <w:bookmarkStart w:id="24" w:name="_Toc231322305"/>
       <w:r>
         <w:t>7.1. Conclusiones Técnicas</w:t>
       </w:r>
@@ -13291,7 +13493,7 @@
       <w:pPr>
         <w:pStyle w:val="Ttulo3"/>
       </w:pPr>
-      <w:bookmarkStart w:id="25" w:name="_Toc230894497"/>
+      <w:bookmarkStart w:id="25" w:name="_Toc231322306"/>
       <w:r>
         <w:t>7.2. Conclusiones Funcionales</w:t>
       </w:r>
@@ -13743,7 +13945,7 @@
       <w:pPr>
         <w:pStyle w:val="Ttulo3"/>
       </w:pPr>
-      <w:bookmarkStart w:id="26" w:name="_Toc230894498"/>
+      <w:bookmarkStart w:id="26" w:name="_Toc231322307"/>
       <w:r>
         <w:t>7.3. Aprendizajes Clave</w:t>
       </w:r>
@@ -14080,7 +14282,7 @@
       <w:pPr>
         <w:pStyle w:val="Ttulo3"/>
       </w:pPr>
-      <w:bookmarkStart w:id="27" w:name="_Toc230894499"/>
+      <w:bookmarkStart w:id="27" w:name="_Toc231322308"/>
       <w:r>
         <w:lastRenderedPageBreak/>
         <w:t>7.4. Líneas de Trabajo Futuro</w:t>
@@ -14574,7 +14776,7 @@
       <w:pPr>
         <w:pStyle w:val="Ttulo3"/>
       </w:pPr>
-      <w:bookmarkStart w:id="28" w:name="_Toc230894500"/>
+      <w:bookmarkStart w:id="28" w:name="_Toc231322309"/>
       <w:r>
         <w:t>7.5. Reflexión Final</w:t>
       </w:r>
@@ -14672,7 +14874,7 @@
       <w:pPr>
         <w:pStyle w:val="Ttulo2"/>
       </w:pPr>
-      <w:bookmarkStart w:id="29" w:name="_Toc230894501"/>
+      <w:bookmarkStart w:id="29" w:name="_Toc231322310"/>
       <w:r>
         <w:t>8. BIBLIOGRAFÍA Y WEBGRAFÍA</w:t>
       </w:r>
@@ -14682,7 +14884,7 @@
       <w:pPr>
         <w:pStyle w:val="Ttulo3"/>
       </w:pPr>
-      <w:bookmarkStart w:id="30" w:name="_Toc230894502"/>
+      <w:bookmarkStart w:id="30" w:name="_Toc231322311"/>
       <w:r>
         <w:t>8.1. Documentación Oficial</w:t>
       </w:r>
@@ -14714,13 +14916,7 @@
         <w:rPr>
           <w:rFonts w:ascii="Calibri" w:hAnsi="Calibri" w:cs="Calibri"/>
         </w:rPr>
-        <w:t>Android</w:t>
-      </w:r>
-      <w:r>
-        <w:rPr>
-          <w:rFonts w:ascii="Calibri" w:hAnsi="Calibri" w:cs="Calibri"/>
-        </w:rPr>
-        <w:t xml:space="preserve"> </w:t>
+        <w:t xml:space="preserve">Android </w:t>
       </w:r>
       <w:r>
         <w:rPr>
@@ -14920,7 +15116,7 @@
       <w:pPr>
         <w:pStyle w:val="Ttulo3"/>
       </w:pPr>
-      <w:bookmarkStart w:id="31" w:name="_Toc230894503"/>
+      <w:bookmarkStart w:id="31" w:name="_Toc231322312"/>
       <w:r>
         <w:t>8.2. APIs Externas Utilizadas</w:t>
       </w:r>
@@ -15025,7 +15221,7 @@
       <w:pPr>
         <w:pStyle w:val="Ttulo3"/>
       </w:pPr>
-      <w:bookmarkStart w:id="32" w:name="_Toc230894504"/>
+      <w:bookmarkStart w:id="32" w:name="_Toc231322313"/>
       <w:r>
         <w:lastRenderedPageBreak/>
         <w:t>8.3. Arquitectura y Patrones</w:t>
@@ -15081,7 +15277,7 @@
       <w:pPr>
         <w:pStyle w:val="Ttulo3"/>
       </w:pPr>
-      <w:bookmarkStart w:id="33" w:name="_Toc230894505"/>
+      <w:bookmarkStart w:id="33" w:name="_Toc231322314"/>
       <w:r>
         <w:t>8.</w:t>
       </w:r>
@@ -15203,7 +15399,7 @@
       <w:pPr>
         <w:pStyle w:val="Ttulo3"/>
       </w:pPr>
-      <w:bookmarkStart w:id="34" w:name="_Toc230894506"/>
+      <w:bookmarkStart w:id="34" w:name="_Toc231322315"/>
       <w:r>
         <w:t>8.</w:t>
       </w:r>
@@ -15279,7 +15475,7 @@
       <w:pPr>
         <w:pStyle w:val="Ttulo3"/>
       </w:pPr>
-      <w:bookmarkStart w:id="35" w:name="_Toc230894507"/>
+      <w:bookmarkStart w:id="35" w:name="_Toc231322316"/>
       <w:r>
         <w:t>8.</w:t>
       </w:r>
@@ -15339,7 +15535,7 @@
       <w:pPr>
         <w:pStyle w:val="Ttulo2"/>
       </w:pPr>
-      <w:bookmarkStart w:id="36" w:name="_Toc230894508"/>
+      <w:bookmarkStart w:id="36" w:name="_Toc231322317"/>
       <w:r>
         <w:lastRenderedPageBreak/>
         <w:t>ANEXOS</w:t>
@@ -15350,7 +15546,7 @@
       <w:pPr>
         <w:pStyle w:val="Ttulo3"/>
       </w:pPr>
-      <w:bookmarkStart w:id="37" w:name="_Toc230894509"/>
+      <w:bookmarkStart w:id="37" w:name="_Toc231322318"/>
       <w:r>
         <w:t>Anexo A: Diagrama Entidad-Relación</w:t>
       </w:r>
@@ -16025,7 +16221,7 @@
       <w:pPr>
         <w:pStyle w:val="Ttulo3"/>
       </w:pPr>
-      <w:bookmarkStart w:id="38" w:name="_Toc230894510"/>
+      <w:bookmarkStart w:id="38" w:name="_Toc231322319"/>
       <w:r>
         <w:lastRenderedPageBreak/>
         <w:t>Anexo B: Pantallas Principales</w:t>
@@ -16297,7 +16493,7 @@
       <w:pPr>
         <w:pStyle w:val="Ttulo3"/>
       </w:pPr>
-      <w:bookmarkStart w:id="39" w:name="_Toc230894511"/>
+      <w:bookmarkStart w:id="39" w:name="_Toc231322320"/>
       <w:r>
         <w:t>Anexo C: Instalación y Ejecución</w:t>
       </w:r>
@@ -16409,7 +16605,7 @@
       <w:pPr>
         <w:pStyle w:val="Ttulo3"/>
       </w:pPr>
-      <w:bookmarkStart w:id="40" w:name="_Toc230894512"/>
+      <w:bookmarkStart w:id="40" w:name="_Toc231322321"/>
       <w:r>
         <w:t xml:space="preserve">Anexo </w:t>
       </w:r>
@@ -16417,9 +16613,780 @@
         <w:t>D</w:t>
       </w:r>
       <w:r>
+        <w:t xml:space="preserve">: </w:t>
+      </w:r>
+      <w:r>
+        <w:t>Guía de uso de la aplicación</w:t>
+      </w:r>
+      <w:bookmarkEnd w:id="40"/>
+    </w:p>
+    <w:p>
+      <w:pPr>
+        <w:spacing w:after="120"/>
+        <w:rPr>
+          <w:rFonts w:ascii="Calibri" w:hAnsi="Calibri" w:cs="Calibri"/>
+        </w:rPr>
+      </w:pPr>
+      <w:r>
+        <w:rPr>
+          <w:rFonts w:ascii="Calibri" w:hAnsi="Calibri" w:cs="Calibri"/>
+        </w:rPr>
+        <w:t xml:space="preserve">Esta guía resume los pasos básicos para utilizar </w:t>
+      </w:r>
+      <w:proofErr w:type="spellStart"/>
+      <w:r>
+        <w:rPr>
+          <w:rFonts w:ascii="Calibri" w:hAnsi="Calibri" w:cs="Calibri"/>
+        </w:rPr>
+        <w:t>UrTriply</w:t>
+      </w:r>
+      <w:proofErr w:type="spellEnd"/>
+      <w:r>
+        <w:rPr>
+          <w:rFonts w:ascii="Calibri" w:hAnsi="Calibri" w:cs="Calibri"/>
+        </w:rPr>
+        <w:t>.</w:t>
+      </w:r>
+    </w:p>
+    <w:p>
+      <w:pPr>
+        <w:spacing w:after="120"/>
+        <w:rPr>
+          <w:rFonts w:ascii="Calibri" w:hAnsi="Calibri" w:cs="Calibri"/>
+          <w:b/>
+          <w:bCs/>
+        </w:rPr>
+      </w:pPr>
+      <w:r>
+        <w:rPr>
+          <w:rFonts w:ascii="Calibri" w:hAnsi="Calibri" w:cs="Calibri"/>
+          <w:b/>
+          <w:bCs/>
+        </w:rPr>
+        <w:t>1. Acceso inicial</w:t>
+      </w:r>
+    </w:p>
+    <w:p>
+      <w:pPr>
+        <w:numPr>
+          <w:ilvl w:val="0"/>
+          <w:numId w:val="2"/>
+        </w:numPr>
+        <w:spacing w:after="120"/>
+        <w:rPr>
+          <w:rFonts w:ascii="Calibri" w:hAnsi="Calibri" w:cs="Calibri"/>
+        </w:rPr>
+      </w:pPr>
+      <w:r>
+        <w:rPr>
+          <w:rFonts w:ascii="Calibri" w:hAnsi="Calibri" w:cs="Calibri"/>
+        </w:rPr>
+        <w:t>Abre la aplicación.</w:t>
+      </w:r>
+    </w:p>
+    <w:p>
+      <w:pPr>
+        <w:numPr>
+          <w:ilvl w:val="0"/>
+          <w:numId w:val="2"/>
+        </w:numPr>
+        <w:spacing w:after="120"/>
+        <w:rPr>
+          <w:rFonts w:ascii="Calibri" w:hAnsi="Calibri" w:cs="Calibri"/>
+        </w:rPr>
+      </w:pPr>
+      <w:r>
+        <w:rPr>
+          <w:rFonts w:ascii="Calibri" w:hAnsi="Calibri" w:cs="Calibri"/>
+        </w:rPr>
+        <w:t>Si ya tienes cuenta, pulsa en </w:t>
+      </w:r>
+      <w:r>
+        <w:rPr>
+          <w:rFonts w:ascii="Calibri" w:hAnsi="Calibri" w:cs="Calibri"/>
+          <w:b/>
+          <w:bCs/>
+        </w:rPr>
+        <w:t>Iniciar sesión</w:t>
+      </w:r>
+      <w:r>
+        <w:rPr>
+          <w:rFonts w:ascii="Calibri" w:hAnsi="Calibri" w:cs="Calibri"/>
+        </w:rPr>
+        <w:t>.</w:t>
+      </w:r>
+    </w:p>
+    <w:p>
+      <w:pPr>
+        <w:numPr>
+          <w:ilvl w:val="0"/>
+          <w:numId w:val="2"/>
+        </w:numPr>
+        <w:spacing w:after="120"/>
+        <w:rPr>
+          <w:rFonts w:ascii="Calibri" w:hAnsi="Calibri" w:cs="Calibri"/>
+        </w:rPr>
+      </w:pPr>
+      <w:r>
+        <w:rPr>
+          <w:rFonts w:ascii="Calibri" w:hAnsi="Calibri" w:cs="Calibri"/>
+        </w:rPr>
+        <w:t>Si es tu primera vez, pulsa en </w:t>
+      </w:r>
+      <w:r>
+        <w:rPr>
+          <w:rFonts w:ascii="Calibri" w:hAnsi="Calibri" w:cs="Calibri"/>
+          <w:b/>
+          <w:bCs/>
+        </w:rPr>
+        <w:t>Registrarse</w:t>
+      </w:r>
+      <w:r>
+        <w:rPr>
+          <w:rFonts w:ascii="Calibri" w:hAnsi="Calibri" w:cs="Calibri"/>
+        </w:rPr>
+        <w:t> y completa el formulario.</w:t>
+      </w:r>
+    </w:p>
+    <w:p>
+      <w:pPr>
+        <w:numPr>
+          <w:ilvl w:val="0"/>
+          <w:numId w:val="2"/>
+        </w:numPr>
+        <w:spacing w:after="120"/>
+        <w:rPr>
+          <w:rFonts w:ascii="Calibri" w:hAnsi="Calibri" w:cs="Calibri"/>
+        </w:rPr>
+      </w:pPr>
+      <w:r>
+        <w:rPr>
+          <w:rFonts w:ascii="Calibri" w:hAnsi="Calibri" w:cs="Calibri"/>
+        </w:rPr>
+        <w:t xml:space="preserve">Confirma que cumples la condición de edad requerida para usar la </w:t>
+      </w:r>
+      <w:proofErr w:type="gramStart"/>
+      <w:r>
+        <w:rPr>
+          <w:rFonts w:ascii="Calibri" w:hAnsi="Calibri" w:cs="Calibri"/>
+        </w:rPr>
+        <w:t>app</w:t>
+      </w:r>
+      <w:proofErr w:type="gramEnd"/>
+      <w:r>
+        <w:rPr>
+          <w:rFonts w:ascii="Calibri" w:hAnsi="Calibri" w:cs="Calibri"/>
+        </w:rPr>
+        <w:t>.</w:t>
+      </w:r>
+    </w:p>
+    <w:p>
+      <w:pPr>
+        <w:spacing w:after="120"/>
+        <w:rPr>
+          <w:rFonts w:ascii="Calibri" w:hAnsi="Calibri" w:cs="Calibri"/>
+          <w:b/>
+          <w:bCs/>
+        </w:rPr>
+      </w:pPr>
+      <w:r>
+        <w:rPr>
+          <w:rFonts w:ascii="Calibri" w:hAnsi="Calibri" w:cs="Calibri"/>
+          <w:b/>
+          <w:bCs/>
+        </w:rPr>
+        <w:t>2. Página principal</w:t>
+      </w:r>
+    </w:p>
+    <w:p>
+      <w:pPr>
+        <w:numPr>
+          <w:ilvl w:val="0"/>
+          <w:numId w:val="3"/>
+        </w:numPr>
+        <w:spacing w:after="120"/>
+        <w:rPr>
+          <w:rFonts w:ascii="Calibri" w:hAnsi="Calibri" w:cs="Calibri"/>
+        </w:rPr>
+      </w:pPr>
+      <w:r>
+        <w:rPr>
+          <w:rFonts w:ascii="Calibri" w:hAnsi="Calibri" w:cs="Calibri"/>
+        </w:rPr>
+        <w:t>Tras iniciar sesión, accede a la pantalla principal.</w:t>
+      </w:r>
+    </w:p>
+    <w:p>
+      <w:pPr>
+        <w:numPr>
+          <w:ilvl w:val="0"/>
+          <w:numId w:val="3"/>
+        </w:numPr>
+        <w:spacing w:after="120"/>
+        <w:rPr>
+          <w:rFonts w:ascii="Calibri" w:hAnsi="Calibri" w:cs="Calibri"/>
+        </w:rPr>
+      </w:pPr>
+      <w:r>
+        <w:rPr>
+          <w:rFonts w:ascii="Calibri" w:hAnsi="Calibri" w:cs="Calibri"/>
+        </w:rPr>
+        <w:t>Desde aquí puedes ver un resumen de tu actividad y acceder a las secciones principales.</w:t>
+      </w:r>
+    </w:p>
+    <w:p>
+      <w:pPr>
+        <w:numPr>
+          <w:ilvl w:val="0"/>
+          <w:numId w:val="3"/>
+        </w:numPr>
+        <w:spacing w:after="120"/>
+        <w:rPr>
+          <w:rFonts w:ascii="Calibri" w:hAnsi="Calibri" w:cs="Calibri"/>
+        </w:rPr>
+      </w:pPr>
+      <w:r>
+        <w:rPr>
+          <w:rFonts w:ascii="Calibri" w:hAnsi="Calibri" w:cs="Calibri"/>
+        </w:rPr>
+        <w:t xml:space="preserve">Usa la barra de navegación inferior para moverte entre las pestañas de la </w:t>
+      </w:r>
+      <w:proofErr w:type="gramStart"/>
+      <w:r>
+        <w:rPr>
+          <w:rFonts w:ascii="Calibri" w:hAnsi="Calibri" w:cs="Calibri"/>
+        </w:rPr>
+        <w:t>app</w:t>
+      </w:r>
+      <w:proofErr w:type="gramEnd"/>
+      <w:r>
+        <w:rPr>
+          <w:rFonts w:ascii="Calibri" w:hAnsi="Calibri" w:cs="Calibri"/>
+        </w:rPr>
+        <w:t>.</w:t>
+      </w:r>
+    </w:p>
+    <w:p>
+      <w:pPr>
+        <w:spacing w:line="240" w:lineRule="auto"/>
+        <w:rPr>
+          <w:rFonts w:ascii="Calibri" w:hAnsi="Calibri" w:cs="Calibri"/>
+        </w:rPr>
+      </w:pPr>
+      <w:r>
+        <w:rPr>
+          <w:rFonts w:ascii="Calibri" w:hAnsi="Calibri" w:cs="Calibri"/>
+        </w:rPr>
+        <w:br w:type="page"/>
+      </w:r>
+    </w:p>
+    <w:p>
+      <w:pPr>
+        <w:spacing w:after="120"/>
+        <w:rPr>
+          <w:rFonts w:ascii="Calibri" w:hAnsi="Calibri" w:cs="Calibri"/>
+          <w:b/>
+          <w:bCs/>
+        </w:rPr>
+      </w:pPr>
+      <w:r>
+        <w:rPr>
+          <w:rFonts w:ascii="Calibri" w:hAnsi="Calibri" w:cs="Calibri"/>
+          <w:b/>
+          <w:bCs/>
+        </w:rPr>
+        <w:lastRenderedPageBreak/>
+        <w:t>3. Crear un viaje</w:t>
+      </w:r>
+    </w:p>
+    <w:p>
+      <w:pPr>
+        <w:numPr>
+          <w:ilvl w:val="0"/>
+          <w:numId w:val="4"/>
+        </w:numPr>
+        <w:spacing w:after="120"/>
+        <w:rPr>
+          <w:rFonts w:ascii="Calibri" w:hAnsi="Calibri" w:cs="Calibri"/>
+        </w:rPr>
+      </w:pPr>
+      <w:r>
+        <w:rPr>
+          <w:rFonts w:ascii="Calibri" w:hAnsi="Calibri" w:cs="Calibri"/>
+        </w:rPr>
+        <w:t>Entra en la pestaña de planificación.</w:t>
+      </w:r>
+    </w:p>
+    <w:p>
+      <w:pPr>
+        <w:numPr>
+          <w:ilvl w:val="0"/>
+          <w:numId w:val="4"/>
+        </w:numPr>
+        <w:spacing w:after="120"/>
+        <w:rPr>
+          <w:rFonts w:ascii="Calibri" w:hAnsi="Calibri" w:cs="Calibri"/>
+        </w:rPr>
+      </w:pPr>
+      <w:r>
+        <w:rPr>
+          <w:rFonts w:ascii="Calibri" w:hAnsi="Calibri" w:cs="Calibri"/>
+        </w:rPr>
+        <w:t>Indica el destino, fechas, número de viajeros y presupuesto aproximado.</w:t>
+      </w:r>
+    </w:p>
+    <w:p>
+      <w:pPr>
+        <w:numPr>
+          <w:ilvl w:val="0"/>
+          <w:numId w:val="4"/>
+        </w:numPr>
+        <w:spacing w:after="120"/>
+        <w:rPr>
+          <w:rFonts w:ascii="Calibri" w:hAnsi="Calibri" w:cs="Calibri"/>
+        </w:rPr>
+      </w:pPr>
+      <w:r>
+        <w:rPr>
+          <w:rFonts w:ascii="Calibri" w:hAnsi="Calibri" w:cs="Calibri"/>
+        </w:rPr>
+        <w:t>Pulsa en </w:t>
+      </w:r>
+      <w:r>
+        <w:rPr>
+          <w:rFonts w:ascii="Calibri" w:hAnsi="Calibri" w:cs="Calibri"/>
+          <w:b/>
+          <w:bCs/>
+        </w:rPr>
+        <w:t>Generar viaje</w:t>
+      </w:r>
+      <w:r>
+        <w:rPr>
+          <w:rFonts w:ascii="Calibri" w:hAnsi="Calibri" w:cs="Calibri"/>
+        </w:rPr>
+        <w:t>.</w:t>
+      </w:r>
+    </w:p>
+    <w:p>
+      <w:pPr>
+        <w:numPr>
+          <w:ilvl w:val="0"/>
+          <w:numId w:val="4"/>
+        </w:numPr>
+        <w:spacing w:after="120"/>
+        <w:rPr>
+          <w:rFonts w:ascii="Calibri" w:hAnsi="Calibri" w:cs="Calibri"/>
+        </w:rPr>
+      </w:pPr>
+      <w:r>
+        <w:rPr>
+          <w:rFonts w:ascii="Calibri" w:hAnsi="Calibri" w:cs="Calibri"/>
+        </w:rPr>
+        <w:t>La aplicación mostrará una propuesta con vuelos, alojamiento, actividades e itinerario.</w:t>
+      </w:r>
+    </w:p>
+    <w:p>
+      <w:pPr>
+        <w:numPr>
+          <w:ilvl w:val="0"/>
+          <w:numId w:val="4"/>
+        </w:numPr>
+        <w:spacing w:after="120"/>
+        <w:rPr>
+          <w:rFonts w:ascii="Calibri" w:hAnsi="Calibri" w:cs="Calibri"/>
+        </w:rPr>
+      </w:pPr>
+      <w:r>
+        <w:rPr>
+          <w:rFonts w:ascii="Calibri" w:hAnsi="Calibri" w:cs="Calibri"/>
+        </w:rPr>
+        <w:t>Revisa el reparto del presupuesto y ajusta los datos si lo necesitas.</w:t>
+      </w:r>
+      <w:r>
+        <w:rPr>
+          <w:rFonts w:ascii="Calibri" w:hAnsi="Calibri" w:cs="Calibri"/>
+          <w:b/>
+          <w:bCs/>
+        </w:rPr>
+        <w:t>4. Ver detalles y compartir</w:t>
+      </w:r>
+    </w:p>
+    <w:p>
+      <w:pPr>
+        <w:numPr>
+          <w:ilvl w:val="0"/>
+          <w:numId w:val="5"/>
+        </w:numPr>
+        <w:spacing w:after="120"/>
+        <w:rPr>
+          <w:rFonts w:ascii="Calibri" w:hAnsi="Calibri" w:cs="Calibri"/>
+        </w:rPr>
+      </w:pPr>
+      <w:r>
+        <w:rPr>
+          <w:rFonts w:ascii="Calibri" w:hAnsi="Calibri" w:cs="Calibri"/>
+        </w:rPr>
+        <w:t>Abre el resultado del viaje generado.</w:t>
+      </w:r>
+    </w:p>
+    <w:p>
+      <w:pPr>
+        <w:numPr>
+          <w:ilvl w:val="0"/>
+          <w:numId w:val="5"/>
+        </w:numPr>
+        <w:spacing w:after="120"/>
+        <w:rPr>
+          <w:rFonts w:ascii="Calibri" w:hAnsi="Calibri" w:cs="Calibri"/>
+        </w:rPr>
+      </w:pPr>
+      <w:r>
+        <w:rPr>
+          <w:rFonts w:ascii="Calibri" w:hAnsi="Calibri" w:cs="Calibri"/>
+        </w:rPr>
+        <w:t>Consulta cada bloque de información: vuelos, hoteles, actividades y presupuesto.</w:t>
+      </w:r>
+    </w:p>
+    <w:p>
+      <w:pPr>
+        <w:numPr>
+          <w:ilvl w:val="0"/>
+          <w:numId w:val="5"/>
+        </w:numPr>
+        <w:spacing w:after="120"/>
+        <w:rPr>
+          <w:rFonts w:ascii="Calibri" w:hAnsi="Calibri" w:cs="Calibri"/>
+        </w:rPr>
+      </w:pPr>
+      <w:r>
+        <w:rPr>
+          <w:rFonts w:ascii="Calibri" w:hAnsi="Calibri" w:cs="Calibri"/>
+        </w:rPr>
+        <w:t>Usa la opción de compartir para enviar la propuesta a otras personas.</w:t>
+      </w:r>
+    </w:p>
+    <w:p>
+      <w:pPr>
+        <w:numPr>
+          <w:ilvl w:val="0"/>
+          <w:numId w:val="5"/>
+        </w:numPr>
+        <w:spacing w:after="120"/>
+        <w:rPr>
+          <w:rFonts w:ascii="Calibri" w:hAnsi="Calibri" w:cs="Calibri"/>
+        </w:rPr>
+      </w:pPr>
+      <w:r>
+        <w:rPr>
+          <w:rFonts w:ascii="Calibri" w:hAnsi="Calibri" w:cs="Calibri"/>
+        </w:rPr>
+        <w:t>Si un enlace de reserva está disponible, se abrirá dentro de la aplicación.</w:t>
+      </w:r>
+    </w:p>
+    <w:p>
+      <w:pPr>
+        <w:spacing w:after="120"/>
+        <w:rPr>
+          <w:rFonts w:ascii="Calibri" w:hAnsi="Calibri" w:cs="Calibri"/>
+          <w:b/>
+          <w:bCs/>
+        </w:rPr>
+      </w:pPr>
+      <w:r>
+        <w:rPr>
+          <w:rFonts w:ascii="Calibri" w:hAnsi="Calibri" w:cs="Calibri"/>
+          <w:b/>
+          <w:bCs/>
+        </w:rPr>
+        <w:t>5. Comunidad y publicaciones</w:t>
+      </w:r>
+    </w:p>
+    <w:p>
+      <w:pPr>
+        <w:numPr>
+          <w:ilvl w:val="0"/>
+          <w:numId w:val="6"/>
+        </w:numPr>
+        <w:spacing w:after="120"/>
+        <w:rPr>
+          <w:rFonts w:ascii="Calibri" w:hAnsi="Calibri" w:cs="Calibri"/>
+        </w:rPr>
+      </w:pPr>
+      <w:r>
+        <w:rPr>
+          <w:rFonts w:ascii="Calibri" w:hAnsi="Calibri" w:cs="Calibri"/>
+        </w:rPr>
+        <w:t>Entra en la pestaña de comunidad para ver viajes publicados por otros usuarios.</w:t>
+      </w:r>
+    </w:p>
+    <w:p>
+      <w:pPr>
+        <w:numPr>
+          <w:ilvl w:val="0"/>
+          <w:numId w:val="6"/>
+        </w:numPr>
+        <w:spacing w:after="120"/>
+        <w:rPr>
+          <w:rFonts w:ascii="Calibri" w:hAnsi="Calibri" w:cs="Calibri"/>
+        </w:rPr>
+      </w:pPr>
+      <w:r>
+        <w:rPr>
+          <w:rFonts w:ascii="Calibri" w:hAnsi="Calibri" w:cs="Calibri"/>
+        </w:rPr>
+        <w:t xml:space="preserve">Puedes </w:t>
+      </w:r>
+      <w:proofErr w:type="gramStart"/>
+      <w:r>
+        <w:rPr>
+          <w:rFonts w:ascii="Calibri" w:hAnsi="Calibri" w:cs="Calibri"/>
+        </w:rPr>
+        <w:t xml:space="preserve">dar </w:t>
+      </w:r>
+      <w:proofErr w:type="spellStart"/>
+      <w:r>
+        <w:rPr>
+          <w:rFonts w:ascii="Calibri" w:hAnsi="Calibri" w:cs="Calibri"/>
+        </w:rPr>
+        <w:t>like</w:t>
+      </w:r>
+      <w:proofErr w:type="spellEnd"/>
+      <w:proofErr w:type="gramEnd"/>
+      <w:r>
+        <w:rPr>
+          <w:rFonts w:ascii="Calibri" w:hAnsi="Calibri" w:cs="Calibri"/>
+        </w:rPr>
+        <w:t>, guardar como favorito y leer comentarios.</w:t>
+      </w:r>
+    </w:p>
+    <w:p>
+      <w:pPr>
+        <w:numPr>
+          <w:ilvl w:val="0"/>
+          <w:numId w:val="6"/>
+        </w:numPr>
+        <w:spacing w:after="120"/>
+        <w:rPr>
+          <w:rFonts w:ascii="Calibri" w:hAnsi="Calibri" w:cs="Calibri"/>
+        </w:rPr>
+      </w:pPr>
+      <w:r>
+        <w:rPr>
+          <w:rFonts w:ascii="Calibri" w:hAnsi="Calibri" w:cs="Calibri"/>
+        </w:rPr>
+        <w:t>En la pantalla de detalle de una publicación puedes revisar toda la información del viaje.</w:t>
+      </w:r>
+    </w:p>
+    <w:p>
+      <w:pPr>
+        <w:numPr>
+          <w:ilvl w:val="0"/>
+          <w:numId w:val="6"/>
+        </w:numPr>
+        <w:spacing w:after="120"/>
+        <w:rPr>
+          <w:rFonts w:ascii="Calibri" w:hAnsi="Calibri" w:cs="Calibri"/>
+        </w:rPr>
+      </w:pPr>
+      <w:r>
+        <w:rPr>
+          <w:rFonts w:ascii="Calibri" w:hAnsi="Calibri" w:cs="Calibri"/>
+        </w:rPr>
+        <w:t>Si tienes permisos de administración, también podrás moderar contenido.</w:t>
+      </w:r>
+    </w:p>
+    <w:p>
+      <w:pPr>
+        <w:spacing w:after="120"/>
+        <w:rPr>
+          <w:rFonts w:ascii="Calibri" w:hAnsi="Calibri" w:cs="Calibri"/>
+          <w:b/>
+          <w:bCs/>
+        </w:rPr>
+      </w:pPr>
+      <w:r>
+        <w:rPr>
+          <w:rFonts w:ascii="Calibri" w:hAnsi="Calibri" w:cs="Calibri"/>
+          <w:b/>
+          <w:bCs/>
+        </w:rPr>
+        <w:t>6. Perfil y ajustes</w:t>
+      </w:r>
+    </w:p>
+    <w:p>
+      <w:pPr>
+        <w:numPr>
+          <w:ilvl w:val="0"/>
+          <w:numId w:val="7"/>
+        </w:numPr>
+        <w:spacing w:after="120"/>
+        <w:rPr>
+          <w:rFonts w:ascii="Calibri" w:hAnsi="Calibri" w:cs="Calibri"/>
+        </w:rPr>
+      </w:pPr>
+      <w:r>
+        <w:rPr>
+          <w:rFonts w:ascii="Calibri" w:hAnsi="Calibri" w:cs="Calibri"/>
+        </w:rPr>
+        <w:t>Accede a tu perfil para ver y editar tus datos personales.</w:t>
+      </w:r>
+    </w:p>
+    <w:p>
+      <w:pPr>
+        <w:numPr>
+          <w:ilvl w:val="0"/>
+          <w:numId w:val="7"/>
+        </w:numPr>
+        <w:spacing w:after="120"/>
+        <w:rPr>
+          <w:rFonts w:ascii="Calibri" w:hAnsi="Calibri" w:cs="Calibri"/>
+        </w:rPr>
+      </w:pPr>
+      <w:r>
+        <w:rPr>
+          <w:rFonts w:ascii="Calibri" w:hAnsi="Calibri" w:cs="Calibri"/>
+        </w:rPr>
+        <w:t>Desde el perfil puedes consultar favoritos, publicaciones y preferencias.</w:t>
+      </w:r>
+    </w:p>
+    <w:p>
+      <w:pPr>
+        <w:numPr>
+          <w:ilvl w:val="0"/>
+          <w:numId w:val="7"/>
+        </w:numPr>
+        <w:spacing w:after="120"/>
+        <w:rPr>
+          <w:rFonts w:ascii="Calibri" w:hAnsi="Calibri" w:cs="Calibri"/>
+        </w:rPr>
+      </w:pPr>
+      <w:r>
+        <w:rPr>
+          <w:rFonts w:ascii="Calibri" w:hAnsi="Calibri" w:cs="Calibri"/>
+        </w:rPr>
+        <w:t>Si la aplicación lo permite, podrás activar o desactivar opciones como el modo oscuro.</w:t>
+      </w:r>
+    </w:p>
+    <w:p>
+      <w:pPr>
+        <w:spacing w:after="120"/>
+        <w:rPr>
+          <w:rFonts w:ascii="Calibri" w:hAnsi="Calibri" w:cs="Calibri"/>
+          <w:b/>
+          <w:bCs/>
+        </w:rPr>
+      </w:pPr>
+      <w:r>
+        <w:rPr>
+          <w:rFonts w:ascii="Calibri" w:hAnsi="Calibri" w:cs="Calibri"/>
+          <w:b/>
+          <w:bCs/>
+        </w:rPr>
+        <w:t>7. Consejos de uso</w:t>
+      </w:r>
+    </w:p>
+    <w:p>
+      <w:pPr>
+        <w:numPr>
+          <w:ilvl w:val="0"/>
+          <w:numId w:val="8"/>
+        </w:numPr>
+        <w:spacing w:after="120"/>
+        <w:rPr>
+          <w:rFonts w:ascii="Calibri" w:hAnsi="Calibri" w:cs="Calibri"/>
+        </w:rPr>
+      </w:pPr>
+      <w:r>
+        <w:rPr>
+          <w:rFonts w:ascii="Calibri" w:hAnsi="Calibri" w:cs="Calibri"/>
+        </w:rPr>
+        <w:t>Usa una conexión a internet estable para cargar correctamente los datos externos.</w:t>
+      </w:r>
+    </w:p>
+    <w:p>
+      <w:pPr>
+        <w:numPr>
+          <w:ilvl w:val="0"/>
+          <w:numId w:val="8"/>
+        </w:numPr>
+        <w:spacing w:after="120"/>
+        <w:rPr>
+          <w:rFonts w:ascii="Calibri" w:hAnsi="Calibri" w:cs="Calibri"/>
+        </w:rPr>
+      </w:pPr>
+      <w:r>
+        <w:rPr>
+          <w:rFonts w:ascii="Calibri" w:hAnsi="Calibri" w:cs="Calibri"/>
+        </w:rPr>
+        <w:t>Si algún enlace no abre, vuelve a intentarlo o revisa la conexión.</w:t>
+      </w:r>
+    </w:p>
+    <w:p>
+      <w:pPr>
+        <w:numPr>
+          <w:ilvl w:val="0"/>
+          <w:numId w:val="8"/>
+        </w:numPr>
+        <w:spacing w:after="120"/>
+        <w:rPr>
+          <w:rFonts w:ascii="Calibri" w:hAnsi="Calibri" w:cs="Calibri"/>
+        </w:rPr>
+      </w:pPr>
+      <w:r>
+        <w:rPr>
+          <w:rFonts w:ascii="Calibri" w:hAnsi="Calibri" w:cs="Calibri"/>
+        </w:rPr>
+        <w:t>Comprueba siempre los precios y la información antes de confirmar una reserva.</w:t>
+      </w:r>
+    </w:p>
+    <w:p>
+      <w:pPr>
+        <w:numPr>
+          <w:ilvl w:val="0"/>
+          <w:numId w:val="8"/>
+        </w:numPr>
+        <w:spacing w:after="120"/>
+        <w:rPr>
+          <w:rFonts w:ascii="Calibri" w:hAnsi="Calibri" w:cs="Calibri"/>
+        </w:rPr>
+      </w:pPr>
+      <w:r>
+        <w:rPr>
+          <w:rFonts w:ascii="Calibri" w:hAnsi="Calibri" w:cs="Calibri"/>
+        </w:rPr>
+        <w:t>Mantén la aplicación actualizada para evitar errores y mejorar el rendimiento.</w:t>
+      </w:r>
+    </w:p>
+    <w:p>
+      <w:pPr>
+        <w:spacing w:line="240" w:lineRule="auto"/>
+        <w:rPr>
+          <w:rFonts w:ascii="Calibri" w:hAnsi="Calibri" w:cs="Calibri"/>
+        </w:rPr>
+      </w:pPr>
+      <w:r>
+        <w:rPr>
+          <w:rFonts w:ascii="Calibri" w:hAnsi="Calibri" w:cs="Calibri"/>
+        </w:rPr>
+        <w:br w:type="page"/>
+      </w:r>
+    </w:p>
+    <w:p>
+      <w:pPr>
+        <w:pStyle w:val="Ttulo3"/>
+      </w:pPr>
+      <w:bookmarkStart w:id="41" w:name="_Toc231322322"/>
+      <w:r>
+        <w:lastRenderedPageBreak/>
+        <w:t xml:space="preserve">Anexo </w:t>
+      </w:r>
+      <w:r>
+        <w:t>E</w:t>
+      </w:r>
+      <w:r>
         <w:t>: Notas sobre Uso de IA</w:t>
       </w:r>
-      <w:bookmarkEnd w:id="40"/>
+      <w:bookmarkEnd w:id="41"/>
     </w:p>
     <w:p>
       <w:pPr>
@@ -16618,6 +17585,458 @@
 <file path=word/numbering.xml><?xml version="1.0" encoding="utf-8"?>
 <w:numbering xmlns:wpc="http://schemas.microsoft.com/office/word/2010/wordprocessingCanvas" xmlns:cx="http://schemas.microsoft.com/office/drawing/2014/chartex" xmlns:cx1="http://schemas.microsoft.com/office/drawing/2015/9/8/chartex" xmlns:cx2="http://schemas.microsoft.com/office/drawing/2015/10/21/chartex" xmlns:cx3="http://schemas.microsoft.com/office/drawing/2016/5/9/chartex" xmlns:cx4="http://schemas.microsoft.com/office/drawing/2016/5/10/chartex" xmlns:cx5="http://schemas.microsoft.com/office/drawing/2016/5/11/chartex" xmlns:cx6="http://schemas.microsoft.com/office/drawing/2016/5/12/chartex" xmlns:cx7="http://schemas.microsoft.com/office/drawing/2016/5/13/chartex" xmlns:cx8="http://schemas.microsoft.com/office/drawing/2016/5/14/chartex" xmlns:mc="http://schemas.openxmlformats.org/markup-compatibility/2006" xmlns:aink="http://schemas.microsoft.com/office/drawing/2016/ink" xmlns:am3d="http://schemas.microsoft.com/office/drawing/2017/model3d" xmlns:o="urn:schemas-microsoft-com:office:office" xmlns:oel="http://schemas.microsoft.com/office/2019/extlst" xmlns:r="http://schemas.openxmlformats.org/officeDocument/2006/relationships" xmlns:m="http://schemas.openxmlformats.org/officeDocument/2006/math" xmlns:v="urn:schemas-microsoft-com:vml" xmlns:wp14="http://schemas.microsoft.com/office/word/2010/wordprocessingDrawing" xmlns:wp="http://schemas.openxmlformats.org/drawingml/2006/wordprocessingDrawing" xmlns:w10="urn:schemas-microsoft-com:office:word" xmlns:w="http://schemas.openxmlformats.org/wordprocessingml/2006/main" xmlns:w14="http://schemas.microsoft.com/office/word/2010/wordml" xmlns:w15="http://schemas.microsoft.com/office/word/2012/wordml" xmlns:w16cex="http://schemas.microsoft.com/office/word/2018/wordml/cex" xmlns:w16cid="http://schemas.microsoft.com/office/word/2016/wordml/cid" xmlns:w16="http://schemas.microsoft.com/office/word/2018/wordml" xmlns:w16du="http://schemas.microsoft.com/office/word/2023/wordml/word16du" xmlns:w16sdtdh="http://schemas.microsoft.com/office/word/2020/wordml/sdtdatahash" xmlns:w16sdtfl="http://schemas.microsoft.com/office/word/2024/wordml/sdtformatlock" xmlns:w16se="http://schemas.microsoft.com/office/word/2015/wordml/symex" xmlns:wpg="http://schemas.microsoft.com/office/word/2010/wordprocessingGroup" xmlns:wpi="http://schemas.microsoft.com/office/word/2010/wordprocessingInk" xmlns:wne="http://schemas.microsoft.com/office/word/2006/wordml" xmlns:wps="http://schemas.microsoft.com/office/word/2010/wordprocessingShape" mc:Ignorable="w14 w15 w16se w16cid w16 w16cex w16sdtdh w16sdtfl w16du wp14">
   <w:abstractNum w:abstractNumId="0" w15:restartNumberingAfterBreak="0">
+    <w:nsid w:val="005F6474"/>
+    <w:multiLevelType w:val="multilevel"/>
+    <w:tmpl w:val="EE04CBF2"/>
+    <w:lvl w:ilvl="0">
+      <w:start w:val="1"/>
+      <w:numFmt w:val="decimal"/>
+      <w:lvlText w:val="%1."/>
+      <w:lvlJc w:val="left"/>
+      <w:pPr>
+        <w:tabs>
+          <w:tab w:val="num" w:pos="720"/>
+        </w:tabs>
+        <w:ind w:left="720" w:hanging="360"/>
+      </w:pPr>
+    </w:lvl>
+    <w:lvl w:ilvl="1" w:tentative="1">
+      <w:start w:val="1"/>
+      <w:numFmt w:val="decimal"/>
+      <w:lvlText w:val="%2."/>
+      <w:lvlJc w:val="left"/>
+      <w:pPr>
+        <w:tabs>
+          <w:tab w:val="num" w:pos="1440"/>
+        </w:tabs>
+        <w:ind w:left="1440" w:hanging="360"/>
+      </w:pPr>
+    </w:lvl>
+    <w:lvl w:ilvl="2" w:tentative="1">
+      <w:start w:val="1"/>
+      <w:numFmt w:val="decimal"/>
+      <w:lvlText w:val="%3."/>
+      <w:lvlJc w:val="left"/>
+      <w:pPr>
+        <w:tabs>
+          <w:tab w:val="num" w:pos="2160"/>
+        </w:tabs>
+        <w:ind w:left="2160" w:hanging="360"/>
+      </w:pPr>
+    </w:lvl>
+    <w:lvl w:ilvl="3" w:tentative="1">
+      <w:start w:val="1"/>
+      <w:numFmt w:val="decimal"/>
+      <w:lvlText w:val="%4."/>
+      <w:lvlJc w:val="left"/>
+      <w:pPr>
+        <w:tabs>
+          <w:tab w:val="num" w:pos="2880"/>
+        </w:tabs>
+        <w:ind w:left="2880" w:hanging="360"/>
+      </w:pPr>
+    </w:lvl>
+    <w:lvl w:ilvl="4" w:tentative="1">
+      <w:start w:val="1"/>
+      <w:numFmt w:val="decimal"/>
+      <w:lvlText w:val="%5."/>
+      <w:lvlJc w:val="left"/>
+      <w:pPr>
+        <w:tabs>
+          <w:tab w:val="num" w:pos="3600"/>
+        </w:tabs>
+        <w:ind w:left="3600" w:hanging="360"/>
+      </w:pPr>
+    </w:lvl>
+    <w:lvl w:ilvl="5" w:tentative="1">
+      <w:start w:val="1"/>
+      <w:numFmt w:val="decimal"/>
+      <w:lvlText w:val="%6."/>
+      <w:lvlJc w:val="left"/>
+      <w:pPr>
+        <w:tabs>
+          <w:tab w:val="num" w:pos="4320"/>
+        </w:tabs>
+        <w:ind w:left="4320" w:hanging="360"/>
+      </w:pPr>
+    </w:lvl>
+    <w:lvl w:ilvl="6" w:tentative="1">
+      <w:start w:val="1"/>
+      <w:numFmt w:val="decimal"/>
+      <w:lvlText w:val="%7."/>
+      <w:lvlJc w:val="left"/>
+      <w:pPr>
+        <w:tabs>
+          <w:tab w:val="num" w:pos="5040"/>
+        </w:tabs>
+        <w:ind w:left="5040" w:hanging="360"/>
+      </w:pPr>
+    </w:lvl>
+    <w:lvl w:ilvl="7" w:tentative="1">
+      <w:start w:val="1"/>
+      <w:numFmt w:val="decimal"/>
+      <w:lvlText w:val="%8."/>
+      <w:lvlJc w:val="left"/>
+      <w:pPr>
+        <w:tabs>
+          <w:tab w:val="num" w:pos="5760"/>
+        </w:tabs>
+        <w:ind w:left="5760" w:hanging="360"/>
+      </w:pPr>
+    </w:lvl>
+    <w:lvl w:ilvl="8" w:tentative="1">
+      <w:start w:val="1"/>
+      <w:numFmt w:val="decimal"/>
+      <w:lvlText w:val="%9."/>
+      <w:lvlJc w:val="left"/>
+      <w:pPr>
+        <w:tabs>
+          <w:tab w:val="num" w:pos="6480"/>
+        </w:tabs>
+        <w:ind w:left="6480" w:hanging="360"/>
+      </w:pPr>
+    </w:lvl>
+  </w:abstractNum>
+  <w:abstractNum w:abstractNumId="1" w15:restartNumberingAfterBreak="0">
+    <w:nsid w:val="15156AF4"/>
+    <w:multiLevelType w:val="multilevel"/>
+    <w:tmpl w:val="DFD69732"/>
+    <w:lvl w:ilvl="0">
+      <w:start w:val="1"/>
+      <w:numFmt w:val="decimal"/>
+      <w:lvlText w:val="%1."/>
+      <w:lvlJc w:val="left"/>
+      <w:pPr>
+        <w:tabs>
+          <w:tab w:val="num" w:pos="720"/>
+        </w:tabs>
+        <w:ind w:left="720" w:hanging="360"/>
+      </w:pPr>
+    </w:lvl>
+    <w:lvl w:ilvl="1" w:tentative="1">
+      <w:start w:val="1"/>
+      <w:numFmt w:val="decimal"/>
+      <w:lvlText w:val="%2."/>
+      <w:lvlJc w:val="left"/>
+      <w:pPr>
+        <w:tabs>
+          <w:tab w:val="num" w:pos="1440"/>
+        </w:tabs>
+        <w:ind w:left="1440" w:hanging="360"/>
+      </w:pPr>
+    </w:lvl>
+    <w:lvl w:ilvl="2" w:tentative="1">
+      <w:start w:val="1"/>
+      <w:numFmt w:val="decimal"/>
+      <w:lvlText w:val="%3."/>
+      <w:lvlJc w:val="left"/>
+      <w:pPr>
+        <w:tabs>
+          <w:tab w:val="num" w:pos="2160"/>
+        </w:tabs>
+        <w:ind w:left="2160" w:hanging="360"/>
+      </w:pPr>
+    </w:lvl>
+    <w:lvl w:ilvl="3" w:tentative="1">
+      <w:start w:val="1"/>
+      <w:numFmt w:val="decimal"/>
+      <w:lvlText w:val="%4."/>
+      <w:lvlJc w:val="left"/>
+      <w:pPr>
+        <w:tabs>
+          <w:tab w:val="num" w:pos="2880"/>
+        </w:tabs>
+        <w:ind w:left="2880" w:hanging="360"/>
+      </w:pPr>
+    </w:lvl>
+    <w:lvl w:ilvl="4" w:tentative="1">
+      <w:start w:val="1"/>
+      <w:numFmt w:val="decimal"/>
+      <w:lvlText w:val="%5."/>
+      <w:lvlJc w:val="left"/>
+      <w:pPr>
+        <w:tabs>
+          <w:tab w:val="num" w:pos="3600"/>
+        </w:tabs>
+        <w:ind w:left="3600" w:hanging="360"/>
+      </w:pPr>
+    </w:lvl>
+    <w:lvl w:ilvl="5" w:tentative="1">
+      <w:start w:val="1"/>
+      <w:numFmt w:val="decimal"/>
+      <w:lvlText w:val="%6."/>
+      <w:lvlJc w:val="left"/>
+      <w:pPr>
+        <w:tabs>
+          <w:tab w:val="num" w:pos="4320"/>
+        </w:tabs>
+        <w:ind w:left="4320" w:hanging="360"/>
+      </w:pPr>
+    </w:lvl>
+    <w:lvl w:ilvl="6" w:tentative="1">
+      <w:start w:val="1"/>
+      <w:numFmt w:val="decimal"/>
+      <w:lvlText w:val="%7."/>
+      <w:lvlJc w:val="left"/>
+      <w:pPr>
+        <w:tabs>
+          <w:tab w:val="num" w:pos="5040"/>
+        </w:tabs>
+        <w:ind w:left="5040" w:hanging="360"/>
+      </w:pPr>
+    </w:lvl>
+    <w:lvl w:ilvl="7" w:tentative="1">
+      <w:start w:val="1"/>
+      <w:numFmt w:val="decimal"/>
+      <w:lvlText w:val="%8."/>
+      <w:lvlJc w:val="left"/>
+      <w:pPr>
+        <w:tabs>
+          <w:tab w:val="num" w:pos="5760"/>
+        </w:tabs>
+        <w:ind w:left="5760" w:hanging="360"/>
+      </w:pPr>
+    </w:lvl>
+    <w:lvl w:ilvl="8" w:tentative="1">
+      <w:start w:val="1"/>
+      <w:numFmt w:val="decimal"/>
+      <w:lvlText w:val="%9."/>
+      <w:lvlJc w:val="left"/>
+      <w:pPr>
+        <w:tabs>
+          <w:tab w:val="num" w:pos="6480"/>
+        </w:tabs>
+        <w:ind w:left="6480" w:hanging="360"/>
+      </w:pPr>
+    </w:lvl>
+  </w:abstractNum>
+  <w:abstractNum w:abstractNumId="2" w15:restartNumberingAfterBreak="0">
+    <w:nsid w:val="1FC86D91"/>
+    <w:multiLevelType w:val="multilevel"/>
+    <w:tmpl w:val="56CA0E8A"/>
+    <w:lvl w:ilvl="0">
+      <w:start w:val="1"/>
+      <w:numFmt w:val="decimal"/>
+      <w:lvlText w:val="%1."/>
+      <w:lvlJc w:val="left"/>
+      <w:pPr>
+        <w:tabs>
+          <w:tab w:val="num" w:pos="720"/>
+        </w:tabs>
+        <w:ind w:left="720" w:hanging="360"/>
+      </w:pPr>
+    </w:lvl>
+    <w:lvl w:ilvl="1" w:tentative="1">
+      <w:start w:val="1"/>
+      <w:numFmt w:val="decimal"/>
+      <w:lvlText w:val="%2."/>
+      <w:lvlJc w:val="left"/>
+      <w:pPr>
+        <w:tabs>
+          <w:tab w:val="num" w:pos="1440"/>
+        </w:tabs>
+        <w:ind w:left="1440" w:hanging="360"/>
+      </w:pPr>
+    </w:lvl>
+    <w:lvl w:ilvl="2" w:tentative="1">
+      <w:start w:val="1"/>
+      <w:numFmt w:val="decimal"/>
+      <w:lvlText w:val="%3."/>
+      <w:lvlJc w:val="left"/>
+      <w:pPr>
+        <w:tabs>
+          <w:tab w:val="num" w:pos="2160"/>
+        </w:tabs>
+        <w:ind w:left="2160" w:hanging="360"/>
+      </w:pPr>
+    </w:lvl>
+    <w:lvl w:ilvl="3" w:tentative="1">
+      <w:start w:val="1"/>
+      <w:numFmt w:val="decimal"/>
+      <w:lvlText w:val="%4."/>
+      <w:lvlJc w:val="left"/>
+      <w:pPr>
+        <w:tabs>
+          <w:tab w:val="num" w:pos="2880"/>
+        </w:tabs>
+        <w:ind w:left="2880" w:hanging="360"/>
+      </w:pPr>
+    </w:lvl>
+    <w:lvl w:ilvl="4" w:tentative="1">
+      <w:start w:val="1"/>
+      <w:numFmt w:val="decimal"/>
+      <w:lvlText w:val="%5."/>
+      <w:lvlJc w:val="left"/>
+      <w:pPr>
+        <w:tabs>
+          <w:tab w:val="num" w:pos="3600"/>
+        </w:tabs>
+        <w:ind w:left="3600" w:hanging="360"/>
+      </w:pPr>
+    </w:lvl>
+    <w:lvl w:ilvl="5" w:tentative="1">
+      <w:start w:val="1"/>
+      <w:numFmt w:val="decimal"/>
+      <w:lvlText w:val="%6."/>
+      <w:lvlJc w:val="left"/>
+      <w:pPr>
+        <w:tabs>
+          <w:tab w:val="num" w:pos="4320"/>
+        </w:tabs>
+        <w:ind w:left="4320" w:hanging="360"/>
+      </w:pPr>
+    </w:lvl>
+    <w:lvl w:ilvl="6" w:tentative="1">
+      <w:start w:val="1"/>
+      <w:numFmt w:val="decimal"/>
+      <w:lvlText w:val="%7."/>
+      <w:lvlJc w:val="left"/>
+      <w:pPr>
+        <w:tabs>
+          <w:tab w:val="num" w:pos="5040"/>
+        </w:tabs>
+        <w:ind w:left="5040" w:hanging="360"/>
+      </w:pPr>
+    </w:lvl>
+    <w:lvl w:ilvl="7" w:tentative="1">
+      <w:start w:val="1"/>
+      <w:numFmt w:val="decimal"/>
+      <w:lvlText w:val="%8."/>
+      <w:lvlJc w:val="left"/>
+      <w:pPr>
+        <w:tabs>
+          <w:tab w:val="num" w:pos="5760"/>
+        </w:tabs>
+        <w:ind w:left="5760" w:hanging="360"/>
+      </w:pPr>
+    </w:lvl>
+    <w:lvl w:ilvl="8" w:tentative="1">
+      <w:start w:val="1"/>
+      <w:numFmt w:val="decimal"/>
+      <w:lvlText w:val="%9."/>
+      <w:lvlJc w:val="left"/>
+      <w:pPr>
+        <w:tabs>
+          <w:tab w:val="num" w:pos="6480"/>
+        </w:tabs>
+        <w:ind w:left="6480" w:hanging="360"/>
+      </w:pPr>
+    </w:lvl>
+  </w:abstractNum>
+  <w:abstractNum w:abstractNumId="3" w15:restartNumberingAfterBreak="0">
+    <w:nsid w:val="2165648D"/>
+    <w:multiLevelType w:val="multilevel"/>
+    <w:tmpl w:val="897CD70E"/>
+    <w:lvl w:ilvl="0">
+      <w:start w:val="1"/>
+      <w:numFmt w:val="decimal"/>
+      <w:lvlText w:val="%1."/>
+      <w:lvlJc w:val="left"/>
+      <w:pPr>
+        <w:tabs>
+          <w:tab w:val="num" w:pos="720"/>
+        </w:tabs>
+        <w:ind w:left="720" w:hanging="360"/>
+      </w:pPr>
+    </w:lvl>
+    <w:lvl w:ilvl="1" w:tentative="1">
+      <w:start w:val="1"/>
+      <w:numFmt w:val="decimal"/>
+      <w:lvlText w:val="%2."/>
+      <w:lvlJc w:val="left"/>
+      <w:pPr>
+        <w:tabs>
+          <w:tab w:val="num" w:pos="1440"/>
+        </w:tabs>
+        <w:ind w:left="1440" w:hanging="360"/>
+      </w:pPr>
+    </w:lvl>
+    <w:lvl w:ilvl="2" w:tentative="1">
+      <w:start w:val="1"/>
+      <w:numFmt w:val="decimal"/>
+      <w:lvlText w:val="%3."/>
+      <w:lvlJc w:val="left"/>
+      <w:pPr>
+        <w:tabs>
+          <w:tab w:val="num" w:pos="2160"/>
+        </w:tabs>
+        <w:ind w:left="2160" w:hanging="360"/>
+      </w:pPr>
+    </w:lvl>
+    <w:lvl w:ilvl="3" w:tentative="1">
+      <w:start w:val="1"/>
+      <w:numFmt w:val="decimal"/>
+      <w:lvlText w:val="%4."/>
+      <w:lvlJc w:val="left"/>
+      <w:pPr>
+        <w:tabs>
+          <w:tab w:val="num" w:pos="2880"/>
+        </w:tabs>
+        <w:ind w:left="2880" w:hanging="360"/>
+      </w:pPr>
+    </w:lvl>
+    <w:lvl w:ilvl="4" w:tentative="1">
+      <w:start w:val="1"/>
+      <w:numFmt w:val="decimal"/>
+      <w:lvlText w:val="%5."/>
+      <w:lvlJc w:val="left"/>
+      <w:pPr>
+        <w:tabs>
+          <w:tab w:val="num" w:pos="3600"/>
+        </w:tabs>
+        <w:ind w:left="3600" w:hanging="360"/>
+      </w:pPr>
+    </w:lvl>
+    <w:lvl w:ilvl="5" w:tentative="1">
+      <w:start w:val="1"/>
+      <w:numFmt w:val="decimal"/>
+      <w:lvlText w:val="%6."/>
+      <w:lvlJc w:val="left"/>
+      <w:pPr>
+        <w:tabs>
+          <w:tab w:val="num" w:pos="4320"/>
+        </w:tabs>
+        <w:ind w:left="4320" w:hanging="360"/>
+      </w:pPr>
+    </w:lvl>
+    <w:lvl w:ilvl="6" w:tentative="1">
+      <w:start w:val="1"/>
+      <w:numFmt w:val="decimal"/>
+      <w:lvlText w:val="%7."/>
+      <w:lvlJc w:val="left"/>
+      <w:pPr>
+        <w:tabs>
+          <w:tab w:val="num" w:pos="5040"/>
+        </w:tabs>
+        <w:ind w:left="5040" w:hanging="360"/>
+      </w:pPr>
+    </w:lvl>
+    <w:lvl w:ilvl="7" w:tentative="1">
+      <w:start w:val="1"/>
+      <w:numFmt w:val="decimal"/>
+      <w:lvlText w:val="%8."/>
+      <w:lvlJc w:val="left"/>
+      <w:pPr>
+        <w:tabs>
+          <w:tab w:val="num" w:pos="5760"/>
+        </w:tabs>
+        <w:ind w:left="5760" w:hanging="360"/>
+      </w:pPr>
+    </w:lvl>
+    <w:lvl w:ilvl="8" w:tentative="1">
+      <w:start w:val="1"/>
+      <w:numFmt w:val="decimal"/>
+      <w:lvlText w:val="%9."/>
+      <w:lvlJc w:val="left"/>
+      <w:pPr>
+        <w:tabs>
+          <w:tab w:val="num" w:pos="6480"/>
+        </w:tabs>
+        <w:ind w:left="6480" w:hanging="360"/>
+      </w:pPr>
+    </w:lvl>
+  </w:abstractNum>
+  <w:abstractNum w:abstractNumId="4" w15:restartNumberingAfterBreak="0">
     <w:nsid w:val="4A6D7B04"/>
     <w:multiLevelType w:val="hybridMultilevel"/>
     <w:tmpl w:val="B8CE6208"/>
@@ -16703,11 +18122,371 @@
       </w:pPr>
     </w:lvl>
   </w:abstractNum>
+  <w:abstractNum w:abstractNumId="5" w15:restartNumberingAfterBreak="0">
+    <w:nsid w:val="591241E0"/>
+    <w:multiLevelType w:val="multilevel"/>
+    <w:tmpl w:val="F4A06746"/>
+    <w:lvl w:ilvl="0">
+      <w:start w:val="1"/>
+      <w:numFmt w:val="decimal"/>
+      <w:lvlText w:val="%1."/>
+      <w:lvlJc w:val="left"/>
+      <w:pPr>
+        <w:tabs>
+          <w:tab w:val="num" w:pos="720"/>
+        </w:tabs>
+        <w:ind w:left="720" w:hanging="360"/>
+      </w:pPr>
+    </w:lvl>
+    <w:lvl w:ilvl="1" w:tentative="1">
+      <w:start w:val="1"/>
+      <w:numFmt w:val="decimal"/>
+      <w:lvlText w:val="%2."/>
+      <w:lvlJc w:val="left"/>
+      <w:pPr>
+        <w:tabs>
+          <w:tab w:val="num" w:pos="1440"/>
+        </w:tabs>
+        <w:ind w:left="1440" w:hanging="360"/>
+      </w:pPr>
+    </w:lvl>
+    <w:lvl w:ilvl="2" w:tentative="1">
+      <w:start w:val="1"/>
+      <w:numFmt w:val="decimal"/>
+      <w:lvlText w:val="%3."/>
+      <w:lvlJc w:val="left"/>
+      <w:pPr>
+        <w:tabs>
+          <w:tab w:val="num" w:pos="2160"/>
+        </w:tabs>
+        <w:ind w:left="2160" w:hanging="360"/>
+      </w:pPr>
+    </w:lvl>
+    <w:lvl w:ilvl="3" w:tentative="1">
+      <w:start w:val="1"/>
+      <w:numFmt w:val="decimal"/>
+      <w:lvlText w:val="%4."/>
+      <w:lvlJc w:val="left"/>
+      <w:pPr>
+        <w:tabs>
+          <w:tab w:val="num" w:pos="2880"/>
+        </w:tabs>
+        <w:ind w:left="2880" w:hanging="360"/>
+      </w:pPr>
+    </w:lvl>
+    <w:lvl w:ilvl="4" w:tentative="1">
+      <w:start w:val="1"/>
+      <w:numFmt w:val="decimal"/>
+      <w:lvlText w:val="%5."/>
+      <w:lvlJc w:val="left"/>
+      <w:pPr>
+        <w:tabs>
+          <w:tab w:val="num" w:pos="3600"/>
+        </w:tabs>
+        <w:ind w:left="3600" w:hanging="360"/>
+      </w:pPr>
+    </w:lvl>
+    <w:lvl w:ilvl="5" w:tentative="1">
+      <w:start w:val="1"/>
+      <w:numFmt w:val="decimal"/>
+      <w:lvlText w:val="%6."/>
+      <w:lvlJc w:val="left"/>
+      <w:pPr>
+        <w:tabs>
+          <w:tab w:val="num" w:pos="4320"/>
+        </w:tabs>
+        <w:ind w:left="4320" w:hanging="360"/>
+      </w:pPr>
+    </w:lvl>
+    <w:lvl w:ilvl="6" w:tentative="1">
+      <w:start w:val="1"/>
+      <w:numFmt w:val="decimal"/>
+      <w:lvlText w:val="%7."/>
+      <w:lvlJc w:val="left"/>
+      <w:pPr>
+        <w:tabs>
+          <w:tab w:val="num" w:pos="5040"/>
+        </w:tabs>
+        <w:ind w:left="5040" w:hanging="360"/>
+      </w:pPr>
+    </w:lvl>
+    <w:lvl w:ilvl="7" w:tentative="1">
+      <w:start w:val="1"/>
+      <w:numFmt w:val="decimal"/>
+      <w:lvlText w:val="%8."/>
+      <w:lvlJc w:val="left"/>
+      <w:pPr>
+        <w:tabs>
+          <w:tab w:val="num" w:pos="5760"/>
+        </w:tabs>
+        <w:ind w:left="5760" w:hanging="360"/>
+      </w:pPr>
+    </w:lvl>
+    <w:lvl w:ilvl="8" w:tentative="1">
+      <w:start w:val="1"/>
+      <w:numFmt w:val="decimal"/>
+      <w:lvlText w:val="%9."/>
+      <w:lvlJc w:val="left"/>
+      <w:pPr>
+        <w:tabs>
+          <w:tab w:val="num" w:pos="6480"/>
+        </w:tabs>
+        <w:ind w:left="6480" w:hanging="360"/>
+      </w:pPr>
+    </w:lvl>
+  </w:abstractNum>
+  <w:abstractNum w:abstractNumId="6" w15:restartNumberingAfterBreak="0">
+    <w:nsid w:val="6ECC4C83"/>
+    <w:multiLevelType w:val="multilevel"/>
+    <w:tmpl w:val="25FEF8AC"/>
+    <w:lvl w:ilvl="0">
+      <w:start w:val="1"/>
+      <w:numFmt w:val="decimal"/>
+      <w:lvlText w:val="%1."/>
+      <w:lvlJc w:val="left"/>
+      <w:pPr>
+        <w:tabs>
+          <w:tab w:val="num" w:pos="720"/>
+        </w:tabs>
+        <w:ind w:left="720" w:hanging="360"/>
+      </w:pPr>
+    </w:lvl>
+    <w:lvl w:ilvl="1" w:tentative="1">
+      <w:start w:val="1"/>
+      <w:numFmt w:val="decimal"/>
+      <w:lvlText w:val="%2."/>
+      <w:lvlJc w:val="left"/>
+      <w:pPr>
+        <w:tabs>
+          <w:tab w:val="num" w:pos="1440"/>
+        </w:tabs>
+        <w:ind w:left="1440" w:hanging="360"/>
+      </w:pPr>
+    </w:lvl>
+    <w:lvl w:ilvl="2" w:tentative="1">
+      <w:start w:val="1"/>
+      <w:numFmt w:val="decimal"/>
+      <w:lvlText w:val="%3."/>
+      <w:lvlJc w:val="left"/>
+      <w:pPr>
+        <w:tabs>
+          <w:tab w:val="num" w:pos="2160"/>
+        </w:tabs>
+        <w:ind w:left="2160" w:hanging="360"/>
+      </w:pPr>
+    </w:lvl>
+    <w:lvl w:ilvl="3" w:tentative="1">
+      <w:start w:val="1"/>
+      <w:numFmt w:val="decimal"/>
+      <w:lvlText w:val="%4."/>
+      <w:lvlJc w:val="left"/>
+      <w:pPr>
+        <w:tabs>
+          <w:tab w:val="num" w:pos="2880"/>
+        </w:tabs>
+        <w:ind w:left="2880" w:hanging="360"/>
+      </w:pPr>
+    </w:lvl>
+    <w:lvl w:ilvl="4" w:tentative="1">
+      <w:start w:val="1"/>
+      <w:numFmt w:val="decimal"/>
+      <w:lvlText w:val="%5."/>
+      <w:lvlJc w:val="left"/>
+      <w:pPr>
+        <w:tabs>
+          <w:tab w:val="num" w:pos="3600"/>
+        </w:tabs>
+        <w:ind w:left="3600" w:hanging="360"/>
+      </w:pPr>
+    </w:lvl>
+    <w:lvl w:ilvl="5" w:tentative="1">
+      <w:start w:val="1"/>
+      <w:numFmt w:val="decimal"/>
+      <w:lvlText w:val="%6."/>
+      <w:lvlJc w:val="left"/>
+      <w:pPr>
+        <w:tabs>
+          <w:tab w:val="num" w:pos="4320"/>
+        </w:tabs>
+        <w:ind w:left="4320" w:hanging="360"/>
+      </w:pPr>
+    </w:lvl>
+    <w:lvl w:ilvl="6" w:tentative="1">
+      <w:start w:val="1"/>
+      <w:numFmt w:val="decimal"/>
+      <w:lvlText w:val="%7."/>
+      <w:lvlJc w:val="left"/>
+      <w:pPr>
+        <w:tabs>
+          <w:tab w:val="num" w:pos="5040"/>
+        </w:tabs>
+        <w:ind w:left="5040" w:hanging="360"/>
+      </w:pPr>
+    </w:lvl>
+    <w:lvl w:ilvl="7" w:tentative="1">
+      <w:start w:val="1"/>
+      <w:numFmt w:val="decimal"/>
+      <w:lvlText w:val="%8."/>
+      <w:lvlJc w:val="left"/>
+      <w:pPr>
+        <w:tabs>
+          <w:tab w:val="num" w:pos="5760"/>
+        </w:tabs>
+        <w:ind w:left="5760" w:hanging="360"/>
+      </w:pPr>
+    </w:lvl>
+    <w:lvl w:ilvl="8" w:tentative="1">
+      <w:start w:val="1"/>
+      <w:numFmt w:val="decimal"/>
+      <w:lvlText w:val="%9."/>
+      <w:lvlJc w:val="left"/>
+      <w:pPr>
+        <w:tabs>
+          <w:tab w:val="num" w:pos="6480"/>
+        </w:tabs>
+        <w:ind w:left="6480" w:hanging="360"/>
+      </w:pPr>
+    </w:lvl>
+  </w:abstractNum>
+  <w:abstractNum w:abstractNumId="7" w15:restartNumberingAfterBreak="0">
+    <w:nsid w:val="74EA0B09"/>
+    <w:multiLevelType w:val="multilevel"/>
+    <w:tmpl w:val="F2E84508"/>
+    <w:lvl w:ilvl="0">
+      <w:start w:val="1"/>
+      <w:numFmt w:val="decimal"/>
+      <w:lvlText w:val="%1."/>
+      <w:lvlJc w:val="left"/>
+      <w:pPr>
+        <w:tabs>
+          <w:tab w:val="num" w:pos="720"/>
+        </w:tabs>
+        <w:ind w:left="720" w:hanging="360"/>
+      </w:pPr>
+    </w:lvl>
+    <w:lvl w:ilvl="1" w:tentative="1">
+      <w:start w:val="1"/>
+      <w:numFmt w:val="decimal"/>
+      <w:lvlText w:val="%2."/>
+      <w:lvlJc w:val="left"/>
+      <w:pPr>
+        <w:tabs>
+          <w:tab w:val="num" w:pos="1440"/>
+        </w:tabs>
+        <w:ind w:left="1440" w:hanging="360"/>
+      </w:pPr>
+    </w:lvl>
+    <w:lvl w:ilvl="2" w:tentative="1">
+      <w:start w:val="1"/>
+      <w:numFmt w:val="decimal"/>
+      <w:lvlText w:val="%3."/>
+      <w:lvlJc w:val="left"/>
+      <w:pPr>
+        <w:tabs>
+          <w:tab w:val="num" w:pos="2160"/>
+        </w:tabs>
+        <w:ind w:left="2160" w:hanging="360"/>
+      </w:pPr>
+    </w:lvl>
+    <w:lvl w:ilvl="3" w:tentative="1">
+      <w:start w:val="1"/>
+      <w:numFmt w:val="decimal"/>
+      <w:lvlText w:val="%4."/>
+      <w:lvlJc w:val="left"/>
+      <w:pPr>
+        <w:tabs>
+          <w:tab w:val="num" w:pos="2880"/>
+        </w:tabs>
+        <w:ind w:left="2880" w:hanging="360"/>
+      </w:pPr>
+    </w:lvl>
+    <w:lvl w:ilvl="4" w:tentative="1">
+      <w:start w:val="1"/>
+      <w:numFmt w:val="decimal"/>
+      <w:lvlText w:val="%5."/>
+      <w:lvlJc w:val="left"/>
+      <w:pPr>
+        <w:tabs>
+          <w:tab w:val="num" w:pos="3600"/>
+        </w:tabs>
+        <w:ind w:left="3600" w:hanging="360"/>
+      </w:pPr>
+    </w:lvl>
+    <w:lvl w:ilvl="5" w:tentative="1">
+      <w:start w:val="1"/>
+      <w:numFmt w:val="decimal"/>
+      <w:lvlText w:val="%6."/>
+      <w:lvlJc w:val="left"/>
+      <w:pPr>
+        <w:tabs>
+          <w:tab w:val="num" w:pos="4320"/>
+        </w:tabs>
+        <w:ind w:left="4320" w:hanging="360"/>
+      </w:pPr>
+    </w:lvl>
+    <w:lvl w:ilvl="6" w:tentative="1">
+      <w:start w:val="1"/>
+      <w:numFmt w:val="decimal"/>
+      <w:lvlText w:val="%7."/>
+      <w:lvlJc w:val="left"/>
+      <w:pPr>
+        <w:tabs>
+          <w:tab w:val="num" w:pos="5040"/>
+        </w:tabs>
+        <w:ind w:left="5040" w:hanging="360"/>
+      </w:pPr>
+    </w:lvl>
+    <w:lvl w:ilvl="7" w:tentative="1">
+      <w:start w:val="1"/>
+      <w:numFmt w:val="decimal"/>
+      <w:lvlText w:val="%8."/>
+      <w:lvlJc w:val="left"/>
+      <w:pPr>
+        <w:tabs>
+          <w:tab w:val="num" w:pos="5760"/>
+        </w:tabs>
+        <w:ind w:left="5760" w:hanging="360"/>
+      </w:pPr>
+    </w:lvl>
+    <w:lvl w:ilvl="8" w:tentative="1">
+      <w:start w:val="1"/>
+      <w:numFmt w:val="decimal"/>
+      <w:lvlText w:val="%9."/>
+      <w:lvlJc w:val="left"/>
+      <w:pPr>
+        <w:tabs>
+          <w:tab w:val="num" w:pos="6480"/>
+        </w:tabs>
+        <w:ind w:left="6480" w:hanging="360"/>
+      </w:pPr>
+    </w:lvl>
+  </w:abstractNum>
   <w:num w:numId="1" w16cid:durableId="789058621">
-    <w:abstractNumId w:val="0"/>
+    <w:abstractNumId w:val="4"/>
     <w:lvlOverride w:ilvl="0">
       <w:startOverride w:val="1"/>
     </w:lvlOverride>
+  </w:num>
+  <w:num w:numId="2" w16cid:durableId="1748071594">
+    <w:abstractNumId w:val="7"/>
+  </w:num>
+  <w:num w:numId="3" w16cid:durableId="977031103">
+    <w:abstractNumId w:val="6"/>
+  </w:num>
+  <w:num w:numId="4" w16cid:durableId="364260398">
+    <w:abstractNumId w:val="2"/>
+  </w:num>
+  <w:num w:numId="5" w16cid:durableId="1581675336">
+    <w:abstractNumId w:val="3"/>
+  </w:num>
+  <w:num w:numId="6" w16cid:durableId="963075461">
+    <w:abstractNumId w:val="5"/>
+  </w:num>
+  <w:num w:numId="7" w16cid:durableId="1144464689">
+    <w:abstractNumId w:val="0"/>
+  </w:num>
+  <w:num w:numId="8" w16cid:durableId="2083988023">
+    <w:abstractNumId w:val="1"/>
   </w:num>
 </w:numbering>
 </file>

--- a/docs/Memoria - PaulaIzurrateguiDAM.pdf.docx
+++ b/docs/Memoria - PaulaIzurrateguiDAM.pdf.docx
@@ -17,18 +17,18 @@
           <w:noProof/>
         </w:rPr>
         <w:drawing>
-          <wp:anchor distT="0" distB="0" distL="114300" distR="114300" simplePos="0" relativeHeight="251658240" behindDoc="1" locked="0" layoutInCell="1" allowOverlap="1" wp14:anchorId="02A3B73B" wp14:editId="17915CC5">
+          <wp:anchor distT="0" distB="0" distL="114300" distR="114300" simplePos="0" relativeHeight="251658240" behindDoc="0" locked="0" layoutInCell="1" allowOverlap="1" wp14:anchorId="74B43801" wp14:editId="4374EE84">
             <wp:simplePos x="0" y="0"/>
-            <wp:positionH relativeFrom="column">
-              <wp:posOffset>-671945</wp:posOffset>
+            <wp:positionH relativeFrom="page">
+              <wp:align>left</wp:align>
             </wp:positionH>
             <wp:positionV relativeFrom="paragraph">
-              <wp:posOffset>-678873</wp:posOffset>
+              <wp:posOffset>-685800</wp:posOffset>
             </wp:positionV>
-            <wp:extent cx="7543771" cy="10670108"/>
-            <wp:effectExtent l="0" t="0" r="635" b="0"/>
+            <wp:extent cx="7551109" cy="10680489"/>
+            <wp:effectExtent l="0" t="0" r="0" b="6985"/>
             <wp:wrapNone/>
-            <wp:docPr id="1461194260" name="Imagen 1"/>
+            <wp:docPr id="1634400028" name="Imagen 1"/>
             <wp:cNvGraphicFramePr>
               <a:graphicFrameLocks xmlns:a="http://schemas.openxmlformats.org/drawingml/2006/main" noChangeAspect="1"/>
             </wp:cNvGraphicFramePr>
@@ -36,7 +36,7 @@
               <a:graphicData uri="http://schemas.openxmlformats.org/drawingml/2006/picture">
                 <pic:pic xmlns:pic="http://schemas.openxmlformats.org/drawingml/2006/picture">
                   <pic:nvPicPr>
-                    <pic:cNvPr id="1461194260" name="Imagen 1461194260"/>
+                    <pic:cNvPr id="1634400028" name="Imagen 1634400028"/>
                     <pic:cNvPicPr/>
                   </pic:nvPicPr>
                   <pic:blipFill>
@@ -54,7 +54,7 @@
                   <pic:spPr>
                     <a:xfrm>
                       <a:off x="0" y="0"/>
-                      <a:ext cx="7555825" cy="10687157"/>
+                      <a:ext cx="7551109" cy="10680489"/>
                     </a:xfrm>
                     <a:prstGeom prst="rect">
                       <a:avLst/>
@@ -153,7 +153,7 @@
             </w:rPr>
             <w:fldChar w:fldCharType="separate"/>
           </w:r>
-          <w:hyperlink w:anchor="_Toc231322281" w:history="1">
+          <w:hyperlink w:anchor="_Toc231414852" w:history="1">
             <w:r>
               <w:rPr>
                 <w:rStyle w:val="Hipervnculo"/>
@@ -180,7 +180,7 @@
                 <w:noProof/>
                 <w:webHidden/>
               </w:rPr>
-              <w:instrText xml:space="preserve"> PAGEREF _Toc231322281 \h </w:instrText>
+              <w:instrText xml:space="preserve"> PAGEREF _Toc231414852 \h </w:instrText>
             </w:r>
             <w:r>
               <w:rPr>
@@ -225,7 +225,7 @@
               <w14:ligatures w14:val="standardContextual"/>
             </w:rPr>
           </w:pPr>
-          <w:hyperlink w:anchor="_Toc231322282" w:history="1">
+          <w:hyperlink w:anchor="_Toc231414853" w:history="1">
             <w:r>
               <w:rPr>
                 <w:rStyle w:val="Hipervnculo"/>
@@ -252,7 +252,7 @@
                 <w:noProof/>
                 <w:webHidden/>
               </w:rPr>
-              <w:instrText xml:space="preserve"> PAGEREF _Toc231322282 \h </w:instrText>
+              <w:instrText xml:space="preserve"> PAGEREF _Toc231414853 \h </w:instrText>
             </w:r>
             <w:r>
               <w:rPr>
@@ -297,7 +297,7 @@
               <w14:ligatures w14:val="standardContextual"/>
             </w:rPr>
           </w:pPr>
-          <w:hyperlink w:anchor="_Toc231322283" w:history="1">
+          <w:hyperlink w:anchor="_Toc231414854" w:history="1">
             <w:r>
               <w:rPr>
                 <w:rStyle w:val="Hipervnculo"/>
@@ -324,7 +324,7 @@
                 <w:noProof/>
                 <w:webHidden/>
               </w:rPr>
-              <w:instrText xml:space="preserve"> PAGEREF _Toc231322283 \h </w:instrText>
+              <w:instrText xml:space="preserve"> PAGEREF _Toc231414854 \h </w:instrText>
             </w:r>
             <w:r>
               <w:rPr>
@@ -369,7 +369,7 @@
               <w14:ligatures w14:val="standardContextual"/>
             </w:rPr>
           </w:pPr>
-          <w:hyperlink w:anchor="_Toc231322284" w:history="1">
+          <w:hyperlink w:anchor="_Toc231414855" w:history="1">
             <w:r>
               <w:rPr>
                 <w:rStyle w:val="Hipervnculo"/>
@@ -396,7 +396,7 @@
                 <w:noProof/>
                 <w:webHidden/>
               </w:rPr>
-              <w:instrText xml:space="preserve"> PAGEREF _Toc231322284 \h </w:instrText>
+              <w:instrText xml:space="preserve"> PAGEREF _Toc231414855 \h </w:instrText>
             </w:r>
             <w:r>
               <w:rPr>
@@ -441,7 +441,7 @@
               <w14:ligatures w14:val="standardContextual"/>
             </w:rPr>
           </w:pPr>
-          <w:hyperlink w:anchor="_Toc231322285" w:history="1">
+          <w:hyperlink w:anchor="_Toc231414856" w:history="1">
             <w:r>
               <w:rPr>
                 <w:rStyle w:val="Hipervnculo"/>
@@ -468,7 +468,7 @@
                 <w:noProof/>
                 <w:webHidden/>
               </w:rPr>
-              <w:instrText xml:space="preserve"> PAGEREF _Toc231322285 \h </w:instrText>
+              <w:instrText xml:space="preserve"> PAGEREF _Toc231414856 \h </w:instrText>
             </w:r>
             <w:r>
               <w:rPr>
@@ -513,7 +513,7 @@
               <w14:ligatures w14:val="standardContextual"/>
             </w:rPr>
           </w:pPr>
-          <w:hyperlink w:anchor="_Toc231322286" w:history="1">
+          <w:hyperlink w:anchor="_Toc231414857" w:history="1">
             <w:r>
               <w:rPr>
                 <w:rStyle w:val="Hipervnculo"/>
@@ -540,7 +540,7 @@
                 <w:noProof/>
                 <w:webHidden/>
               </w:rPr>
-              <w:instrText xml:space="preserve"> PAGEREF _Toc231322286 \h </w:instrText>
+              <w:instrText xml:space="preserve"> PAGEREF _Toc231414857 \h </w:instrText>
             </w:r>
             <w:r>
               <w:rPr>
@@ -585,7 +585,7 @@
               <w14:ligatures w14:val="standardContextual"/>
             </w:rPr>
           </w:pPr>
-          <w:hyperlink w:anchor="_Toc231322287" w:history="1">
+          <w:hyperlink w:anchor="_Toc231414858" w:history="1">
             <w:r>
               <w:rPr>
                 <w:rStyle w:val="Hipervnculo"/>
@@ -612,7 +612,7 @@
                 <w:noProof/>
                 <w:webHidden/>
               </w:rPr>
-              <w:instrText xml:space="preserve"> PAGEREF _Toc231322287 \h </w:instrText>
+              <w:instrText xml:space="preserve"> PAGEREF _Toc231414858 \h </w:instrText>
             </w:r>
             <w:r>
               <w:rPr>
@@ -657,7 +657,7 @@
               <w14:ligatures w14:val="standardContextual"/>
             </w:rPr>
           </w:pPr>
-          <w:hyperlink w:anchor="_Toc231322288" w:history="1">
+          <w:hyperlink w:anchor="_Toc231414859" w:history="1">
             <w:r>
               <w:rPr>
                 <w:rStyle w:val="Hipervnculo"/>
@@ -684,7 +684,7 @@
                 <w:noProof/>
                 <w:webHidden/>
               </w:rPr>
-              <w:instrText xml:space="preserve"> PAGEREF _Toc231322288 \h </w:instrText>
+              <w:instrText xml:space="preserve"> PAGEREF _Toc231414859 \h </w:instrText>
             </w:r>
             <w:r>
               <w:rPr>
@@ -729,7 +729,7 @@
               <w14:ligatures w14:val="standardContextual"/>
             </w:rPr>
           </w:pPr>
-          <w:hyperlink w:anchor="_Toc231322289" w:history="1">
+          <w:hyperlink w:anchor="_Toc231414860" w:history="1">
             <w:r>
               <w:rPr>
                 <w:rStyle w:val="Hipervnculo"/>
@@ -756,7 +756,7 @@
                 <w:noProof/>
                 <w:webHidden/>
               </w:rPr>
-              <w:instrText xml:space="preserve"> PAGEREF _Toc231322289 \h </w:instrText>
+              <w:instrText xml:space="preserve"> PAGEREF _Toc231414860 \h </w:instrText>
             </w:r>
             <w:r>
               <w:rPr>
@@ -801,7 +801,7 @@
               <w14:ligatures w14:val="standardContextual"/>
             </w:rPr>
           </w:pPr>
-          <w:hyperlink w:anchor="_Toc231322290" w:history="1">
+          <w:hyperlink w:anchor="_Toc231414861" w:history="1">
             <w:r>
               <w:rPr>
                 <w:rStyle w:val="Hipervnculo"/>
@@ -828,7 +828,7 @@
                 <w:noProof/>
                 <w:webHidden/>
               </w:rPr>
-              <w:instrText xml:space="preserve"> PAGEREF _Toc231322290 \h </w:instrText>
+              <w:instrText xml:space="preserve"> PAGEREF _Toc231414861 \h </w:instrText>
             </w:r>
             <w:r>
               <w:rPr>
@@ -873,7 +873,7 @@
               <w14:ligatures w14:val="standardContextual"/>
             </w:rPr>
           </w:pPr>
-          <w:hyperlink w:anchor="_Toc231322291" w:history="1">
+          <w:hyperlink w:anchor="_Toc231414862" w:history="1">
             <w:r>
               <w:rPr>
                 <w:rStyle w:val="Hipervnculo"/>
@@ -900,7 +900,7 @@
                 <w:noProof/>
                 <w:webHidden/>
               </w:rPr>
-              <w:instrText xml:space="preserve"> PAGEREF _Toc231322291 \h </w:instrText>
+              <w:instrText xml:space="preserve"> PAGEREF _Toc231414862 \h </w:instrText>
             </w:r>
             <w:r>
               <w:rPr>
@@ -945,7 +945,7 @@
               <w14:ligatures w14:val="standardContextual"/>
             </w:rPr>
           </w:pPr>
-          <w:hyperlink w:anchor="_Toc231322292" w:history="1">
+          <w:hyperlink w:anchor="_Toc231414863" w:history="1">
             <w:r>
               <w:rPr>
                 <w:rStyle w:val="Hipervnculo"/>
@@ -972,7 +972,7 @@
                 <w:noProof/>
                 <w:webHidden/>
               </w:rPr>
-              <w:instrText xml:space="preserve"> PAGEREF _Toc231322292 \h </w:instrText>
+              <w:instrText xml:space="preserve"> PAGEREF _Toc231414863 \h </w:instrText>
             </w:r>
             <w:r>
               <w:rPr>
@@ -1017,7 +1017,7 @@
               <w14:ligatures w14:val="standardContextual"/>
             </w:rPr>
           </w:pPr>
-          <w:hyperlink w:anchor="_Toc231322293" w:history="1">
+          <w:hyperlink w:anchor="_Toc231414864" w:history="1">
             <w:r>
               <w:rPr>
                 <w:rStyle w:val="Hipervnculo"/>
@@ -1044,7 +1044,7 @@
                 <w:noProof/>
                 <w:webHidden/>
               </w:rPr>
-              <w:instrText xml:space="preserve"> PAGEREF _Toc231322293 \h </w:instrText>
+              <w:instrText xml:space="preserve"> PAGEREF _Toc231414864 \h </w:instrText>
             </w:r>
             <w:r>
               <w:rPr>
@@ -1089,7 +1089,7 @@
               <w14:ligatures w14:val="standardContextual"/>
             </w:rPr>
           </w:pPr>
-          <w:hyperlink w:anchor="_Toc231322294" w:history="1">
+          <w:hyperlink w:anchor="_Toc231414865" w:history="1">
             <w:r>
               <w:rPr>
                 <w:rStyle w:val="Hipervnculo"/>
@@ -1116,7 +1116,7 @@
                 <w:noProof/>
                 <w:webHidden/>
               </w:rPr>
-              <w:instrText xml:space="preserve"> PAGEREF _Toc231322294 \h </w:instrText>
+              <w:instrText xml:space="preserve"> PAGEREF _Toc231414865 \h </w:instrText>
             </w:r>
             <w:r>
               <w:rPr>
@@ -1161,7 +1161,7 @@
               <w14:ligatures w14:val="standardContextual"/>
             </w:rPr>
           </w:pPr>
-          <w:hyperlink w:anchor="_Toc231322295" w:history="1">
+          <w:hyperlink w:anchor="_Toc231414866" w:history="1">
             <w:r>
               <w:rPr>
                 <w:rStyle w:val="Hipervnculo"/>
@@ -1188,7 +1188,7 @@
                 <w:noProof/>
                 <w:webHidden/>
               </w:rPr>
-              <w:instrText xml:space="preserve"> PAGEREF _Toc231322295 \h </w:instrText>
+              <w:instrText xml:space="preserve"> PAGEREF _Toc231414866 \h </w:instrText>
             </w:r>
             <w:r>
               <w:rPr>
@@ -1233,7 +1233,7 @@
               <w14:ligatures w14:val="standardContextual"/>
             </w:rPr>
           </w:pPr>
-          <w:hyperlink w:anchor="_Toc231322296" w:history="1">
+          <w:hyperlink w:anchor="_Toc231414867" w:history="1">
             <w:r>
               <w:rPr>
                 <w:rStyle w:val="Hipervnculo"/>
@@ -1260,7 +1260,7 @@
                 <w:noProof/>
                 <w:webHidden/>
               </w:rPr>
-              <w:instrText xml:space="preserve"> PAGEREF _Toc231322296 \h </w:instrText>
+              <w:instrText xml:space="preserve"> PAGEREF _Toc231414867 \h </w:instrText>
             </w:r>
             <w:r>
               <w:rPr>
@@ -1305,7 +1305,7 @@
               <w14:ligatures w14:val="standardContextual"/>
             </w:rPr>
           </w:pPr>
-          <w:hyperlink w:anchor="_Toc231322297" w:history="1">
+          <w:hyperlink w:anchor="_Toc231414868" w:history="1">
             <w:r>
               <w:rPr>
                 <w:rStyle w:val="Hipervnculo"/>
@@ -1332,7 +1332,7 @@
                 <w:noProof/>
                 <w:webHidden/>
               </w:rPr>
-              <w:instrText xml:space="preserve"> PAGEREF _Toc231322297 \h </w:instrText>
+              <w:instrText xml:space="preserve"> PAGEREF _Toc231414868 \h </w:instrText>
             </w:r>
             <w:r>
               <w:rPr>
@@ -1377,7 +1377,7 @@
               <w14:ligatures w14:val="standardContextual"/>
             </w:rPr>
           </w:pPr>
-          <w:hyperlink w:anchor="_Toc231322298" w:history="1">
+          <w:hyperlink w:anchor="_Toc231414869" w:history="1">
             <w:r>
               <w:rPr>
                 <w:rStyle w:val="Hipervnculo"/>
@@ -1404,7 +1404,7 @@
                 <w:noProof/>
                 <w:webHidden/>
               </w:rPr>
-              <w:instrText xml:space="preserve"> PAGEREF _Toc231322298 \h </w:instrText>
+              <w:instrText xml:space="preserve"> PAGEREF _Toc231414869 \h </w:instrText>
             </w:r>
             <w:r>
               <w:rPr>
@@ -1449,7 +1449,7 @@
               <w14:ligatures w14:val="standardContextual"/>
             </w:rPr>
           </w:pPr>
-          <w:hyperlink w:anchor="_Toc231322299" w:history="1">
+          <w:hyperlink w:anchor="_Toc231414870" w:history="1">
             <w:r>
               <w:rPr>
                 <w:rStyle w:val="Hipervnculo"/>
@@ -1476,7 +1476,7 @@
                 <w:noProof/>
                 <w:webHidden/>
               </w:rPr>
-              <w:instrText xml:space="preserve"> PAGEREF _Toc231322299 \h </w:instrText>
+              <w:instrText xml:space="preserve"> PAGEREF _Toc231414870 \h </w:instrText>
             </w:r>
             <w:r>
               <w:rPr>
@@ -1521,7 +1521,7 @@
               <w14:ligatures w14:val="standardContextual"/>
             </w:rPr>
           </w:pPr>
-          <w:hyperlink w:anchor="_Toc231322300" w:history="1">
+          <w:hyperlink w:anchor="_Toc231414871" w:history="1">
             <w:r>
               <w:rPr>
                 <w:rStyle w:val="Hipervnculo"/>
@@ -1548,7 +1548,7 @@
                 <w:noProof/>
                 <w:webHidden/>
               </w:rPr>
-              <w:instrText xml:space="preserve"> PAGEREF _Toc231322300 \h </w:instrText>
+              <w:instrText xml:space="preserve"> PAGEREF _Toc231414871 \h </w:instrText>
             </w:r>
             <w:r>
               <w:rPr>
@@ -1593,7 +1593,7 @@
               <w14:ligatures w14:val="standardContextual"/>
             </w:rPr>
           </w:pPr>
-          <w:hyperlink w:anchor="_Toc231322301" w:history="1">
+          <w:hyperlink w:anchor="_Toc231414872" w:history="1">
             <w:r>
               <w:rPr>
                 <w:rStyle w:val="Hipervnculo"/>
@@ -1620,7 +1620,7 @@
                 <w:noProof/>
                 <w:webHidden/>
               </w:rPr>
-              <w:instrText xml:space="preserve"> PAGEREF _Toc231322301 \h </w:instrText>
+              <w:instrText xml:space="preserve"> PAGEREF _Toc231414872 \h </w:instrText>
             </w:r>
             <w:r>
               <w:rPr>
@@ -1665,7 +1665,7 @@
               <w14:ligatures w14:val="standardContextual"/>
             </w:rPr>
           </w:pPr>
-          <w:hyperlink w:anchor="_Toc231322302" w:history="1">
+          <w:hyperlink w:anchor="_Toc231414873" w:history="1">
             <w:r>
               <w:rPr>
                 <w:rStyle w:val="Hipervnculo"/>
@@ -1692,7 +1692,7 @@
                 <w:noProof/>
                 <w:webHidden/>
               </w:rPr>
-              <w:instrText xml:space="preserve"> PAGEREF _Toc231322302 \h </w:instrText>
+              <w:instrText xml:space="preserve"> PAGEREF _Toc231414873 \h </w:instrText>
             </w:r>
             <w:r>
               <w:rPr>
@@ -1737,7 +1737,7 @@
               <w14:ligatures w14:val="standardContextual"/>
             </w:rPr>
           </w:pPr>
-          <w:hyperlink w:anchor="_Toc231322303" w:history="1">
+          <w:hyperlink w:anchor="_Toc231414874" w:history="1">
             <w:r>
               <w:rPr>
                 <w:rStyle w:val="Hipervnculo"/>
@@ -1764,7 +1764,7 @@
                 <w:noProof/>
                 <w:webHidden/>
               </w:rPr>
-              <w:instrText xml:space="preserve"> PAGEREF _Toc231322303 \h </w:instrText>
+              <w:instrText xml:space="preserve"> PAGEREF _Toc231414874 \h </w:instrText>
             </w:r>
             <w:r>
               <w:rPr>
@@ -1809,7 +1809,7 @@
               <w14:ligatures w14:val="standardContextual"/>
             </w:rPr>
           </w:pPr>
-          <w:hyperlink w:anchor="_Toc231322304" w:history="1">
+          <w:hyperlink w:anchor="_Toc231414875" w:history="1">
             <w:r>
               <w:rPr>
                 <w:rStyle w:val="Hipervnculo"/>
@@ -1836,7 +1836,7 @@
                 <w:noProof/>
                 <w:webHidden/>
               </w:rPr>
-              <w:instrText xml:space="preserve"> PAGEREF _Toc231322304 \h </w:instrText>
+              <w:instrText xml:space="preserve"> PAGEREF _Toc231414875 \h </w:instrText>
             </w:r>
             <w:r>
               <w:rPr>
@@ -1881,7 +1881,7 @@
               <w14:ligatures w14:val="standardContextual"/>
             </w:rPr>
           </w:pPr>
-          <w:hyperlink w:anchor="_Toc231322305" w:history="1">
+          <w:hyperlink w:anchor="_Toc231414876" w:history="1">
             <w:r>
               <w:rPr>
                 <w:rStyle w:val="Hipervnculo"/>
@@ -1908,7 +1908,7 @@
                 <w:noProof/>
                 <w:webHidden/>
               </w:rPr>
-              <w:instrText xml:space="preserve"> PAGEREF _Toc231322305 \h </w:instrText>
+              <w:instrText xml:space="preserve"> PAGEREF _Toc231414876 \h </w:instrText>
             </w:r>
             <w:r>
               <w:rPr>
@@ -1953,7 +1953,7 @@
               <w14:ligatures w14:val="standardContextual"/>
             </w:rPr>
           </w:pPr>
-          <w:hyperlink w:anchor="_Toc231322306" w:history="1">
+          <w:hyperlink w:anchor="_Toc231414877" w:history="1">
             <w:r>
               <w:rPr>
                 <w:rStyle w:val="Hipervnculo"/>
@@ -1980,7 +1980,7 @@
                 <w:noProof/>
                 <w:webHidden/>
               </w:rPr>
-              <w:instrText xml:space="preserve"> PAGEREF _Toc231322306 \h </w:instrText>
+              <w:instrText xml:space="preserve"> PAGEREF _Toc231414877 \h </w:instrText>
             </w:r>
             <w:r>
               <w:rPr>
@@ -2025,7 +2025,7 @@
               <w14:ligatures w14:val="standardContextual"/>
             </w:rPr>
           </w:pPr>
-          <w:hyperlink w:anchor="_Toc231322307" w:history="1">
+          <w:hyperlink w:anchor="_Toc231414878" w:history="1">
             <w:r>
               <w:rPr>
                 <w:rStyle w:val="Hipervnculo"/>
@@ -2052,7 +2052,7 @@
                 <w:noProof/>
                 <w:webHidden/>
               </w:rPr>
-              <w:instrText xml:space="preserve"> PAGEREF _Toc231322307 \h </w:instrText>
+              <w:instrText xml:space="preserve"> PAGEREF _Toc231414878 \h </w:instrText>
             </w:r>
             <w:r>
               <w:rPr>
@@ -2097,7 +2097,7 @@
               <w14:ligatures w14:val="standardContextual"/>
             </w:rPr>
           </w:pPr>
-          <w:hyperlink w:anchor="_Toc231322308" w:history="1">
+          <w:hyperlink w:anchor="_Toc231414879" w:history="1">
             <w:r>
               <w:rPr>
                 <w:rStyle w:val="Hipervnculo"/>
@@ -2124,7 +2124,7 @@
                 <w:noProof/>
                 <w:webHidden/>
               </w:rPr>
-              <w:instrText xml:space="preserve"> PAGEREF _Toc231322308 \h </w:instrText>
+              <w:instrText xml:space="preserve"> PAGEREF _Toc231414879 \h </w:instrText>
             </w:r>
             <w:r>
               <w:rPr>
@@ -2169,7 +2169,7 @@
               <w14:ligatures w14:val="standardContextual"/>
             </w:rPr>
           </w:pPr>
-          <w:hyperlink w:anchor="_Toc231322309" w:history="1">
+          <w:hyperlink w:anchor="_Toc231414880" w:history="1">
             <w:r>
               <w:rPr>
                 <w:rStyle w:val="Hipervnculo"/>
@@ -2196,7 +2196,7 @@
                 <w:noProof/>
                 <w:webHidden/>
               </w:rPr>
-              <w:instrText xml:space="preserve"> PAGEREF _Toc231322309 \h </w:instrText>
+              <w:instrText xml:space="preserve"> PAGEREF _Toc231414880 \h </w:instrText>
             </w:r>
             <w:r>
               <w:rPr>
@@ -2241,7 +2241,7 @@
               <w14:ligatures w14:val="standardContextual"/>
             </w:rPr>
           </w:pPr>
-          <w:hyperlink w:anchor="_Toc231322310" w:history="1">
+          <w:hyperlink w:anchor="_Toc231414881" w:history="1">
             <w:r>
               <w:rPr>
                 <w:rStyle w:val="Hipervnculo"/>
@@ -2268,7 +2268,7 @@
                 <w:noProof/>
                 <w:webHidden/>
               </w:rPr>
-              <w:instrText xml:space="preserve"> PAGEREF _Toc231322310 \h </w:instrText>
+              <w:instrText xml:space="preserve"> PAGEREF _Toc231414881 \h </w:instrText>
             </w:r>
             <w:r>
               <w:rPr>
@@ -2313,7 +2313,7 @@
               <w14:ligatures w14:val="standardContextual"/>
             </w:rPr>
           </w:pPr>
-          <w:hyperlink w:anchor="_Toc231322311" w:history="1">
+          <w:hyperlink w:anchor="_Toc231414882" w:history="1">
             <w:r>
               <w:rPr>
                 <w:rStyle w:val="Hipervnculo"/>
@@ -2340,7 +2340,7 @@
                 <w:noProof/>
                 <w:webHidden/>
               </w:rPr>
-              <w:instrText xml:space="preserve"> PAGEREF _Toc231322311 \h </w:instrText>
+              <w:instrText xml:space="preserve"> PAGEREF _Toc231414882 \h </w:instrText>
             </w:r>
             <w:r>
               <w:rPr>
@@ -2385,7 +2385,7 @@
               <w14:ligatures w14:val="standardContextual"/>
             </w:rPr>
           </w:pPr>
-          <w:hyperlink w:anchor="_Toc231322312" w:history="1">
+          <w:hyperlink w:anchor="_Toc231414883" w:history="1">
             <w:r>
               <w:rPr>
                 <w:rStyle w:val="Hipervnculo"/>
@@ -2412,7 +2412,7 @@
                 <w:noProof/>
                 <w:webHidden/>
               </w:rPr>
-              <w:instrText xml:space="preserve"> PAGEREF _Toc231322312 \h </w:instrText>
+              <w:instrText xml:space="preserve"> PAGEREF _Toc231414883 \h </w:instrText>
             </w:r>
             <w:r>
               <w:rPr>
@@ -2457,7 +2457,7 @@
               <w14:ligatures w14:val="standardContextual"/>
             </w:rPr>
           </w:pPr>
-          <w:hyperlink w:anchor="_Toc231322313" w:history="1">
+          <w:hyperlink w:anchor="_Toc231414884" w:history="1">
             <w:r>
               <w:rPr>
                 <w:rStyle w:val="Hipervnculo"/>
@@ -2484,7 +2484,7 @@
                 <w:noProof/>
                 <w:webHidden/>
               </w:rPr>
-              <w:instrText xml:space="preserve"> PAGEREF _Toc231322313 \h </w:instrText>
+              <w:instrText xml:space="preserve"> PAGEREF _Toc231414884 \h </w:instrText>
             </w:r>
             <w:r>
               <w:rPr>
@@ -2529,7 +2529,7 @@
               <w14:ligatures w14:val="standardContextual"/>
             </w:rPr>
           </w:pPr>
-          <w:hyperlink w:anchor="_Toc231322314" w:history="1">
+          <w:hyperlink w:anchor="_Toc231414885" w:history="1">
             <w:r>
               <w:rPr>
                 <w:rStyle w:val="Hipervnculo"/>
@@ -2556,7 +2556,7 @@
                 <w:noProof/>
                 <w:webHidden/>
               </w:rPr>
-              <w:instrText xml:space="preserve"> PAGEREF _Toc231322314 \h </w:instrText>
+              <w:instrText xml:space="preserve"> PAGEREF _Toc231414885 \h </w:instrText>
             </w:r>
             <w:r>
               <w:rPr>
@@ -2601,7 +2601,7 @@
               <w14:ligatures w14:val="standardContextual"/>
             </w:rPr>
           </w:pPr>
-          <w:hyperlink w:anchor="_Toc231322315" w:history="1">
+          <w:hyperlink w:anchor="_Toc231414886" w:history="1">
             <w:r>
               <w:rPr>
                 <w:rStyle w:val="Hipervnculo"/>
@@ -2628,7 +2628,7 @@
                 <w:noProof/>
                 <w:webHidden/>
               </w:rPr>
-              <w:instrText xml:space="preserve"> PAGEREF _Toc231322315 \h </w:instrText>
+              <w:instrText xml:space="preserve"> PAGEREF _Toc231414886 \h </w:instrText>
             </w:r>
             <w:r>
               <w:rPr>
@@ -2673,7 +2673,7 @@
               <w14:ligatures w14:val="standardContextual"/>
             </w:rPr>
           </w:pPr>
-          <w:hyperlink w:anchor="_Toc231322316" w:history="1">
+          <w:hyperlink w:anchor="_Toc231414887" w:history="1">
             <w:r>
               <w:rPr>
                 <w:rStyle w:val="Hipervnculo"/>
@@ -2700,7 +2700,7 @@
                 <w:noProof/>
                 <w:webHidden/>
               </w:rPr>
-              <w:instrText xml:space="preserve"> PAGEREF _Toc231322316 \h </w:instrText>
+              <w:instrText xml:space="preserve"> PAGEREF _Toc231414887 \h </w:instrText>
             </w:r>
             <w:r>
               <w:rPr>
@@ -2745,7 +2745,7 @@
               <w14:ligatures w14:val="standardContextual"/>
             </w:rPr>
           </w:pPr>
-          <w:hyperlink w:anchor="_Toc231322317" w:history="1">
+          <w:hyperlink w:anchor="_Toc231414888" w:history="1">
             <w:r>
               <w:rPr>
                 <w:rStyle w:val="Hipervnculo"/>
@@ -2772,7 +2772,7 @@
                 <w:noProof/>
                 <w:webHidden/>
               </w:rPr>
-              <w:instrText xml:space="preserve"> PAGEREF _Toc231322317 \h </w:instrText>
+              <w:instrText xml:space="preserve"> PAGEREF _Toc231414888 \h </w:instrText>
             </w:r>
             <w:r>
               <w:rPr>
@@ -2817,7 +2817,7 @@
               <w14:ligatures w14:val="standardContextual"/>
             </w:rPr>
           </w:pPr>
-          <w:hyperlink w:anchor="_Toc231322318" w:history="1">
+          <w:hyperlink w:anchor="_Toc231414889" w:history="1">
             <w:r>
               <w:rPr>
                 <w:rStyle w:val="Hipervnculo"/>
@@ -2844,7 +2844,7 @@
                 <w:noProof/>
                 <w:webHidden/>
               </w:rPr>
-              <w:instrText xml:space="preserve"> PAGEREF _Toc231322318 \h </w:instrText>
+              <w:instrText xml:space="preserve"> PAGEREF _Toc231414889 \h </w:instrText>
             </w:r>
             <w:r>
               <w:rPr>
@@ -2889,7 +2889,7 @@
               <w14:ligatures w14:val="standardContextual"/>
             </w:rPr>
           </w:pPr>
-          <w:hyperlink w:anchor="_Toc231322319" w:history="1">
+          <w:hyperlink w:anchor="_Toc231414890" w:history="1">
             <w:r>
               <w:rPr>
                 <w:rStyle w:val="Hipervnculo"/>
@@ -2916,7 +2916,7 @@
                 <w:noProof/>
                 <w:webHidden/>
               </w:rPr>
-              <w:instrText xml:space="preserve"> PAGEREF _Toc231322319 \h </w:instrText>
+              <w:instrText xml:space="preserve"> PAGEREF _Toc231414890 \h </w:instrText>
             </w:r>
             <w:r>
               <w:rPr>
@@ -2961,7 +2961,7 @@
               <w14:ligatures w14:val="standardContextual"/>
             </w:rPr>
           </w:pPr>
-          <w:hyperlink w:anchor="_Toc231322320" w:history="1">
+          <w:hyperlink w:anchor="_Toc231414891" w:history="1">
             <w:r>
               <w:rPr>
                 <w:rStyle w:val="Hipervnculo"/>
@@ -2988,7 +2988,7 @@
                 <w:noProof/>
                 <w:webHidden/>
               </w:rPr>
-              <w:instrText xml:space="preserve"> PAGEREF _Toc231322320 \h </w:instrText>
+              <w:instrText xml:space="preserve"> PAGEREF _Toc231414891 \h </w:instrText>
             </w:r>
             <w:r>
               <w:rPr>
@@ -3033,7 +3033,7 @@
               <w14:ligatures w14:val="standardContextual"/>
             </w:rPr>
           </w:pPr>
-          <w:hyperlink w:anchor="_Toc231322321" w:history="1">
+          <w:hyperlink w:anchor="_Toc231414892" w:history="1">
             <w:r>
               <w:rPr>
                 <w:rStyle w:val="Hipervnculo"/>
@@ -3060,7 +3060,7 @@
                 <w:noProof/>
                 <w:webHidden/>
               </w:rPr>
-              <w:instrText xml:space="preserve"> PAGEREF _Toc231322321 \h </w:instrText>
+              <w:instrText xml:space="preserve"> PAGEREF _Toc231414892 \h </w:instrText>
             </w:r>
             <w:r>
               <w:rPr>
@@ -3105,7 +3105,7 @@
               <w14:ligatures w14:val="standardContextual"/>
             </w:rPr>
           </w:pPr>
-          <w:hyperlink w:anchor="_Toc231322322" w:history="1">
+          <w:hyperlink w:anchor="_Toc231414893" w:history="1">
             <w:r>
               <w:rPr>
                 <w:rStyle w:val="Hipervnculo"/>
@@ -3132,7 +3132,7 @@
                 <w:noProof/>
                 <w:webHidden/>
               </w:rPr>
-              <w:instrText xml:space="preserve"> PAGEREF _Toc231322322 \h </w:instrText>
+              <w:instrText xml:space="preserve"> PAGEREF _Toc231414893 \h </w:instrText>
             </w:r>
             <w:r>
               <w:rPr>
@@ -3188,7 +3188,7 @@
       <w:pPr>
         <w:pStyle w:val="Ttulo2"/>
       </w:pPr>
-      <w:bookmarkStart w:id="0" w:name="_Toc231322281"/>
+      <w:bookmarkStart w:id="0" w:name="_Toc231414852"/>
       <w:r>
         <w:lastRenderedPageBreak/>
         <w:t>1. FUNDAMENTACIÓN</w:t>
@@ -3199,7 +3199,7 @@
       <w:pPr>
         <w:pStyle w:val="Ttulo3"/>
       </w:pPr>
-      <w:bookmarkStart w:id="1" w:name="_Toc231322282"/>
+      <w:bookmarkStart w:id="1" w:name="_Toc231414853"/>
       <w:r>
         <w:t>1.1. Descripción del Proyecto</w:t>
       </w:r>
@@ -3333,7 +3333,7 @@
       <w:pPr>
         <w:pStyle w:val="Ttulo3"/>
       </w:pPr>
-      <w:bookmarkStart w:id="2" w:name="_Toc231322283"/>
+      <w:bookmarkStart w:id="2" w:name="_Toc231414854"/>
       <w:r>
         <w:t>1.2. Justificación de la Necesidad</w:t>
       </w:r>
@@ -3524,7 +3524,7 @@
       <w:pPr>
         <w:pStyle w:val="Ttulo3"/>
       </w:pPr>
-      <w:bookmarkStart w:id="3" w:name="_Toc231322284"/>
+      <w:bookmarkStart w:id="3" w:name="_Toc231414855"/>
       <w:r>
         <w:lastRenderedPageBreak/>
         <w:t>1.3. Propuesta de Valor Diferencial</w:t>
@@ -3702,7 +3702,7 @@
       <w:pPr>
         <w:pStyle w:val="Ttulo2"/>
       </w:pPr>
-      <w:bookmarkStart w:id="4" w:name="_Toc231322285"/>
+      <w:bookmarkStart w:id="4" w:name="_Toc231414856"/>
       <w:r>
         <w:t>2. DESTINATARIOS</w:t>
       </w:r>
@@ -3712,7 +3712,7 @@
       <w:pPr>
         <w:pStyle w:val="Ttulo3"/>
       </w:pPr>
-      <w:bookmarkStart w:id="5" w:name="_Toc231322286"/>
+      <w:bookmarkStart w:id="5" w:name="_Toc231414857"/>
       <w:r>
         <w:t>2.1. Público Objetivo Primario</w:t>
       </w:r>
@@ -3950,7 +3950,7 @@
       <w:pPr>
         <w:pStyle w:val="Ttulo3"/>
       </w:pPr>
-      <w:bookmarkStart w:id="6" w:name="_Toc231322287"/>
+      <w:bookmarkStart w:id="6" w:name="_Toc231414858"/>
       <w:r>
         <w:t>2.2. Características Relevantes</w:t>
       </w:r>
@@ -4049,7 +4049,7 @@
       <w:pPr>
         <w:pStyle w:val="Ttulo3"/>
       </w:pPr>
-      <w:bookmarkStart w:id="7" w:name="_Toc231322288"/>
+      <w:bookmarkStart w:id="7" w:name="_Toc231414859"/>
       <w:r>
         <w:t>2.3. Necesidades Que Cubre</w:t>
       </w:r>
@@ -4204,7 +4204,7 @@
       <w:pPr>
         <w:pStyle w:val="Ttulo2"/>
       </w:pPr>
-      <w:bookmarkStart w:id="8" w:name="_Toc231322289"/>
+      <w:bookmarkStart w:id="8" w:name="_Toc231414860"/>
       <w:r>
         <w:t>3. OBJETIVOS</w:t>
       </w:r>
@@ -4214,7 +4214,7 @@
       <w:pPr>
         <w:pStyle w:val="Ttulo3"/>
       </w:pPr>
-      <w:bookmarkStart w:id="9" w:name="_Toc231322290"/>
+      <w:bookmarkStart w:id="9" w:name="_Toc231414861"/>
       <w:r>
         <w:t>3.1. Objetivo General</w:t>
       </w:r>
@@ -4238,7 +4238,7 @@
       <w:pPr>
         <w:pStyle w:val="Ttulo3"/>
       </w:pPr>
-      <w:bookmarkStart w:id="10" w:name="_Toc231322291"/>
+      <w:bookmarkStart w:id="10" w:name="_Toc231414862"/>
       <w:r>
         <w:t>3.2. Objetivos Específicos</w:t>
       </w:r>
@@ -4400,7 +4400,21 @@
         <w:rPr>
           <w:rFonts w:ascii="Calibri" w:hAnsi="Calibri" w:cs="Calibri"/>
         </w:rPr>
-        <w:t>• Vuelos (TravelPayouts, Amadeus)</w:t>
+        <w:t>• Vuelos (</w:t>
+      </w:r>
+      <w:proofErr w:type="spellStart"/>
+      <w:r>
+        <w:rPr>
+          <w:rFonts w:ascii="Calibri" w:hAnsi="Calibri" w:cs="Calibri"/>
+        </w:rPr>
+        <w:t>TravelPayouts</w:t>
+      </w:r>
+      <w:proofErr w:type="spellEnd"/>
+      <w:r>
+        <w:rPr>
+          <w:rFonts w:ascii="Calibri" w:hAnsi="Calibri" w:cs="Calibri"/>
+        </w:rPr>
+        <w:t>)</w:t>
       </w:r>
     </w:p>
     <w:p>
@@ -5071,7 +5085,7 @@
       <w:pPr>
         <w:pStyle w:val="Ttulo2"/>
       </w:pPr>
-      <w:bookmarkStart w:id="11" w:name="_Toc231322292"/>
+      <w:bookmarkStart w:id="11" w:name="_Toc231414863"/>
       <w:r>
         <w:lastRenderedPageBreak/>
         <w:t>4. METODOLOGÍA</w:t>
@@ -5082,7 +5096,7 @@
       <w:pPr>
         <w:pStyle w:val="Ttulo3"/>
       </w:pPr>
-      <w:bookmarkStart w:id="12" w:name="_Toc231322293"/>
+      <w:bookmarkStart w:id="12" w:name="_Toc231414864"/>
       <w:r>
         <w:t>4.1. Tecnologías Principales</w:t>
       </w:r>
@@ -6648,7 +6662,7 @@
       <w:pPr>
         <w:pStyle w:val="Ttulo3"/>
       </w:pPr>
-      <w:bookmarkStart w:id="13" w:name="_Toc231322294"/>
+      <w:bookmarkStart w:id="13" w:name="_Toc231414865"/>
       <w:r>
         <w:t>4.2. Aspectos Técnicos Relevantes</w:t>
       </w:r>
@@ -7473,7 +7487,7 @@
       <w:pPr>
         <w:pStyle w:val="Ttulo3"/>
       </w:pPr>
-      <w:bookmarkStart w:id="14" w:name="_Toc231322295"/>
+      <w:bookmarkStart w:id="14" w:name="_Toc231414866"/>
       <w:r>
         <w:lastRenderedPageBreak/>
         <w:t>4.3. Librerías Principales</w:t>
@@ -7761,7 +7775,7 @@
       <w:pPr>
         <w:pStyle w:val="Ttulo2"/>
       </w:pPr>
-      <w:bookmarkStart w:id="15" w:name="_Toc231322296"/>
+      <w:bookmarkStart w:id="15" w:name="_Toc231414867"/>
       <w:r>
         <w:t>5. TEMPORALIZACIÓN</w:t>
       </w:r>
@@ -7771,7 +7785,7 @@
       <w:pPr>
         <w:pStyle w:val="Ttulo3"/>
       </w:pPr>
-      <w:bookmarkStart w:id="16" w:name="_Toc231322297"/>
+      <w:bookmarkStart w:id="16" w:name="_Toc231414868"/>
       <w:r>
         <w:t>5.1. Períodos de Desarrollo</w:t>
       </w:r>
@@ -9316,7 +9330,7 @@
       <w:pPr>
         <w:pStyle w:val="Ttulo3"/>
       </w:pPr>
-      <w:bookmarkStart w:id="17" w:name="_Toc231322298"/>
+      <w:bookmarkStart w:id="17" w:name="_Toc231414869"/>
       <w:r>
         <w:lastRenderedPageBreak/>
         <w:t>5.2. Horas por Categoría</w:t>
@@ -10780,7 +10794,7 @@
         <w:pStyle w:val="Ttulo2"/>
         <w:ind w:left="708" w:hanging="708"/>
       </w:pPr>
-      <w:bookmarkStart w:id="18" w:name="_Toc231322299"/>
+      <w:bookmarkStart w:id="18" w:name="_Toc231414870"/>
       <w:r>
         <w:t>6. RECURSOS</w:t>
       </w:r>
@@ -10790,7 +10804,7 @@
       <w:pPr>
         <w:pStyle w:val="Ttulo3"/>
       </w:pPr>
-      <w:bookmarkStart w:id="19" w:name="_Toc231322300"/>
+      <w:bookmarkStart w:id="19" w:name="_Toc231414871"/>
       <w:r>
         <w:t>6.1. Recursos Humanos</w:t>
       </w:r>
@@ -10928,7 +10942,7 @@
       <w:pPr>
         <w:pStyle w:val="Ttulo3"/>
       </w:pPr>
-      <w:bookmarkStart w:id="20" w:name="_Toc231322301"/>
+      <w:bookmarkStart w:id="20" w:name="_Toc231414872"/>
       <w:r>
         <w:t>6.2. Recursos Espaciales</w:t>
       </w:r>
@@ -11016,7 +11030,7 @@
       <w:pPr>
         <w:pStyle w:val="Ttulo3"/>
       </w:pPr>
-      <w:bookmarkStart w:id="21" w:name="_Toc231322302"/>
+      <w:bookmarkStart w:id="21" w:name="_Toc231414873"/>
       <w:r>
         <w:lastRenderedPageBreak/>
         <w:t>6.3. Recursos Materiales y Tecnológicos</w:t>
@@ -12701,7 +12715,7 @@
       <w:pPr>
         <w:pStyle w:val="Ttulo3"/>
       </w:pPr>
-      <w:bookmarkStart w:id="22" w:name="_Toc231322303"/>
+      <w:bookmarkStart w:id="22" w:name="_Toc231414874"/>
       <w:r>
         <w:lastRenderedPageBreak/>
         <w:t>6.4. Licencias y Cumplimiento</w:t>
@@ -12857,7 +12871,7 @@
       <w:pPr>
         <w:pStyle w:val="Ttulo2"/>
       </w:pPr>
-      <w:bookmarkStart w:id="23" w:name="_Toc231322304"/>
+      <w:bookmarkStart w:id="23" w:name="_Toc231414875"/>
       <w:r>
         <w:t>7. CONCLUSIONES</w:t>
       </w:r>
@@ -12867,7 +12881,7 @@
       <w:pPr>
         <w:pStyle w:val="Ttulo3"/>
       </w:pPr>
-      <w:bookmarkStart w:id="24" w:name="_Toc231322305"/>
+      <w:bookmarkStart w:id="24" w:name="_Toc231414876"/>
       <w:r>
         <w:t>7.1. Conclusiones Técnicas</w:t>
       </w:r>
@@ -13493,7 +13507,7 @@
       <w:pPr>
         <w:pStyle w:val="Ttulo3"/>
       </w:pPr>
-      <w:bookmarkStart w:id="25" w:name="_Toc231322306"/>
+      <w:bookmarkStart w:id="25" w:name="_Toc231414877"/>
       <w:r>
         <w:t>7.2. Conclusiones Funcionales</w:t>
       </w:r>
@@ -13945,7 +13959,7 @@
       <w:pPr>
         <w:pStyle w:val="Ttulo3"/>
       </w:pPr>
-      <w:bookmarkStart w:id="26" w:name="_Toc231322307"/>
+      <w:bookmarkStart w:id="26" w:name="_Toc231414878"/>
       <w:r>
         <w:t>7.3. Aprendizajes Clave</w:t>
       </w:r>
@@ -14282,7 +14296,7 @@
       <w:pPr>
         <w:pStyle w:val="Ttulo3"/>
       </w:pPr>
-      <w:bookmarkStart w:id="27" w:name="_Toc231322308"/>
+      <w:bookmarkStart w:id="27" w:name="_Toc231414879"/>
       <w:r>
         <w:lastRenderedPageBreak/>
         <w:t>7.4. Líneas de Trabajo Futuro</w:t>
@@ -14776,7 +14790,7 @@
       <w:pPr>
         <w:pStyle w:val="Ttulo3"/>
       </w:pPr>
-      <w:bookmarkStart w:id="28" w:name="_Toc231322309"/>
+      <w:bookmarkStart w:id="28" w:name="_Toc231414880"/>
       <w:r>
         <w:t>7.5. Reflexión Final</w:t>
       </w:r>
@@ -14874,7 +14888,7 @@
       <w:pPr>
         <w:pStyle w:val="Ttulo2"/>
       </w:pPr>
-      <w:bookmarkStart w:id="29" w:name="_Toc231322310"/>
+      <w:bookmarkStart w:id="29" w:name="_Toc231414881"/>
       <w:r>
         <w:t>8. BIBLIOGRAFÍA Y WEBGRAFÍA</w:t>
       </w:r>
@@ -14884,7 +14898,7 @@
       <w:pPr>
         <w:pStyle w:val="Ttulo3"/>
       </w:pPr>
-      <w:bookmarkStart w:id="30" w:name="_Toc231322311"/>
+      <w:bookmarkStart w:id="30" w:name="_Toc231414882"/>
       <w:r>
         <w:t>8.1. Documentación Oficial</w:t>
       </w:r>
@@ -15116,7 +15130,7 @@
       <w:pPr>
         <w:pStyle w:val="Ttulo3"/>
       </w:pPr>
-      <w:bookmarkStart w:id="31" w:name="_Toc231322312"/>
+      <w:bookmarkStart w:id="31" w:name="_Toc231414883"/>
       <w:r>
         <w:t>8.2. APIs Externas Utilizadas</w:t>
       </w:r>
@@ -15196,21 +15210,6 @@
     </w:p>
     <w:p>
       <w:pPr>
-        <w:spacing w:after="120"/>
-        <w:ind w:left="720" w:hanging="360"/>
-        <w:rPr>
-          <w:rFonts w:ascii="Calibri" w:hAnsi="Calibri" w:cs="Calibri"/>
-        </w:rPr>
-      </w:pPr>
-      <w:r>
-        <w:rPr>
-          <w:rFonts w:ascii="Calibri" w:hAnsi="Calibri" w:cs="Calibri"/>
-        </w:rPr>
-        <w:t>• Nominatim (OSM Geocoding).: https://nominatim.org/release-docs/latest/api/</w:t>
-      </w:r>
-    </w:p>
-    <w:p>
-      <w:pPr>
         <w:spacing w:line="240" w:lineRule="auto"/>
         <w:rPr>
           <w:rFonts w:ascii="Calibri" w:hAnsi="Calibri" w:cs="Calibri"/>
@@ -15219,9 +15218,17 @@
     </w:p>
     <w:p>
       <w:pPr>
+        <w:spacing w:line="240" w:lineRule="auto"/>
+        <w:rPr>
+          <w:rFonts w:ascii="Calibri" w:hAnsi="Calibri" w:cs="Calibri"/>
+        </w:rPr>
+      </w:pPr>
+    </w:p>
+    <w:p>
+      <w:pPr>
         <w:pStyle w:val="Ttulo3"/>
       </w:pPr>
-      <w:bookmarkStart w:id="32" w:name="_Toc231322313"/>
+      <w:bookmarkStart w:id="32" w:name="_Toc231414884"/>
       <w:r>
         <w:lastRenderedPageBreak/>
         <w:t>8.3. Arquitectura y Patrones</w:t>
@@ -15277,7 +15284,7 @@
       <w:pPr>
         <w:pStyle w:val="Ttulo3"/>
       </w:pPr>
-      <w:bookmarkStart w:id="33" w:name="_Toc231322314"/>
+      <w:bookmarkStart w:id="33" w:name="_Toc231414885"/>
       <w:r>
         <w:t>8.</w:t>
       </w:r>
@@ -15399,7 +15406,7 @@
       <w:pPr>
         <w:pStyle w:val="Ttulo3"/>
       </w:pPr>
-      <w:bookmarkStart w:id="34" w:name="_Toc231322315"/>
+      <w:bookmarkStart w:id="34" w:name="_Toc231414886"/>
       <w:r>
         <w:t>8.</w:t>
       </w:r>
@@ -15475,7 +15482,7 @@
       <w:pPr>
         <w:pStyle w:val="Ttulo3"/>
       </w:pPr>
-      <w:bookmarkStart w:id="35" w:name="_Toc231322316"/>
+      <w:bookmarkStart w:id="35" w:name="_Toc231414887"/>
       <w:r>
         <w:t>8.</w:t>
       </w:r>
@@ -15535,7 +15542,7 @@
       <w:pPr>
         <w:pStyle w:val="Ttulo2"/>
       </w:pPr>
-      <w:bookmarkStart w:id="36" w:name="_Toc231322317"/>
+      <w:bookmarkStart w:id="36" w:name="_Toc231414888"/>
       <w:r>
         <w:lastRenderedPageBreak/>
         <w:t>ANEXOS</w:t>
@@ -15546,7 +15553,7 @@
       <w:pPr>
         <w:pStyle w:val="Ttulo3"/>
       </w:pPr>
-      <w:bookmarkStart w:id="37" w:name="_Toc231322318"/>
+      <w:bookmarkStart w:id="37" w:name="_Toc231414889"/>
       <w:r>
         <w:t>Anexo A: Diagrama Entidad-Relación</w:t>
       </w:r>
@@ -16221,7 +16228,7 @@
       <w:pPr>
         <w:pStyle w:val="Ttulo3"/>
       </w:pPr>
-      <w:bookmarkStart w:id="38" w:name="_Toc231322319"/>
+      <w:bookmarkStart w:id="38" w:name="_Toc231414890"/>
       <w:r>
         <w:lastRenderedPageBreak/>
         <w:t>Anexo B: Pantallas Principales</w:t>
@@ -16493,7 +16500,7 @@
       <w:pPr>
         <w:pStyle w:val="Ttulo3"/>
       </w:pPr>
-      <w:bookmarkStart w:id="39" w:name="_Toc231322320"/>
+      <w:bookmarkStart w:id="39" w:name="_Toc231414891"/>
       <w:r>
         <w:t>Anexo C: Instalación y Ejecución</w:t>
       </w:r>
@@ -16605,18 +16612,9 @@
       <w:pPr>
         <w:pStyle w:val="Ttulo3"/>
       </w:pPr>
-      <w:bookmarkStart w:id="40" w:name="_Toc231322321"/>
-      <w:r>
-        <w:t xml:space="preserve">Anexo </w:t>
-      </w:r>
-      <w:r>
-        <w:t>D</w:t>
-      </w:r>
-      <w:r>
-        <w:t xml:space="preserve">: </w:t>
-      </w:r>
-      <w:r>
-        <w:t>Guía de uso de la aplicación</w:t>
+      <w:bookmarkStart w:id="40" w:name="_Toc231414892"/>
+      <w:r>
+        <w:t>Anexo D: Guía de uso de la aplicación</w:t>
       </w:r>
       <w:bookmarkEnd w:id="40"/>
     </w:p>
@@ -17375,7 +17373,7 @@
       <w:pPr>
         <w:pStyle w:val="Ttulo3"/>
       </w:pPr>
-      <w:bookmarkStart w:id="41" w:name="_Toc231322322"/>
+      <w:bookmarkStart w:id="41" w:name="_Toc231414893"/>
       <w:r>
         <w:lastRenderedPageBreak/>
         <w:t xml:space="preserve">Anexo </w:t>
@@ -19003,6 +19001,7 @@
   <w:style w:type="character" w:default="1" w:styleId="Fuentedeprrafopredeter">
     <w:name w:val="Default Paragraph Font"/>
     <w:uiPriority w:val="1"/>
+    <w:semiHidden/>
     <w:unhideWhenUsed/>
   </w:style>
   <w:style w:type="table" w:default="1" w:styleId="Tablanormal">
